--- a/src/Tests/Inputs/cards/06/input.docx
+++ b/src/Tests/Inputs/cards/06/input.docx
@@ -1,6 +1,6 @@
 
 <file path=word/document.xml><?xml version="1.0" encoding="utf-8"?>
-<w:document xmlns:wpc="http://schemas.microsoft.com/office/word/2010/wordprocessingCanvas" xmlns:cx="http://schemas.microsoft.com/office/drawing/2014/chartex" xmlns:cx1="http://schemas.microsoft.com/office/drawing/2015/9/8/chartex" xmlns:cx2="http://schemas.microsoft.com/office/drawing/2015/10/21/chartex" xmlns:cx3="http://schemas.microsoft.com/office/drawing/2016/5/9/chartex" xmlns:cx4="http://schemas.microsoft.com/office/drawing/2016/5/10/chartex" xmlns:cx5="http://schemas.microsoft.com/office/drawing/2016/5/11/chartex" xmlns:cx6="http://schemas.microsoft.com/office/drawing/2016/5/12/chartex" xmlns:cx7="http://schemas.microsoft.com/office/drawing/2016/5/13/chartex" xmlns:cx8="http://schemas.microsoft.com/office/drawing/2016/5/14/chartex" xmlns:mc="http://schemas.openxmlformats.org/markup-compatibility/2006" xmlns:aink="http://schemas.microsoft.com/office/drawing/2016/ink" xmlns:am3d="http://schemas.microsoft.com/office/drawing/2017/model3d" xmlns:o="urn:schemas-microsoft-com:office:office" xmlns:oel="http://schemas.microsoft.com/office/2019/extlst" xmlns:r="http://schemas.openxmlformats.org/officeDocument/2006/relationships" xmlns:m="http://schemas.openxmlformats.org/officeDocument/2006/math" xmlns:v="urn:schemas-microsoft-com:vml" xmlns:wp14="http://schemas.microsoft.com/office/word/2010/wordprocessingDrawing" xmlns:wp="http://schemas.openxmlformats.org/drawingml/2006/wordprocessingDrawing" xmlns:w10="urn:schemas-microsoft-com:office:word" xmlns:w="http://schemas.openxmlformats.org/wordprocessingml/2006/main" xmlns:w14="http://schemas.microsoft.com/office/word/2010/wordml" xmlns:w15="http://schemas.microsoft.com/office/word/2012/wordml" xmlns:w16cex="http://schemas.microsoft.com/office/word/2018/wordml/cex" xmlns:w16cid="http://schemas.microsoft.com/office/word/2016/wordml/cid" xmlns:w16="http://schemas.microsoft.com/office/word/2018/wordml" xmlns:w16sdtdh="http://schemas.microsoft.com/office/word/2020/wordml/sdtdatahash" xmlns:w16se="http://schemas.microsoft.com/office/word/2015/wordml/symex" xmlns:wpg="http://schemas.microsoft.com/office/word/2010/wordprocessingGroup" xmlns:wpi="http://schemas.microsoft.com/office/word/2010/wordprocessingInk" xmlns:wne="http://schemas.microsoft.com/office/word/2006/wordml" xmlns:wps="http://schemas.microsoft.com/office/word/2010/wordprocessingShape" mc:Ignorable="w14 w15 w16se w16cid w16 w16cex w16sdtdh wp14">
+<w:document xmlns:a="http://schemas.openxmlformats.org/drawingml/2006/main" xmlns:adec="http://schemas.microsoft.com/office/drawing/2017/decorative" xmlns:wpc="http://schemas.microsoft.com/office/word/2010/wordprocessingCanvas" xmlns:cx="http://schemas.microsoft.com/office/drawing/2014/chartex" xmlns:cx1="http://schemas.microsoft.com/office/drawing/2015/9/8/chartex" xmlns:cx2="http://schemas.microsoft.com/office/drawing/2015/10/21/chartex" xmlns:cx3="http://schemas.microsoft.com/office/drawing/2016/5/9/chartex" xmlns:cx4="http://schemas.microsoft.com/office/drawing/2016/5/10/chartex" xmlns:cx5="http://schemas.microsoft.com/office/drawing/2016/5/11/chartex" xmlns:cx6="http://schemas.microsoft.com/office/drawing/2016/5/12/chartex" xmlns:cx7="http://schemas.microsoft.com/office/drawing/2016/5/13/chartex" xmlns:cx8="http://schemas.microsoft.com/office/drawing/2016/5/14/chartex" xmlns:mc="http://schemas.openxmlformats.org/markup-compatibility/2006" xmlns:aink="http://schemas.microsoft.com/office/drawing/2016/ink" xmlns:am3d="http://schemas.microsoft.com/office/drawing/2017/model3d" xmlns:o="urn:schemas-microsoft-com:office:office" xmlns:oel="http://schemas.microsoft.com/office/2019/extlst" xmlns:r="http://schemas.openxmlformats.org/officeDocument/2006/relationships" xmlns:m="http://schemas.openxmlformats.org/officeDocument/2006/math" xmlns:v="urn:schemas-microsoft-com:vml" xmlns:wp14="http://schemas.microsoft.com/office/word/2010/wordprocessingDrawing" xmlns:wp="http://schemas.openxmlformats.org/drawingml/2006/wordprocessingDrawing" xmlns:w10="urn:schemas-microsoft-com:office:word" xmlns:w="http://schemas.openxmlformats.org/wordprocessingml/2006/main" xmlns:w14="http://schemas.microsoft.com/office/word/2010/wordml" xmlns:w15="http://schemas.microsoft.com/office/word/2012/wordml" xmlns:w16cex="http://schemas.microsoft.com/office/word/2018/wordml/cex" xmlns:w16cid="http://schemas.microsoft.com/office/word/2016/wordml/cid" xmlns:w16="http://schemas.microsoft.com/office/word/2018/wordml" xmlns:w16sdtdh="http://schemas.microsoft.com/office/word/2020/wordml/sdtdatahash" xmlns:w16se="http://schemas.microsoft.com/office/word/2015/wordml/symex" xmlns:wpg="http://schemas.microsoft.com/office/word/2010/wordprocessingGroup" xmlns:wpi="http://schemas.microsoft.com/office/word/2010/wordprocessingInk" xmlns:wne="http://schemas.microsoft.com/office/word/2006/wordml" xmlns:wps="http://schemas.microsoft.com/office/word/2010/wordprocessingShape" mc:Ignorable="w14 w15 w16se w16cid w16 w16cex w16sdtdh wp14">
   <w:body>
     <w:p>
       <w:pPr>
@@ -14,7 +14,7 @@
         <mc:AlternateContent>
           <mc:Choice Requires="wpg">
             <w:drawing>
-              <wp:anchor distT="0" distB="0" distL="114300" distR="114300" simplePos="0" relativeHeight="251659264" behindDoc="1" locked="1" layoutInCell="1" allowOverlap="1" wp14:anchorId="25D51C26" wp14:editId="4369CB51">
+              <wp:anchor distT="0" distB="0" distL="114300" distR="114300" simplePos="0" relativeHeight="251659264" behindDoc="1" locked="1" layoutInCell="1" allowOverlap="1" wp14:editId="4369CB51" wp14:anchorId="25D51C26">
                 <wp:simplePos x="0" y="0"/>
                 <wp:positionH relativeFrom="margin">
                   <wp:posOffset>-64770</wp:posOffset>
@@ -28169,82 +28169,82 @@
           </mc:Choice>
           <mc:Fallback>
             <w:pict>
-              <v:group w14:anchorId="4646EB87" id="Background images-first page" o:spid="_x0000_s1026" alt="&quot;&quot;" style="position:absolute;margin-left:-5.1pt;margin-top:18.7pt;width:444.25pt;height:625.7pt;z-index:-251657216;mso-width-percent:727;mso-height-percent:791;mso-position-horizontal-relative:margin;mso-position-vertical-relative:margin;mso-width-percent:727;mso-height-percent:791" coordsize="56413,79463" o:gfxdata="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">
-                <v:rect id="Rectangle first page - Top" o:spid="_x0000_s1027" alt="Rectangle first page - Top" style="position:absolute;width:56413;height:38220;visibility:visible;mso-wrap-style:square;v-text-anchor:middle" o:gfxdata="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" fillcolor="#007d69 [2404]" strokecolor="#00a88e [3204]" strokeweight="1pt"/>
-                <v:rect id="Rectangle first page - Top" o:spid="_x0000_s1028" alt="Rectangle first page - Top" style="position:absolute;top:41243;width:56413;height:38220;visibility:visible;mso-wrap-style:square;v-text-anchor:middle" o:gfxdata="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" fillcolor="#007d69 [2404]" strokecolor="#00a88e [3204]" strokeweight="1pt"/>
-                <v:group id="Candles - top" o:spid="_x0000_s1029" alt="Candles - top" style="position:absolute;left:2952;top:5143;width:24232;height:32734" coordsize="24828,33570" o:gfxdata="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">
+              <v:group id="Background images-first page" style="position:absolute;margin-left:-5.1pt;margin-top:18.7pt;width:444.25pt;height:625.7pt;z-index:-251657216;mso-width-percent:727;mso-height-percent:791;mso-position-horizontal-relative:margin;mso-position-vertical-relative:margin;mso-width-percent:727;mso-height-percent:791" alt="&quot;&quot;" coordsize="56413,79463" o:spid="_x0000_s1026" o:gfxdata="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" w14:anchorId="4646EB87">
+                <v:rect id="Rectangle first page - Top" style="position:absolute;width:56413;height:38220;visibility:visible;mso-wrap-style:square;v-text-anchor:middle" alt="Rectangle first page - Top" o:spid="_x0000_s1027" fillcolor="#007d69 [2404]" strokecolor="#00a88e [3204]" strokeweight="1pt" o:gfxdata="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"/>
+                <v:rect id="Rectangle first page - Top" style="position:absolute;top:41243;width:56413;height:38220;visibility:visible;mso-wrap-style:square;v-text-anchor:middle" alt="Rectangle first page - Top" o:spid="_x0000_s1028" fillcolor="#007d69 [2404]" strokecolor="#00a88e [3204]" strokeweight="1pt" o:gfxdata="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"/>
+                <v:group id="Candles - top" style="position:absolute;left:2952;top:5143;width:24232;height:32734" alt="Candles - top" coordsize="24828,33570" o:spid="_x0000_s1029" o:gfxdata="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">
                   <o:lock v:ext="edit" aspectratio="t"/>
-                  <v:group id="Group 2" o:spid="_x0000_s1030" style="position:absolute;width:24828;height:14668" coordsize="24828,14668" o:gfxdata="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">
-                    <v:shape id="Freeform 10" o:spid="_x0000_s1031" style="position:absolute;width:24828;height:14620;visibility:visible;mso-wrap-style:square;v-text-anchor:top" coordsize="3127,1843" o:gfxdata="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" path="m1590,678r10,4l1613,694r12,18l1638,737r14,30l1665,801r14,39l1693,880r14,44l1719,968r12,45l1742,1058r11,44l1762,1144r8,41l1775,1221r3,28l1780,1280r1,36l1781,1355r-1,40l1777,1438r-4,44l1767,1526r-6,44l1751,1612r-10,42l1728,1693r-15,36l1697,1762r-20,27l1657,1813r-24,18l1607,1843r1,-40l1609,1764r3,-37l1614,1694r3,-28l1615,1645r-2,-16l1608,1615r-7,-9l1594,1600r-8,-3l1580,1596r-5,l1565,1600r-10,12l1545,1631r-10,28l1533,1673r-2,18l1529,1715r-2,28l1526,1774r-1,32l1525,1838r-26,-15l1476,1802r-20,-28l1438,1742r-15,-37l1410,1666r-10,-42l1391,1580r-7,-47l1379,1488r-2,-46l1374,1398r,-44l1376,1314r2,-38l1382,1242r4,-29l1393,1180r9,-37l1412,1104r11,-41l1436,1021r14,-42l1464,937r15,-41l1494,857r13,-36l1522,786r14,-30l1550,729r11,-21l1573,692r10,-12l1590,678xm2954,575r10,4l2975,591r13,19l2999,635r14,30l3025,700r13,39l3050,781r13,42l3074,868r11,46l3095,959r9,45l3112,1047r6,38l3123,1122r2,30l3127,1186r,37l3125,1265r-3,43l3118,1353r-6,46l3104,1444r-10,45l3083,1533r-14,43l3053,1614r-18,36l3015,1680r-21,25l2969,1725r-28,14l2944,1706r2,-30l2950,1649r2,-28l2952,1600r-2,-18l2945,1570r-6,-9l2931,1555r-6,-4l2919,1550r-6,l2902,1553r-10,13l2882,1585r-10,27l2868,1626r-2,20l2863,1673r-1,30l2860,1735r-26,-13l2813,1701r-19,-25l2777,1646r-14,-34l2750,1576r-10,-40l2733,1494r-6,-42l2722,1408r-3,-44l2718,1320r,-43l2719,1237r3,-37l2725,1163r4,-31l2734,1104r8,-34l2752,1034r11,-39l2776,955r13,-41l2804,872r15,-41l2836,791r15,-39l2867,715r15,-33l2897,651r14,-26l2925,604r11,-17l2945,577r9,-2xm184,572r10,4l207,587r14,18l234,629r15,30l264,693r17,36l296,771r16,42l327,857r14,44l355,945r11,44l377,1030r9,40l394,1106r5,27l402,1163r3,35l406,1235r1,40l407,1316r-2,42l402,1400r-5,44l391,1486r-7,41l374,1566r-13,36l347,1636r-15,30l313,1693r-21,21l269,1729r-26,10l243,1698r3,-37l246,1634r-2,-22l239,1596r-5,-12l227,1575r-6,-7l213,1566r-6,-1l202,1565r-10,5l182,1582r-9,20l165,1630r-2,12l162,1659r,20l162,1703r,27l136,1713r-22,-22l94,1664,76,1631,61,1596,47,1557,35,1516,25,1472r-8,-44l11,1384,6,1339,2,1296,1,1255,,1215r1,-37l2,1146r4,-28l11,1083r6,-36l26,1006r9,-41l46,922,57,880,70,838,83,797,95,757r14,-38l121,684r13,-31l146,626r11,-22l168,586r9,-10l184,572xm877,124r10,6l899,141r13,19l924,183r14,31l952,249r15,37l981,328r13,42l1007,414r12,45l1031,505r11,44l1051,591r7,39l1065,666r3,29l1071,729r1,38l1072,807r-1,43l1068,895r-5,45l1057,986r-7,46l1040,1075r-12,42l1014,1156r-16,36l979,1223r-20,28l935,1272r-25,15l910,1239r3,-44l914,1165r-1,-24l909,1122r-4,-15l899,1096r-6,-8l887,1083r-7,-4l875,1079r-5,l861,1083r-7,10l846,1108r-7,21l833,1157r-3,15l829,1193r,29l828,1255r,35l803,1277r-24,-17l759,1236r-19,-29l723,1173r-13,-36l698,1098r-10,-41l681,1014r-6,-45l671,925r-4,-44l666,838r,-41l667,758r3,-35l672,690r4,-27l682,629r9,-38l701,552r11,-40l725,469r12,-41l752,385r14,-40l781,305r14,-36l810,234r14,-30l836,177r13,-22l859,138r10,-10l877,124xm2140,r11,5l2163,17r13,17l2190,59r15,29l2219,122r15,38l2249,201r15,43l2278,288r13,45l2304,377r12,44l2326,462r9,40l2342,538r3,28l2349,599r3,36l2352,674r,41l2350,758r-2,44l2343,847r-6,44l2329,935r-10,41l2308,1015r-14,37l2278,1084r-19,29l2237,1137r-22,19l2189,1167r,-31l2191,1108r1,-30l2191,1054r-4,-19l2182,1020r-5,-11l2171,1001r-6,-5l2158,993r-6,l2147,993r-7,3l2132,1006r-7,15l2117,1043r-6,27l2108,1084r-1,22l2106,1132r,30l2081,1146r-24,-22l2037,1097r-18,-32l2003,1029r-14,-39l1978,949r-10,-44l1960,860r-6,-46l1950,769r-2,-44l1946,683r,-40l1948,605r1,-33l1953,544r6,-36l1966,472r9,-40l1985,392r12,-43l2009,306r13,-41l2035,224r14,-41l2063,146r13,-34l2089,81r13,-27l2113,32r10,-17l2132,4r8,-4xe" fillcolor="#ffec8f" strokecolor="#fcf675" strokeweight="0">
+                  <v:group id="Group 2" style="position:absolute;width:24828;height:14668" coordsize="24828,14668" o:spid="_x0000_s1030" o:gfxdata="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">
+                    <v:shape id="Freeform 10" style="position:absolute;width:24828;height:14620;visibility:visible;mso-wrap-style:square;v-text-anchor:top" coordsize="3127,1843" o:spid="_x0000_s1031" fillcolor="#ffec8f" strokecolor="#fcf675" strokeweight="0" path="m1590,678r10,4l1613,694r12,18l1638,737r14,30l1665,801r14,39l1693,880r14,44l1719,968r12,45l1742,1058r11,44l1762,1144r8,41l1775,1221r3,28l1780,1280r1,36l1781,1355r-1,40l1777,1438r-4,44l1767,1526r-6,44l1751,1612r-10,42l1728,1693r-15,36l1697,1762r-20,27l1657,1813r-24,18l1607,1843r1,-40l1609,1764r3,-37l1614,1694r3,-28l1615,1645r-2,-16l1608,1615r-7,-9l1594,1600r-8,-3l1580,1596r-5,l1565,1600r-10,12l1545,1631r-10,28l1533,1673r-2,18l1529,1715r-2,28l1526,1774r-1,32l1525,1838r-26,-15l1476,1802r-20,-28l1438,1742r-15,-37l1410,1666r-10,-42l1391,1580r-7,-47l1379,1488r-2,-46l1374,1398r,-44l1376,1314r2,-38l1382,1242r4,-29l1393,1180r9,-37l1412,1104r11,-41l1436,1021r14,-42l1464,937r15,-41l1494,857r13,-36l1522,786r14,-30l1550,729r11,-21l1573,692r10,-12l1590,678xm2954,575r10,4l2975,591r13,19l2999,635r14,30l3025,700r13,39l3050,781r13,42l3074,868r11,46l3095,959r9,45l3112,1047r6,38l3123,1122r2,30l3127,1186r,37l3125,1265r-3,43l3118,1353r-6,46l3104,1444r-10,45l3083,1533r-14,43l3053,1614r-18,36l3015,1680r-21,25l2969,1725r-28,14l2944,1706r2,-30l2950,1649r2,-28l2952,1600r-2,-18l2945,1570r-6,-9l2931,1555r-6,-4l2919,1550r-6,l2902,1553r-10,13l2882,1585r-10,27l2868,1626r-2,20l2863,1673r-1,30l2860,1735r-26,-13l2813,1701r-19,-25l2777,1646r-14,-34l2750,1576r-10,-40l2733,1494r-6,-42l2722,1408r-3,-44l2718,1320r,-43l2719,1237r3,-37l2725,1163r4,-31l2734,1104r8,-34l2752,1034r11,-39l2776,955r13,-41l2804,872r15,-41l2836,791r15,-39l2867,715r15,-33l2897,651r14,-26l2925,604r11,-17l2945,577r9,-2xm184,572r10,4l207,587r14,18l234,629r15,30l264,693r17,36l296,771r16,42l327,857r14,44l355,945r11,44l377,1030r9,40l394,1106r5,27l402,1163r3,35l406,1235r1,40l407,1316r-2,42l402,1400r-5,44l391,1486r-7,41l374,1566r-13,36l347,1636r-15,30l313,1693r-21,21l269,1729r-26,10l243,1698r3,-37l246,1634r-2,-22l239,1596r-5,-12l227,1575r-6,-7l213,1566r-6,-1l202,1565r-10,5l182,1582r-9,20l165,1630r-2,12l162,1659r,20l162,1703r,27l136,1713r-22,-22l94,1664,76,1631,61,1596,47,1557,35,1516,25,1472r-8,-44l11,1384,6,1339,2,1296,1,1255,,1215r1,-37l2,1146r4,-28l11,1083r6,-36l26,1006r9,-41l46,922,57,880,70,838,83,797,95,757r14,-38l121,684r13,-31l146,626r11,-22l168,586r9,-10l184,572xm877,124r10,6l899,141r13,19l924,183r14,31l952,249r15,37l981,328r13,42l1007,414r12,45l1031,505r11,44l1051,591r7,39l1065,666r3,29l1071,729r1,38l1072,807r-1,43l1068,895r-5,45l1057,986r-7,46l1040,1075r-12,42l1014,1156r-16,36l979,1223r-20,28l935,1272r-25,15l910,1239r3,-44l914,1165r-1,-24l909,1122r-4,-15l899,1096r-6,-8l887,1083r-7,-4l875,1079r-5,l861,1083r-7,10l846,1108r-7,21l833,1157r-3,15l829,1193r,29l828,1255r,35l803,1277r-24,-17l759,1236r-19,-29l723,1173r-13,-36l698,1098r-10,-41l681,1014r-6,-45l671,925r-4,-44l666,838r,-41l667,758r3,-35l672,690r4,-27l682,629r9,-38l701,552r11,-40l725,469r12,-41l752,385r14,-40l781,305r14,-36l810,234r14,-30l836,177r13,-22l859,138r10,-10l877,124xm2140,r11,5l2163,17r13,17l2190,59r15,29l2219,122r15,38l2249,201r15,43l2278,288r13,45l2304,377r12,44l2326,462r9,40l2342,538r3,28l2349,599r3,36l2352,674r,41l2350,758r-2,44l2343,847r-6,44l2329,935r-10,41l2308,1015r-14,37l2278,1084r-19,29l2237,1137r-22,19l2189,1167r,-31l2191,1108r1,-30l2191,1054r-4,-19l2182,1020r-5,-11l2171,1001r-6,-5l2158,993r-6,l2147,993r-7,3l2132,1006r-7,15l2117,1043r-6,27l2108,1084r-1,22l2106,1132r,30l2081,1146r-24,-22l2037,1097r-18,-32l2003,1029r-14,-39l1978,949r-10,-44l1960,860r-6,-46l1950,769r-2,-44l1946,683r,-40l1948,605r1,-33l1953,544r6,-36l1966,472r9,-40l1985,392r12,-43l2009,306r13,-41l2035,224r14,-41l2063,146r13,-34l2089,81r13,-27l2113,32r10,-17l2132,4r8,-4xe" o:gfxdata="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">
                       <v:path arrowok="t" o:connecttype="custom" o:connectlocs="1333132,666388;1405387,940084;1407769,1175700;1331544,1419249;1283904,1321670;1250556,1266138;1212444,1382756;1129867,1352610;1090961,1074155;1129867,843299;1219590,599750;2362161,468852;2440768,688601;2482850,940877;2447914,1216159;2337547,1353403;2327225,1233612;2277203,1289938;2204949,1305804;2158102,1047182;2185099,820292;2276409,567224;146097,453779;235025,611649;312838,877411;319190,1110647;248523,1343090;189767,1266138;144509,1255032;107985,1358956;13498,1132860;4764,886931;65902,632276;140539,456952;755892,197537;834498,468852;847996,710021;777330,970230;721749,890105;683637,859165;657435,995616;554215,871065;529601,601336;575653,372067;663787,140418;1727752,26973;1819063,264175;1867497,503758;1841295,774280;1738074,901211;1719018,790146;1676142,848852;1603094,844885;1546719,575157;1568158,342714;1648352,88852" o:connectangles="0,0,0,0,0,0,0,0,0,0,0,0,0,0,0,0,0,0,0,0,0,0,0,0,0,0,0,0,0,0,0,0,0,0,0,0,0,0,0,0,0,0,0,0,0,0,0,0,0,0,0,0,0,0,0,0"/>
                       <o:lock v:ext="edit" verticies="t"/>
                     </v:shape>
-                    <v:shape id="Freeform 11" o:spid="_x0000_s1032" style="position:absolute;left:1285;top:7874;width:22162;height:6794;visibility:visible;mso-wrap-style:square;v-text-anchor:top" coordsize="2790,855" o:gfxdata="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" path="m1418,603r6,1l1432,607r7,6l1446,622r5,14l1453,652r2,21l1452,701r-2,33l1447,771r-1,39l1445,850r-18,4l1407,855r-23,-2l1363,845r,-32l1364,781r1,-31l1367,722r2,-24l1371,680r2,-14l1383,638r10,-19l1403,607r10,-4l1418,603xm45,572r6,1l59,575r6,7l72,591r5,12l82,619r2,22l84,668r-3,37l81,746r-25,4l36,749,17,745,,737,,710,,686,,666,1,649,3,637r8,-28l20,589,30,577r10,-5l45,572xm2751,557r6,l2763,558r6,4l2777,568r6,9l2788,589r2,18l2790,628r-2,28l2784,683r-2,30l2779,746r-20,5l2738,751r-22,-2l2698,742r2,-32l2701,680r3,-27l2706,633r4,-14l2720,592r10,-19l2740,560r11,-3xm713,86r5,l725,90r6,5l737,103r6,11l747,129r4,19l752,172r-1,30l748,246r,48l726,301r-24,2l683,302r-17,-5l666,262r1,-33l667,200r1,-21l671,164r6,-28l684,115r8,-15l699,90r9,-4l713,86xm1990,r6,l2003,3r6,5l2015,16r5,11l2025,42r4,19l2030,85r-1,30l2027,143r,31l2010,178r-16,1l1968,177r-24,-8l1944,139r1,-26l1946,91r3,-14l1955,50r8,-22l1970,13r8,-10l1985,r5,xe" fillcolor="#f4bf00" strokecolor="#f3c100" strokeweight="0">
+                    <v:shape id="Freeform 11" style="position:absolute;left:1285;top:7874;width:22162;height:6794;visibility:visible;mso-wrap-style:square;v-text-anchor:top" coordsize="2790,855" o:spid="_x0000_s1032" fillcolor="#f4bf00" strokecolor="#f3c100" strokeweight="0" path="m1418,603r6,1l1432,607r7,6l1446,622r5,14l1453,652r2,21l1452,701r-2,33l1447,771r-1,39l1445,850r-18,4l1407,855r-23,-2l1363,845r,-32l1364,781r1,-31l1367,722r2,-24l1371,680r2,-14l1383,638r10,-19l1403,607r10,-4l1418,603xm45,572r6,1l59,575r6,7l72,591r5,12l82,619r2,22l84,668r-3,37l81,746r-25,4l36,749,17,745,,737,,710,,686,,666,1,649,3,637r8,-28l20,589,30,577r10,-5l45,572xm2751,557r6,l2763,558r6,4l2777,568r6,9l2788,589r2,18l2790,628r-2,28l2784,683r-2,30l2779,746r-20,5l2738,751r-22,-2l2698,742r2,-32l2701,680r3,-27l2706,633r4,-14l2720,592r10,-19l2740,560r11,-3xm713,86r5,l725,90r6,5l737,103r6,11l747,129r4,19l752,172r-1,30l748,246r,48l726,301r-24,2l683,302r-17,-5l666,262r1,-33l667,200r1,-21l671,164r6,-28l684,115r8,-15l699,90r9,-4l713,86xm1990,r6,l2003,3r6,5l2015,16r5,11l2025,42r4,19l2030,85r-1,30l2027,143r,31l2010,178r-16,1l1968,177r-24,-8l1944,139r1,-26l1946,91r3,-14l1955,50r8,-22l1970,13r8,-10l1985,r5,xe" o:gfxdata="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">
                       <v:path arrowok="t" o:connecttype="custom" o:connectlocs="1137465,482370;1152557,505415;1153351,557070;1148585,643689;1117607,679450;1082657,646074;1085834,573758;1090600,529256;1114430,482370;35744,454556;51631,462503;65134,491906;64340,560248;28595,595214;0,564222;794,515746;15886,468066;35744,454556;2194703,443431;2210590,458529;2216150,499058;2209795,566606;2174845,596803;2144661,564222;2149427,503031;2168491,455351;566349,68342;580647,75494;593356,102514;596534,160525;576676,239198;529016,236019;529811,158936;537754,108076;555229,71521;1580695,0;1595787,6357;1608496,33376;1611673,91388;1596581,141453;1544156,134301;1545745,72316;1559248,22251;1576723,0" o:connectangles="0,0,0,0,0,0,0,0,0,0,0,0,0,0,0,0,0,0,0,0,0,0,0,0,0,0,0,0,0,0,0,0,0,0,0,0,0,0,0,0,0,0,0,0"/>
                       <o:lock v:ext="edit" verticies="t"/>
                     </v:shape>
                   </v:group>
-                  <v:group id="Group 3" o:spid="_x0000_s1033" style="position:absolute;left:269;top:9064;width:23956;height:24506" coordorigin="269,9064" coordsize="23955,23542" o:gfxdata="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">
-                    <v:shape id="Freeform 4" o:spid="_x0000_s1034" style="position:absolute;left:476;top:15335;width:2619;height:17272;visibility:visible;mso-wrap-style:square;v-text-anchor:top" coordsize="330,2175" o:gfxdata="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" path="m328,2092r2,43l328,2151r-3,24l301,2175r16,-43l328,2092xm325,1720r,41l323,1775r-2,21l317,1822r-5,32l304,1889r-10,39l281,1967r-15,41l246,2047r-23,39l164,2175r-74,l115,2121r29,-54l177,2013r36,-55l244,1905r27,-50l293,1807r19,-45l325,1720xm320,1357r,30l318,1400r-1,20l313,1447r-5,32l299,1514r-10,39l277,1593r-16,41l242,1674r-24,41l183,1766r-34,51l119,1866r-29,49l65,1962r-20,45l30,2051r-10,41l19,2041r,l27,1993r12,-51l56,1886r21,-57l105,1771r31,-60l173,1652r35,-55l239,1544r28,-50l289,1445r18,-45l320,1357xm315,996r1,27l315,1036r-3,19l310,1081r-7,31l296,1149r-10,39l273,1229r-16,43l237,1313r-24,40l178,1405r-33,51l114,1505r-29,49l61,1600r-21,46l25,1688r-10,42l15,1677r,1l16,1679r8,-47l36,1580r16,-55l74,1467r26,-57l131,1350r37,-59l203,1235r31,-52l262,1132r22,-48l302,1038r13,-42xm311,631r,30l311,668r-1,14l307,705r-4,26l297,762r-8,36l279,835r-12,40l251,914r-21,40l208,992r-34,51l140,1095r-31,49l81,1193r-25,46l36,1283r-16,44l11,1368r-1,-55l10,1314r1,2l19,1268r12,-51l47,1161r22,-57l95,1046r31,-60l163,927r36,-55l230,818r28,-51l281,720r17,-45l311,631xm306,235r,61l306,296r,5l304,313r-1,20l299,360r-6,32l286,427r-10,39l263,506r-16,42l227,589r-24,39l169,680r-34,51l105,780,76,828,52,874,31,919,16,962,6,1003,5,936r,l13,897,26,856,40,815,56,772,74,731,93,690r20,-39l131,612r18,-35l167,545r16,-29l197,493r11,-19l232,431r20,-39l269,355r15,-37l296,278r10,-43xm194,r25,3l241,13r21,17l264,35r3,9l268,55r-1,14l264,86r-6,22l249,133r-10,18l227,175r-15,28l194,234r-19,34l155,303r-21,38l113,377,93,415,72,453,54,488,37,520,24,552,12,579,6,602r-3,9l1,624,,568,7,529,17,488,30,444,45,400,62,355,81,311r19,-43l120,228r19,-38l159,156r18,-27l193,106,209,84,222,66r7,-15l234,40r2,-10l233,22r-5,-6l219,11,207,6,192,1,194,xe" fillcolor="#2e3192 [3208]" stroked="f" strokeweight="0">
+                  <v:group id="Group 3" style="position:absolute;left:269;top:9064;width:23956;height:24506" coordsize="23955,23542" coordorigin="269,9064" o:spid="_x0000_s1033" o:gfxdata="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">
+                    <v:shape id="Freeform 4" style="position:absolute;left:476;top:15335;width:2619;height:17272;visibility:visible;mso-wrap-style:square;v-text-anchor:top" coordsize="330,2175" o:spid="_x0000_s1034" fillcolor="#2e3192 [3208]" stroked="f" strokeweight="0" path="m328,2092r2,43l328,2151r-3,24l301,2175r16,-43l328,2092xm325,1720r,41l323,1775r-2,21l317,1822r-5,32l304,1889r-10,39l281,1967r-15,41l246,2047r-23,39l164,2175r-74,l115,2121r29,-54l177,2013r36,-55l244,1905r27,-50l293,1807r19,-45l325,1720xm320,1357r,30l318,1400r-1,20l313,1447r-5,32l299,1514r-10,39l277,1593r-16,41l242,1674r-24,41l183,1766r-34,51l119,1866r-29,49l65,1962r-20,45l30,2051r-10,41l19,2041r,l27,1993r12,-51l56,1886r21,-57l105,1771r31,-60l173,1652r35,-55l239,1544r28,-50l289,1445r18,-45l320,1357xm315,996r1,27l315,1036r-3,19l310,1081r-7,31l296,1149r-10,39l273,1229r-16,43l237,1313r-24,40l178,1405r-33,51l114,1505r-29,49l61,1600r-21,46l25,1688r-10,42l15,1677r,1l16,1679r8,-47l36,1580r16,-55l74,1467r26,-57l131,1350r37,-59l203,1235r31,-52l262,1132r22,-48l302,1038r13,-42xm311,631r,30l311,668r-1,14l307,705r-4,26l297,762r-8,36l279,835r-12,40l251,914r-21,40l208,992r-34,51l140,1095r-31,49l81,1193r-25,46l36,1283r-16,44l11,1368r-1,-55l10,1314r1,2l19,1268r12,-51l47,1161r22,-57l95,1046r31,-60l163,927r36,-55l230,818r28,-51l281,720r17,-45l311,631xm306,235r,61l306,296r,5l304,313r-1,20l299,360r-6,32l286,427r-10,39l263,506r-16,42l227,589r-24,39l169,680r-34,51l105,780,76,828,52,874,31,919,16,962,6,1003,5,936r,l13,897,26,856,40,815,56,772,74,731,93,690r20,-39l131,612r18,-35l167,545r16,-29l197,493r11,-19l232,431r20,-39l269,355r15,-37l296,278r10,-43xm194,r25,3l241,13r21,17l264,35r3,9l268,55r-1,14l264,86r-6,22l249,133r-10,18l227,175r-15,28l194,234r-19,34l155,303r-21,38l113,377,93,415,72,453,54,488,37,520,24,552,12,579,6,602r-3,9l1,624,,568,7,529,17,488,30,444,45,400,62,355,81,311r19,-43l120,228r19,-38l159,156r18,-27l193,106,209,84,222,66r7,-15l234,40r2,-10l233,22r-5,-6l219,11,207,6,192,1,194,xe" o:gfxdata="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">
                       <v:path arrowok="t" o:connecttype="custom" o:connectlocs="257969,1727200;257969,1365878;251619,1446877;223044,1562024;130175,1727200;140494,1598553;232569,1434966;254000,1101437;244475,1174496;207169,1297584;118269,1442907;35719,1593789;15081,1620789;61119,1452436;165100,1268202;243682,1111761;250032,822703;234950,912438;188119,1042673;90488,1195143;19844,1340466;12700,1333319;58738,1164967;161132,980732;239713,824291;246857,530469;235744,605116;199232,725821;111125,869556;28575,1018849;7938,1043467;37306,921967;129381,736145;223044,571763;242888,235058;240507,264440;219075,370058;161132,498704;60325,657527;4763,796497;20638,679762;73819,547939;132557,432793;184150,342264;234950,220764;191294,10323;212725,43676;197644,105617;153988,185823;89694,299381;29369,412940;2381,485204;13494,387528;64294,246970;126206,123882;176213,52412;184944,17471;152400,794" o:connectangles="0,0,0,0,0,0,0,0,0,0,0,0,0,0,0,0,0,0,0,0,0,0,0,0,0,0,0,0,0,0,0,0,0,0,0,0,0,0,0,0,0,0,0,0,0,0,0,0,0,0,0,0,0,0,0,0,0,0"/>
                       <o:lock v:ext="edit" verticies="t"/>
                     </v:shape>
-                    <v:shape id="Freeform 5" o:spid="_x0000_s1035" style="position:absolute;left:15843;top:11350;width:2476;height:21257;visibility:visible;mso-wrap-style:square;v-text-anchor:top" coordsize="311,2678" o:gfxdata="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" path="m311,2484r,47l311,2530r,4l310,2545r-1,16l306,2584r-3,28l298,2643r-7,35l244,2678r22,-53l285,2576r16,-47l311,2484xm311,2042r,48l311,2088r-1,4l310,2106r-2,20l305,2154r-5,32l294,2223r-9,40l275,2305r-14,46l246,2394r-20,44l205,2481r-39,68l128,2614r-34,64l39,2678r23,-69l89,2537r33,-71l160,2393r36,-65l229,2264r28,-60l280,2147r19,-55l311,2042xm311,1613r,41l310,1668r-2,21l304,1717r-4,33l293,1786r-9,39l274,1868r-14,42l245,1954r-19,44l204,2039r-34,61l136,2159r-32,57l76,2272r-25,55l30,2378r-16,52l3,2477r,-54l3,2425r7,-49l20,2322r14,-55l52,2208r21,-59l98,2087r29,-61l160,1965r36,-66l229,1835r27,-60l280,1718r19,-55l311,1613xm310,1184r,35l310,1218r,5l309,1235r-3,20l304,1283r-5,33l293,1352r-9,40l274,1435r-14,45l245,1524r-19,45l204,1612r-36,60l136,1730r-32,57l76,1844r-25,54l29,1950r-16,51l3,2049,2,1996r1,l9,1947r11,-53l34,1837r18,-57l73,1720r24,-62l126,1598r32,-62l196,1470r33,-63l256,1347r24,-58l298,1235r12,-51xm310,751r,40l309,805r-3,21l304,855r-5,33l293,925r-9,41l273,1008r-13,44l244,1097r-19,43l202,1183r-34,60l135,1302r-32,57l76,1415r-25,54l29,1521r-16,50l2,1620r,-57l2,1564r7,-50l19,1461r14,-55l51,1347r21,-59l97,1226r29,-61l158,1105r37,-67l227,974r29,-60l279,856r19,-54l310,751xm309,282r1,76l309,357r,5l308,375r-3,20l303,422r-5,33l291,491r-7,40l273,574r-13,45l244,663r-19,44l202,750r-35,60l135,869r-32,58l74,983r-25,54l28,1090r-16,50l2,1189r,-88l2,1102r10,-45l23,1009,38,962,54,913,73,864,92,816r19,-45l131,727r19,-40l167,649r16,-32l197,589r12,-22l232,516r22,-46l273,426r15,-45l299,333r10,-51xm201,r19,3l237,11r15,12l268,41r2,6l273,57r1,14l273,87r-3,22l264,133r-10,28l245,185r-14,28l216,245r-17,37l178,322r-20,43l136,407r-22,44l93,496,73,539,54,580,38,621,24,657,13,690,4,717r-1,8l,738,,677r,5l7,639r8,-45l27,547,40,498,57,449,73,398,92,351r19,-47l130,262r17,-40l166,185r16,-30l197,130r17,-25l226,84r9,-19l240,51r1,-13l240,28r-5,-8l226,13,215,6,201,r,xe" fillcolor="#9109d1 [3209]" stroked="f" strokeweight="0">
+                    <v:shape id="Freeform 5" style="position:absolute;left:15843;top:11350;width:2476;height:21257;visibility:visible;mso-wrap-style:square;v-text-anchor:top" coordsize="311,2678" o:spid="_x0000_s1035" fillcolor="#9109d1 [3209]" stroked="f" strokeweight="0" path="m311,2484r,47l311,2530r,4l310,2545r-1,16l306,2584r-3,28l298,2643r-7,35l244,2678r22,-53l285,2576r16,-47l311,2484xm311,2042r,48l311,2088r-1,4l310,2106r-2,20l305,2154r-5,32l294,2223r-9,40l275,2305r-14,46l246,2394r-20,44l205,2481r-39,68l128,2614r-34,64l39,2678r23,-69l89,2537r33,-71l160,2393r36,-65l229,2264r28,-60l280,2147r19,-55l311,2042xm311,1613r,41l310,1668r-2,21l304,1717r-4,33l293,1786r-9,39l274,1868r-14,42l245,1954r-19,44l204,2039r-34,61l136,2159r-32,57l76,2272r-25,55l30,2378r-16,52l3,2477r,-54l3,2425r7,-49l20,2322r14,-55l52,2208r21,-59l98,2087r29,-61l160,1965r36,-66l229,1835r27,-60l280,1718r19,-55l311,1613xm310,1184r,35l310,1218r,5l309,1235r-3,20l304,1283r-5,33l293,1352r-9,40l274,1435r-14,45l245,1524r-19,45l204,1612r-36,60l136,1730r-32,57l76,1844r-25,54l29,1950r-16,51l3,2049,2,1996r1,l9,1947r11,-53l34,1837r18,-57l73,1720r24,-62l126,1598r32,-62l196,1470r33,-63l256,1347r24,-58l298,1235r12,-51xm310,751r,40l309,805r-3,21l304,855r-5,33l293,925r-9,41l273,1008r-13,44l244,1097r-19,43l202,1183r-34,60l135,1302r-32,57l76,1415r-25,54l29,1521r-16,50l2,1620r,-57l2,1564r7,-50l19,1461r14,-55l51,1347r21,-59l97,1226r29,-61l158,1105r37,-67l227,974r29,-60l279,856r19,-54l310,751xm309,282r1,76l309,357r,5l308,375r-3,20l303,422r-5,33l291,491r-7,40l273,574r-13,45l244,663r-19,44l202,750r-35,60l135,869r-32,58l74,983r-25,54l28,1090r-16,50l2,1189r,-88l2,1102r10,-45l23,1009,38,962,54,913,73,864,92,816r19,-45l131,727r19,-40l167,649r16,-32l197,589r12,-22l232,516r22,-46l273,426r15,-45l299,333r10,-51xm201,r19,3l237,11r15,12l268,41r2,6l273,57r1,14l273,87r-3,22l264,133r-10,28l245,185r-14,28l216,245r-17,37l178,322r-20,43l136,407r-22,44l93,496,73,539,54,580,38,621,24,657,13,690,4,717r-1,8l,738,,677r,5l7,639r8,-45l27,547,40,498,57,449,73,398,92,351r19,-47l130,262r17,-40l166,185r16,-30l197,130r17,-25l226,84r9,-19l240,51r1,-13l240,28r-5,-8l226,13,215,6,201,r,xe" o:gfxdata="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">
                       <v:path arrowok="t" o:connecttype="custom" o:connectlocs="246854,2020094;231724,2125663;247650,1971675;246854,1671638;226946,1796257;163242,1969294;49371,2070894;182353,1797050;247650,1280319;238891,1389063;195094,1550988;82815,1758950;2389,1966119;27074,1799432;127408,1559719;238094,1320007;246854,970756;233317,1073150;179964,1245394;60519,1463675;1593,1584325;41408,1412875;156075,1166813;246854,939800;242076,678656;207039,835025;107501,1033463;10352,1246982;15130,1159669;100334,924719;222168,679450;246057,283369;237298,361156;194298,526256;82019,735806;1593,943769;30259,763588;104316,577056;166427,450056;238094,264319;200668,18256;217391,69056;183946,169069;108297,323056;30259,492919;0,585788;21500,434181;88390,241300;156872,103188;191909,30163;160057,0" o:connectangles="0,0,0,0,0,0,0,0,0,0,0,0,0,0,0,0,0,0,0,0,0,0,0,0,0,0,0,0,0,0,0,0,0,0,0,0,0,0,0,0,0,0,0,0,0,0,0,0,0,0,0"/>
                       <o:lock v:ext="edit" verticies="t"/>
                     </v:shape>
-                    <v:shape id="Freeform 6" o:spid="_x0000_s1036" style="position:absolute;left:10541;top:15605;width:3000;height:17002;visibility:visible;mso-wrap-style:square;v-text-anchor:top" coordsize="379,2143" o:gfxdata="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" path="m308,2094r-1,36l307,2130r,2l307,2134r-1,4l306,2143r-15,l301,2118r7,-24xm322,1723r-1,36l321,1765r-3,14l315,1799r-5,27l303,1857r-10,35l282,1930r-15,39l248,2009r-21,39l202,2085r-43,58l76,2143r39,-66l160,2010r38,-54l233,1905r30,-49l288,1809r20,-45l322,1723xm336,1361r-1,29l333,1400r-2,17l327,1439r-5,28l315,1497r-10,34l292,1567r-14,38l261,1641r-22,38l216,1714r-37,50l143,1812r-33,47l79,1906r-27,45l30,1995r-18,41l,2078r1,-49l2,2030r10,-48l27,1931r19,-54l71,1822r29,-58l134,1706r40,-56l212,1596r35,-51l277,1496r25,-48l322,1404r14,-43xm350,1001r-2,29l347,1043r-2,20l340,1089r-8,32l323,1156r-12,39l296,1233r-19,42l256,1315r-27,38l193,1403r-36,49l124,1499r-31,47l66,1591r-22,43l25,1676r-11,40l15,1668r1,1l26,1621r15,-50l60,1517r25,-56l114,1403r35,-57l188,1289r38,-54l261,1185r29,-49l315,1088r20,-44l350,1001xm364,639r-2,32l361,685r-4,22l352,733r-7,31l336,799r-13,38l308,876r-17,40l269,955r-26,38l207,1043r-37,47l138,1138r-32,47l80,1230r-24,44l39,1316r-12,40l29,1304r1,1l40,1259r15,-52l75,1153r24,-56l128,1040r35,-57l202,925r39,-53l274,821r29,-49l328,725r20,-45l364,639xm379,245r-3,64l375,324r-4,21l366,372r-7,31l348,438r-11,36l322,513r-19,40l282,591r-24,38l221,679r-37,49l152,776r-32,46l94,867,71,911,52,952,41,994r3,-77l55,880,69,841,85,801r19,-41l123,720r21,-40l165,643r22,-37l207,574r19,-32l243,516r14,-23l269,474r27,-40l317,397r20,-37l354,325r13,-39l379,245xm280,r25,4l327,15r19,19l348,39r3,9l351,59r-1,14l347,91r-7,20l328,136r-10,19l305,177r-17,28l269,235r-21,32l226,301r-23,37l180,374r-22,36l135,446r-20,35l98,513,83,542,70,570r-9,22l59,601r-4,15l57,561r9,-39l78,482,93,438r17,-44l130,350r20,-44l173,265r21,-40l216,188r21,-32l256,128r17,-21l291,86,305,68r8,-14l320,43r1,-10l318,25r-5,-6l305,13,293,8,278,1r,-1l280,xe" fillcolor="#f58220 [3206]" stroked="f" strokeweight="0">
+                    <v:shape id="Freeform 6" style="position:absolute;left:10541;top:15605;width:3000;height:17002;visibility:visible;mso-wrap-style:square;v-text-anchor:top" coordsize="379,2143" o:spid="_x0000_s1036" fillcolor="#f58220 [3206]" stroked="f" strokeweight="0" path="m308,2094r-1,36l307,2130r,2l307,2134r-1,4l306,2143r-15,l301,2118r7,-24xm322,1723r-1,36l321,1765r-3,14l315,1799r-5,27l303,1857r-10,35l282,1930r-15,39l248,2009r-21,39l202,2085r-43,58l76,2143r39,-66l160,2010r38,-54l233,1905r30,-49l288,1809r20,-45l322,1723xm336,1361r-1,29l333,1400r-2,17l327,1439r-5,28l315,1497r-10,34l292,1567r-14,38l261,1641r-22,38l216,1714r-37,50l143,1812r-33,47l79,1906r-27,45l30,1995r-18,41l,2078r1,-49l2,2030r10,-48l27,1931r19,-54l71,1822r29,-58l134,1706r40,-56l212,1596r35,-51l277,1496r25,-48l322,1404r14,-43xm350,1001r-2,29l347,1043r-2,20l340,1089r-8,32l323,1156r-12,39l296,1233r-19,42l256,1315r-27,38l193,1403r-36,49l124,1499r-31,47l66,1591r-22,43l25,1676r-11,40l15,1668r1,1l26,1621r15,-50l60,1517r25,-56l114,1403r35,-57l188,1289r38,-54l261,1185r29,-49l315,1088r20,-44l350,1001xm364,639r-2,32l361,685r-4,22l352,733r-7,31l336,799r-13,38l308,876r-17,40l269,955r-26,38l207,1043r-37,47l138,1138r-32,47l80,1230r-24,44l39,1316r-12,40l29,1304r1,1l40,1259r15,-52l75,1153r24,-56l128,1040r35,-57l202,925r39,-53l274,821r29,-49l328,725r20,-45l364,639xm379,245r-3,64l375,324r-4,21l366,372r-7,31l348,438r-11,36l322,513r-19,40l282,591r-24,38l221,679r-37,49l152,776r-32,46l94,867,71,911,52,952,41,994r3,-77l55,880,69,841,85,801r19,-41l123,720r21,-40l165,643r22,-37l207,574r19,-32l243,516r14,-23l269,474r27,-40l317,397r20,-37l354,325r13,-39l379,245xm280,r25,4l327,15r19,19l348,39r3,9l351,59r-1,14l347,91r-7,20l328,136r-10,19l305,177r-17,28l269,235r-21,32l226,301r-23,37l180,374r-22,36l135,446r-20,35l98,513,83,542,70,570r-9,22l59,601r-4,15l57,561r9,-39l78,482,93,438r17,-44l130,350r20,-44l173,265r21,-40l216,188r21,-32l256,128r17,-21l291,86,305,68r8,-14l320,43r1,-10l318,25r-5,-6l305,13,293,8,278,1r,-1l280,xe" o:gfxdata="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">
                       <v:path arrowok="t" o:connecttype="custom" o:connectlocs="243039,1691486;230372,1700213;254122,1395555;245414,1448712;211372,1562165;125873,1700213;156748,1551851;243830,1399522;263622,1110732;249372,1187690;206622,1301936;113207,1437604;23750,1582793;1583,1610561;56208,1445538;167831,1266234;254914,1113905;274705,827495;255705,917147;202664,1043294;98165,1189276;19791,1329705;20583,1286069;90249,1113112;206622,940155;277080,794173;282622,560920;255705,664059;192373,787826;83916,940155;21375,1075823;43541,957609;129040,779892;239872,612489;300038,194378;289746,295137;254914,407004;174956,538705;74416,687860;34833,727529;82332,602969;148040,480788;203456,391136;266788,285617;221664,0;275497,30942;274705,72198;241455,140428;178914,238807;106874,353847;55416,452227;45124,445086;87082,312592;153581,178510;216122,84892;253330,34115;241455,10314;221664,0" o:connectangles="0,0,0,0,0,0,0,0,0,0,0,0,0,0,0,0,0,0,0,0,0,0,0,0,0,0,0,0,0,0,0,0,0,0,0,0,0,0,0,0,0,0,0,0,0,0,0,0,0,0,0,0,0,0,0,0,0,0"/>
                       <o:lock v:ext="edit" verticies="t"/>
                     </v:shape>
-                    <v:shape id="Freeform 7" o:spid="_x0000_s1037" style="position:absolute;left:5699;top:12033;width:2492;height:20574;visibility:visible;mso-wrap-style:square;v-text-anchor:top" coordsize="314,2592" o:gfxdata="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" path="m314,2472r,59l313,2538r-3,14l308,2569r-3,23l279,2592r15,-43l305,2509r9,-37xm313,2034r,55l313,2088r-2,3l311,2103r-2,17l306,2144r-4,29l297,2204r-7,37l281,2280r-10,40l257,2361r-15,42l225,2443r-22,39l172,2538r-31,54l68,2592r25,-65l124,2460r36,-66l197,2326r33,-64l259,2199r23,-57l300,2086r13,-52xm311,1608r,47l310,1669r-2,21l305,1718r-5,32l292,1787r-8,38l274,1868r-14,44l244,1955r-19,44l203,2040r-38,66l128,2172r-34,62l64,2296r-25,58l18,2411,4,2465r,-41l5,2426r9,-56l25,2308r18,-65l64,2175r27,-70l122,2035r36,-69l196,1898r32,-64l257,1773r24,-58l299,1661r12,-53xm310,1184r,37l310,1218r-1,5l309,1236r-3,21l304,1284r-5,32l292,1353r-8,40l274,1437r-14,43l244,1524r-19,46l203,1612r-33,58l137,1728r-31,56l78,1839r-25,53l32,1943r-17,49l3,2040r,-44l3,1996r8,-56l24,1878r18,-64l63,1746r26,-70l122,1607r36,-70l196,1470r32,-62l256,1346r24,-56l297,1236r13,-52xm309,755r,35l309,789r,5l308,808r-2,20l302,854r-3,33l292,925r-8,40l272,1008r-12,43l244,1097r-19,43l202,1183r-34,59l136,1301r-32,57l75,1413r-25,54l30,1518r-16,50l3,1616,1,1560r9,-57l24,1443r16,-65l63,1311r26,-68l122,1173r36,-68l195,1039r32,-63l255,917r22,-58l296,807r13,-52xm308,291r1,75l306,384r-2,26l300,442r-6,37l286,521r-11,45l262,612r-16,47l226,706r-24,44l167,811r-33,59l103,927,74,982r-25,54l28,1089r-17,50l1,1188r,-89l10,1054r13,-46l38,959,54,911,73,862,92,816r20,-46l131,726r18,-40l167,650r16,-33l197,590r11,-23l232,518r22,-45l271,429r15,-42l297,340r11,-49xm200,r18,3l237,9r17,10l270,34r-4,l264,34r,1l266,38r3,5l271,50r1,12l274,74r-2,16l270,111r-6,23l254,162r-9,24l232,213r-16,33l198,282r-20,41l158,365r-21,43l114,452,94,497,73,540,54,581,38,621,24,657,13,690,4,718r-1,8l,743,,678,6,631,18,582,30,530,47,477,64,424,83,373r20,-52l123,274r20,-44l163,191r18,-34l197,131r18,-26l227,83r8,-18l240,50r1,-11l240,29r-6,-9l226,13,213,6,200,xe" fillcolor="#ed1c24 [3205]" stroked="f" strokeweight="0">
+                    <v:shape id="Freeform 7" style="position:absolute;left:5699;top:12033;width:2492;height:20574;visibility:visible;mso-wrap-style:square;v-text-anchor:top" coordsize="314,2592" o:spid="_x0000_s1037" fillcolor="#ed1c24 [3205]" stroked="f" strokeweight="0" path="m314,2472r,59l313,2538r-3,14l308,2569r-3,23l279,2592r15,-43l305,2509r9,-37xm313,2034r,55l313,2088r-2,3l311,2103r-2,17l306,2144r-4,29l297,2204r-7,37l281,2280r-10,40l257,2361r-15,42l225,2443r-22,39l172,2538r-31,54l68,2592r25,-65l124,2460r36,-66l197,2326r33,-64l259,2199r23,-57l300,2086r13,-52xm311,1608r,47l310,1669r-2,21l305,1718r-5,32l292,1787r-8,38l274,1868r-14,44l244,1955r-19,44l203,2040r-38,66l128,2172r-34,62l64,2296r-25,58l18,2411,4,2465r,-41l5,2426r9,-56l25,2308r18,-65l64,2175r27,-70l122,2035r36,-69l196,1898r32,-64l257,1773r24,-58l299,1661r12,-53xm310,1184r,37l310,1218r-1,5l309,1236r-3,21l304,1284r-5,32l292,1353r-8,40l274,1437r-14,43l244,1524r-19,46l203,1612r-33,58l137,1728r-31,56l78,1839r-25,53l32,1943r-17,49l3,2040r,-44l3,1996r8,-56l24,1878r18,-64l63,1746r26,-70l122,1607r36,-70l196,1470r32,-62l256,1346r24,-56l297,1236r13,-52xm309,755r,35l309,789r,5l308,808r-2,20l302,854r-3,33l292,925r-8,40l272,1008r-12,43l244,1097r-19,43l202,1183r-34,59l136,1301r-32,57l75,1413r-25,54l30,1518r-16,50l3,1616,1,1560r9,-57l24,1443r16,-65l63,1311r26,-68l122,1173r36,-68l195,1039r32,-63l255,917r22,-58l296,807r13,-52xm308,291r1,75l306,384r-2,26l300,442r-6,37l286,521r-11,45l262,612r-16,47l226,706r-24,44l167,811r-33,59l103,927,74,982r-25,54l28,1089r-17,50l1,1188r,-89l10,1054r13,-46l38,959,54,911,73,862,92,816r20,-46l131,726r18,-40l167,650r16,-33l197,590r11,-23l232,518r22,-45l271,429r15,-42l297,340r11,-49xm200,r18,3l237,9r17,10l270,34r-4,l264,34r,1l266,38r3,5l271,50r1,12l274,74r-2,16l270,111r-6,23l254,162r-9,24l232,213r-16,33l198,282r-20,41l158,365r-21,43l114,452,94,497,73,540,54,581,38,621,24,657,13,690,4,718r-1,8l,743,,678,6,631,18,582,30,530,47,477,64,424,83,373r20,-52l123,274r20,-44l163,191r18,-34l197,131r18,-26l227,83r8,-18l240,50r1,-11l240,29r-6,-9l226,13,213,6,200,xe" o:gfxdata="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">
                       <v:path arrowok="t" o:connecttype="custom" o:connectlocs="246063,2025650;233363,2023269;248444,1658144;245269,1682750;230188,1778794;192088,1907381;111919,2057400;127000,1900238;223838,1700213;246857,1313656;238125,1389063;206375,1517650;130969,1671638;30956,1868488;3969,1925638;50800,1726406;155575,1506538;237332,1318419;246063,966788;241300,1019175;217488,1140619;161132,1279525;61913,1459706;2381,1619250;19050,1490663;96838,1275556;203200,1068388;245269,599281;244475,641350;231775,734219;193675,870744;107950,1032669;23813,1204913;7938,1193006;70644,986631;180182,774700;245269,599281;241300,325438;218282,449263;160338,595313;58738,779463;794,942975;30163,761206;88900,611188;145257,489744;201613,375444;244475,230981;201613,15081;209550,27781;215900,49213;209550,106363;171450,195263;108744,323850;42863,461169;3175,569913;4763,500856;50800,336550;113506,182563;170657,83344;191294,30956;169069,4763" o:connectangles="0,0,0,0,0,0,0,0,0,0,0,0,0,0,0,0,0,0,0,0,0,0,0,0,0,0,0,0,0,0,0,0,0,0,0,0,0,0,0,0,0,0,0,0,0,0,0,0,0,0,0,0,0,0,0,0,0,0,0,0,0"/>
                       <o:lock v:ext="edit" verticies="t"/>
                     </v:shape>
-                    <v:shape id="Freeform 8" o:spid="_x0000_s1038" style="position:absolute;left:269;top:9064;width:23956;height:23543;visibility:visible;mso-wrap-style:square;v-text-anchor:top" coordsize="3017,2967" o:gfxdata="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" path="m1600,2954r3,7l1605,2967r-6,l1599,2962r1,-4l1600,2956r,-2xm355,2918r6,13l366,2947r4,20l350,2967r2,-20l355,2931r,-10l355,2918xm2883,2909r7,15l2892,2944r3,23l2873,2967r5,-24l2881,2924r2,-11l2883,2909xm997,2904r4,12l1004,2931r2,17l1007,2967r-19,l991,2946r2,-18l996,2916r1,-9l997,2904xm2272,2819r8,19l2285,2864r2,30l2289,2929r1,38l2252,2967r7,-35l2264,2901r3,-28l2270,2850r1,-16l2272,2823r,-4xm1614,2583r6,16l1624,2622r2,25l1628,2677r-2,32l1624,2742r-3,33l1619,2809r-4,31l1611,2869r-5,32l1596,2933r-12,34l1452,2967r43,-58l1519,2874r20,-36l1556,2801r15,-36l1583,2729r10,-34l1600,2665r5,-28l1610,2614r3,-16l1614,2587r,-4xm350,2545r7,17l362,2583r4,26l368,2640r,31l368,2704r-1,33l366,2770r-1,33l362,2832r-6,42l343,2919r-17,48l189,2967r59,-89l271,2839r20,-41l307,2756r12,-40l331,2677r7,-35l343,2609r4,-26l348,2563r2,-13l350,2545xm2905,2539r6,18l2915,2578r1,26l2916,2633r-1,32l2912,2697r-2,34l2906,2764r-5,31l2897,2824r-6,33l2879,2892r-15,37l2844,2967r-145,l2738,2916r41,-54l2804,2828r20,-37l2843,2755r15,-36l2871,2683r10,-32l2890,2619r6,-26l2900,2571r2,-17l2905,2543r,-4xm996,2463r6,18l1007,2508r2,31l1011,2574r1,38l1011,2652r-2,39l1007,2731r-3,38l1002,2804r-4,38l989,2882r-11,41l962,2967r-138,l855,2913r31,-56l908,2818r17,-40l940,2736r14,-41l964,2655r9,-39l980,2579r5,-31l989,2519r3,-24l994,2478r,-12l996,2463xm2272,2377r7,19l2284,2423r3,31l2289,2488r,37l2289,2566r-2,40l2285,2645r-3,37l2281,2717r-6,44l2265,2809r-16,50l2229,2912r-24,55l2055,2967r34,-64l2127,2838r39,-68l2187,2727r20,-44l2222,2640r14,-46l2246,2552r9,-40l2261,2475r5,-32l2269,2415r2,-20l2271,2381r1,-4xm1629,2212r6,16l1639,2249r2,27l1641,2306r-1,31l1639,2370r-3,34l1633,2436r-4,32l1626,2498r-8,40l1604,2581r-20,46l1559,2675r-30,51l1492,2779r-39,55l1408,2901r-39,66l1280,2967r5,-31l1292,2906r11,-41l1320,2823r23,-44l1371,2732r31,-46l1436,2638r35,-50l1509,2538r23,-35l1552,2466r18,-36l1585,2392r13,-35l1606,2323r8,-30l1620,2266r4,-23l1626,2226r2,-10l1629,2212xm346,2174r6,16l357,2212r4,26l363,2267r2,31l363,2332r,34l361,2399r-1,31l357,2460r-5,40l340,2544r-18,47l299,2641r-27,51l239,2747r-37,58l169,2859r-29,54l115,2967r-80,l38,2924r7,-39l54,2843r16,-43l90,2755r25,-48l143,2660r31,-51l208,2558r35,-51l267,2466r19,-40l302,2385r14,-42l326,2306r7,-37l338,2238r4,-26l345,2192r,-14l346,2174xm2927,2165r5,18l2936,2204r2,27l2938,2261r-1,31l2935,2326r-4,33l2927,2392r-4,32l2920,2453r-9,40l2896,2535r-22,46l2848,2628r-31,50l2780,2731r-41,54l2696,2845r-37,62l2627,2967r-71,l2562,2928r6,-39l2576,2854r12,-41l2607,2771r24,-44l2659,2682r32,-46l2725,2588r38,-48l2802,2490r24,-34l2847,2420r19,-36l2881,2347r12,-35l2903,2278r8,-31l2917,2221r5,-23l2925,2180r1,-11l2927,2165xm996,2022r6,20l1007,2069r2,30l1011,2134r,38l1011,2211r-3,40l1007,2290r-3,37l1002,2362r-6,48l983,2463r-19,55l942,2576r-29,61l880,2702r-37,67l807,2835r-31,67l751,2967r-79,l677,2913r6,-51l693,2813r17,-52l731,2709r25,-56l785,2596r31,-59l851,2476r35,-61l909,2372r19,-44l944,2285r13,-46l968,2197r9,-40l983,2120r5,-32l992,2061r1,-21l994,2027r2,-5xm2272,1937r8,20l2284,1982r3,30l2289,2047r,38l2289,2124r-2,40l2285,2203r-3,38l2280,2276r-6,47l2261,2376r-17,55l2220,2489r-28,61l2158,2614r-37,68l2083,2755r-33,71l2023,2898r-23,69l1948,2967r1,-49l1953,2868r3,-48l1963,2775r10,-49l1988,2675r21,-53l2034,2567r29,-58l2096,2450r33,-60l2165,2328r22,-42l2206,2242r16,-44l2236,2153r10,-42l2255,2071r6,-37l2266,2002r3,-27l2271,1955r1,-13l2272,1937xm1643,1850r6,17l1653,1889r2,27l1655,1945r-1,31l1653,2010r-3,32l1647,2076r-4,32l1640,2136r-9,42l1618,2221r-20,45l1573,2315r-31,50l1506,2418r-39,56l1427,2530r-34,58l1364,2646r-25,55l1320,2755r-15,51l1295,2854r-6,-15l1285,2819r-2,-26l1282,2761r1,-35l1285,2690r4,-38l1293,2616r6,-37l1305,2545r12,-41l1334,2461r23,-43l1384,2372r32,-47l1450,2277r35,-49l1522,2177r24,-34l1566,2106r18,-37l1599,2032r12,-36l1620,1963r8,-31l1634,1904r4,-22l1640,1866r1,-12l1643,1850xm341,1813r6,16l353,1850r3,27l358,1906r2,32l360,1971r-2,34l357,2037r-2,32l352,2099r-5,41l335,2183r-18,48l294,2280r-27,52l234,2386r-36,58l161,2503r-31,60l102,2621r-21,57l64,2734r-12,51l44,2833r-7,-14l32,2799r-4,-26l26,2741r,-35l26,2670r2,-38l31,2594r4,-36l40,2524r10,-41l65,2439r20,-45l110,2347r29,-49l169,2248r34,-50l238,2145r24,-40l282,2065r15,-41l311,1983r10,-38l328,1908r5,-31l337,1850r3,-20l341,1818r,-5xm2947,1807r7,17l2957,1845r3,27l2960,1901r-1,32l2956,1966r-4,32l2948,2031r-3,31l2941,2093r-9,40l2917,2175r-21,46l2869,2268r-31,50l2802,2371r-42,54l2720,2481r-35,57l2655,2594r-25,56l2609,2704r-15,50l2582,2801r-6,-15l2572,2766r-1,-26l2571,2709r1,-34l2575,2638r3,-37l2585,2563r6,-36l2597,2494r13,-41l2629,2410r23,-43l2680,2322r33,-46l2748,2228r36,-49l2823,2130r24,-35l2868,2060r19,-36l2902,1987r13,-35l2925,1918r7,-30l2938,1862r5,-23l2946,1822r1,-12l2947,1807xm993,1593r6,20l1004,1638r4,32l1009,1705r,38l1009,1781r-1,41l1006,1860r-3,38l1002,1933r-6,49l983,2034r-19,55l940,2147r-27,61l879,2273r-38,68l805,2410r-31,70l747,2550r-21,68l708,2683r-11,62l688,2801r-6,-15l677,2765r-4,-28l671,2705r-2,-35l669,2631r2,-40l672,2549r2,-40l678,2470r5,-36l693,2384r17,-51l730,2280r26,-56l785,2167r31,-58l850,2049r36,-62l908,1945r19,-46l943,1855r14,-43l967,1768r8,-40l982,1691r5,-32l989,1632r3,-21l992,1598r1,-5xm2271,1507r6,20l2282,1552r4,31l2287,1618r2,38l2287,1695r-1,40l2284,1774r-2,38l2280,1847r-6,49l2261,1947r-19,55l2220,2060r-29,61l2158,2187r-37,67l2088,2315r-29,61l2034,2438r-21,59l1995,2556r-14,55l1971,2665r-7,49l1958,2699r-5,-22l1950,2650r-2,-32l1946,2582r,-38l1948,2504r2,-41l1953,2423r5,-39l1961,2347r10,-49l1988,2247r21,-54l2034,2138r29,-58l2094,2022r35,-60l2165,1901r22,-43l2206,1813r15,-44l2235,1724r10,-43l2254,1641r6,-36l2265,1572r2,-28l2270,1524r1,-12l2271,1507xm1657,1489r6,18l1667,1528r2,26l1669,1583r,33l1667,1648r-3,34l1660,1715r-3,31l1654,1776r-9,41l1631,1859r-20,47l1586,1953r-30,51l1521,2057r-40,56l1442,2170r-35,57l1378,2285r-25,56l1334,2395r-15,50l1309,2493r-6,-14l1299,2458r-2,-27l1295,2400r2,-34l1299,2330r4,-38l1307,2254r6,-36l1319,2184r11,-41l1348,2101r23,-45l1398,2011r32,-46l1463,1916r36,-49l1536,1817r24,-36l1581,1745r17,-38l1613,1671r12,-35l1634,1602r7,-31l1648,1544r4,-22l1654,1504r1,-11l1657,1489xm336,1452r7,16l348,1489r4,26l353,1546r2,31l355,1610r-2,33l352,1676r-2,33l348,1738r-6,41l331,1823r-18,46l289,1918r-27,53l229,2025r-36,58l156,2142r-31,60l99,2259r-22,58l61,2372r-12,52l41,2471r-8,-13l28,2438r-3,-28l22,2380r,-35l22,2308r1,-37l26,2233r4,-36l35,2163r10,-42l60,2078r20,-46l105,1986r29,-49l165,1888r33,-51l233,1784r24,-39l277,1704r16,-42l306,1622r10,-39l323,1548r5,-33l332,1489r3,-20l336,1457r,-5xm2969,1449r6,16l2979,1487r1,26l2981,1542r-1,31l2977,1606r-3,32l2970,1671r-4,31l2962,1731r-8,42l2938,1815r-21,45l2891,1908r-32,50l2823,2010r-40,55l2742,2121r-36,57l2676,2234r-25,56l2630,2343r-15,51l2604,2441r-5,-12l2595,2410r-3,-23l2592,2360r,-30l2595,2297r2,-33l2602,2229r5,-34l2612,2164r8,-31l2632,2093r18,-43l2674,2006r29,-44l2734,1916r35,-48l2805,1819r39,-49l2869,1735r21,-35l2908,1664r15,-37l2936,1592r10,-33l2954,1529r6,-27l2964,1480r3,-17l2969,1453r,-4xm992,1164r7,20l1004,1211r3,30l1009,1276r,38l1009,1352r-2,41l1006,1433r-3,37l1001,1504r-7,49l982,1605r-18,55l940,1719r-27,61l879,1844r-38,68l805,1982r-33,69l746,2121r-21,68l707,2253r-13,62l686,2371r-5,-14l676,2336r-4,-28l669,2276r-1,-35l668,2202r1,-40l671,2121r3,-41l678,2041r5,-36l693,1956r15,-52l730,1850r25,-55l784,1739r32,-59l850,1620r35,-62l908,1515r19,-43l943,1426r12,-43l967,1340r8,-40l982,1262r3,-33l989,1203r2,-20l992,1169r,-5xm1670,1125r7,18l1680,1164r3,27l1683,1221r,31l1680,1285r-2,34l1674,1351r-2,32l1668,1413r-9,40l1645,1495r-20,47l1600,1590r-30,51l1535,1694r-40,55l1456,1807r-35,57l1392,1921r-24,56l1348,2031r-15,52l1323,2129r-6,-14l1313,2094r-3,-27l1309,2036r1,-34l1313,1966r4,-38l1320,1891r7,-37l1333,1820r11,-40l1362,1738r24,-46l1412,1647r31,-46l1477,1552r37,-49l1551,1453r23,-35l1595,1381r18,-36l1626,1307r13,-35l1649,1238r8,-30l1662,1181r3,-23l1668,1140r2,-10l1670,1125xm331,1088r7,16l343,1125r4,27l350,1181r,32l350,1246r-2,34l347,1312r-2,33l343,1374r-6,41l326,1459r-18,46l286,1554r-29,53l224,1661r-36,58l151,1778r-31,60l94,1896r-22,57l56,2009r-12,51l36,2108r-6,-14l23,2073r-3,-27l18,2016r-1,-35l17,1945r1,-38l22,1869r4,-36l30,1799r10,-41l55,1714r21,-45l100,1622r29,-49l160,1523r34,-50l228,1420r24,-39l272,1340r16,-42l301,1258r10,-39l318,1184r6,-32l328,1125r1,-20l331,1093r,-5xm2990,1085r6,16l3000,1123r1,26l3002,1178r-1,31l2999,1242r-3,34l2992,1308r-3,32l2984,1369r-9,40l2960,1452r-20,45l2913,1544r-31,51l2846,1647r-42,54l2764,1758r-36,56l2698,1872r-25,55l2651,1980r-16,51l2625,2078r-6,-13l2615,2047r-1,-23l2612,1997r2,-30l2616,1935r3,-34l2624,1867r5,-34l2635,1800r6,-30l2654,1729r19,-42l2696,1643r28,-45l2755,1552r35,-48l2828,1457r39,-51l2891,1372r21,-36l2930,1300r15,-37l2957,1228r10,-32l2975,1165r6,-27l2985,1117r2,-18l2989,1089r1,-4xm2271,1074r8,20l2284,1119r2,31l2287,1187r2,37l2287,1265r-1,40l2284,1345r-3,38l2279,1418r-7,49l2261,1518r-19,55l2218,1632r-27,62l2157,1758r-38,67l2087,1887r-29,60l2034,2009r-21,60l1995,2126r-14,57l1970,2236r-6,49l1958,2269r-5,-21l1949,2222r-1,-33l1946,2154r,-39l1948,2075r2,-41l1953,1993r3,-38l1961,1918r10,-49l1988,1818r20,-54l2033,1709r30,-57l2094,1593r34,-60l2163,1472r22,-39l2202,1391r15,-41l2231,1308r10,-41l2250,1229r7,-36l2262,1159r4,-29l2269,1108r1,-19l2271,1078r,-4xm1635,852r17,1l1665,858r10,11l1683,886r5,20l1690,931r,27l1687,991r-5,36l1672,1073r-13,40l1645,1150r-16,36l1610,1222r-21,36l1562,1298r-12,19l1536,1340r-17,26l1500,1398r-20,33l1458,1467r-21,38l1416,1544r-20,40l1378,1625r-16,40l1348,1704r-11,39l1330,1726r-3,-21l1324,1679r,-29l1325,1618r3,-32l1332,1552r3,-31l1339,1492r5,-27l1348,1443r4,-17l1354,1416r9,-22l1376,1366r15,-29l1408,1305r20,-35l1451,1234r22,-36l1496,1162r23,-37l1541,1091r21,-32l1581,1029r17,-28l1611,979r10,-19l1633,935r7,-22l1644,894r,-13l1643,869r-2,-7l1639,856r-3,-3l1635,852xm298,815r14,5l323,832r9,15l338,867r4,24l342,920r-1,32l337,989r-8,45l319,1075r-11,38l293,1149r-16,38l255,1224r-22,42l222,1285r-14,23l192,1337r-18,32l156,1404r-18,39l118,1482r-19,41l81,1564r-16,43l51,1648r-13,41l30,1728r-7,-17l18,1690r-3,-26l13,1633r-1,-31l13,1568r2,-34l17,1502r3,-30l22,1444r3,-23l28,1404r3,-10l37,1371r12,-27l62,1312r17,-32l97,1245r21,-38l138,1169r21,-36l180,1095r20,-35l219,1026r18,-31l252,967r12,-24l274,925r10,-27l291,877r2,-19l293,844r-2,-11l288,825r-2,-5l283,817r-1,l298,815xm2964,808r16,l2994,814r10,11l3011,842r5,20l3017,887r-1,29l3012,948r-6,36l2995,1029r-13,40l2967,1107r-16,35l2931,1177r-23,36l2882,1252r-13,19l2853,1293r-17,27l2817,1350r-22,34l2774,1419r-22,38l2730,1495r-20,41l2690,1576r-16,40l2659,1655r-12,37l2641,1676r-4,-21l2636,1628r1,-28l2639,1567r2,-33l2645,1502r5,-32l2655,1440r4,-26l2664,1393r4,-17l2671,1366r9,-22l2693,1317r16,-30l2728,1255r21,-34l2770,1186r24,-36l2818,1114r24,-35l2864,1045r22,-33l2906,984r17,-28l2937,933r11,-18l2960,889r7,-21l2971,851r1,-14l2971,825r-1,-7l2967,812r-2,-3l2964,808xm992,733r7,20l1004,778r3,31l1008,844r1,38l1008,921r-1,40l1006,1000r-3,38l1001,1073r-7,49l982,1173r-18,55l940,1286r-29,61l879,1413r-38,67l809,1541r-29,61l755,1664r-22,58l716,1781r-14,56l692,1889r-8,51l678,1924r-5,-21l671,1876r-3,-32l667,1808r,-39l668,1730r3,-41l673,1648r5,-38l682,1573r10,-50l708,1472r22,-53l755,1364r29,-58l816,1248r34,-60l885,1125r23,-41l927,1039r16,-44l955,950r12,-43l974,867r6,-36l985,798r4,-28l991,750r1,-12l992,733xm1491,676r21,8l1535,686r20,-1l1573,681r,l1573,718r,35l1573,783r-2,25l1571,825r15,7l1598,837r8,6l1611,849r3,8l1613,867r-7,11l1598,892r-14,18l1566,931r-17,21l1530,981r-21,33l1486,1050r-21,40l1442,1133r-20,44l1402,1221r-18,45l1369,1308r-11,42l1349,1389r1,-67l1350,1263r,-50l1350,1172r-1,-37l1349,1108r,-23l1349,1069r-1,-11l1348,1051r,-2l1348,1045r,-11l1347,1017r,-21l1347,972r1,-25l1349,921r3,-25l1356,874r5,-17l1367,844r15,-17l1397,818r15,-5l1428,813r17,l1463,814r13,l1483,814r4,l1490,814r,l1490,810r,-10l1490,783r,-21l1490,735r1,-27l1491,676xm2270,646r6,20l2281,691r4,32l2286,756r1,39l2286,834r-1,40l2284,913r-3,38l2279,986r-7,48l2260,1086r-18,56l2218,1199r-28,62l2157,1326r-38,68l2087,1454r-29,61l2033,1577r-21,59l1994,1695r-14,55l1970,1803r-7,50l1956,1838r-3,-21l1949,1789r-3,-31l1945,1721r,-37l1946,1643r3,-41l1953,1562r3,-39l1961,1487r10,-51l1986,1385r22,-53l2033,1277r29,-58l2094,1160r34,-60l2163,1039r23,-43l2205,952r16,-44l2234,863r11,-43l2252,780r7,-36l2264,711r2,-27l2269,664r1,-13l2270,646xm2826,573r18,7l2866,582r21,l2907,577r,l2906,612r-1,35l2903,681r,32l2902,740r-1,24l2900,780r15,7l2927,792r8,6l2941,804r1,8l2941,822r-6,11l2925,847r-14,17l2893,884r-17,22l2856,933r-23,33l2811,1002r-23,39l2765,1083r-21,42l2724,1169r-19,44l2689,1256r-13,40l2668,1335r2,-67l2671,1209r,-49l2673,1118r,-34l2673,1055r,-21l2673,1017r,-11l2673,1001r,-2l2673,995r,-11l2673,967r,-21l2674,922r1,-26l2676,871r4,-25l2684,824r5,-17l2695,794r15,-16l2726,768r16,-4l2758,764r15,l2793,765r12,2l2813,767r4,l2818,768r1,l2819,763r,-14l2819,730r2,-26l2822,674r1,-33l2824,607r2,-34xm2908,570r,l2907,577r1,-7xm126,567r2,1l145,576r19,4l184,581r25,-4l210,615r2,37l213,687r1,34l215,751r2,24l217,793r15,5l244,803r9,5l258,814r3,8l259,832r-4,11l247,858r-13,18l218,898r-16,23l183,950r-19,34l144,1021r-20,42l104,1107r-19,45l69,1197r-15,45l40,1286r-9,41l25,1366r-4,-66l18,1242r-2,-50l13,1149r-1,-35l10,1085,8,1064,7,1048,6,1036r,-6l6,1027r-1,-3l5,1012,3,996,2,975,1,951,,926,,900,1,874,3,853,7,834r6,-12l27,804,42,794r15,-5l74,787r15,l109,787r12,l129,787r4,l134,787r1,l134,782r,-13l133,750r-2,-24l130,698r-1,-32l129,634r-1,-34l126,567xm963,409r14,6l987,428r9,19l1002,470r2,29l1006,533r-3,39l999,615r-8,54l980,718r-12,45l953,805r-18,44l915,894r-24,48l880,965r-14,27l850,1025r-18,38l814,1103r-20,44l774,1192r-19,47l737,1288r-17,48l705,1385r-12,46l683,1478r-6,-18l672,1438r-3,-28l668,1379r-1,-34l668,1310r1,-37l672,1237r2,-34l677,1172r2,-28l682,1120r4,-17l687,1093r9,-28l707,1032r14,-36l737,956r19,-41l777,872r20,-45l820,783r21,-43l861,698r20,-41l899,621r16,-33l928,561r9,-24l947,509r6,-23l955,465r2,-16l955,437r-1,-12l952,418r-3,-5l947,410r,-1l963,409xm2240,322r14,7l2265,341r9,19l2280,384r2,29l2284,447r-3,39l2277,528r-8,54l2259,631r-13,45l2231,719r-18,44l2193,808r-23,48l2158,878r-14,28l2128,938r-17,38l2092,1016r-20,44l2053,1105r-19,48l2015,1202r-16,49l1984,1298r-11,48l1963,1391r-7,-16l1951,1352r-2,-28l1948,1292r-2,-34l1946,1223r2,-36l1950,1150r3,-33l1955,1085r3,-27l1961,1034r3,-18l1965,1006r9,-27l1985,946r14,-36l2015,869r19,-41l2054,785r21,-45l2097,696r22,-42l2139,611r21,-40l2177,534r15,-32l2206,474r9,-24l2225,423r5,-24l2234,379r1,-16l2234,350r-2,-11l2230,331r-3,-5l2225,324r,-2l2240,322xm876,125r,43l876,211r2,41l879,291r1,35l880,354r,20l895,380r13,8l917,394r6,9l924,413r,12l919,440r-9,18l898,479r-18,27l865,531r-16,30l830,597r-19,40l792,681r-18,47l756,775r-18,50l722,874r-14,49l697,971r-9,45l682,1059r-3,-73l678,922r-2,-56l674,817r-1,-42l672,741r-1,-27l669,693r-1,-17l667,665r,-6l667,656r,-4l666,641r,-16l664,602r-1,-25l663,551r,-29l663,494r3,-26l668,445r4,-20l677,411r12,-17l702,383r13,-7l727,373r14,-2l753,371r19,l786,371r8,l797,371r2,l799,371r,-3l799,358r,-18l797,317r,-26l796,261r-1,-31l795,196r,-34l794,128r17,5l830,134r24,-2l876,125r,xm2072,r24,8l2122,10r16,-1l2155,5r,l2153,46r2,42l2155,129r1,42l2157,208r,33l2158,267r,20l2173,294r13,7l2195,307r5,9l2202,326r-1,13l2196,354r-9,17l2175,393r-17,26l2143,444r-16,30l2108,511r-17,40l2072,593r-19,47l2034,687r-16,51l2001,787r-13,49l1976,883r-8,45l1961,971r-1,-73l1958,833r-3,-55l1954,729r-3,-40l1950,654r-1,-28l1948,605r-2,-15l1945,578r,-6l1945,570r,-4l1944,555r-1,-17l1943,516r-2,-25l1941,464r,-29l1941,408r2,-27l1946,359r4,-20l1955,325r13,-18l1979,296r14,-6l2005,286r13,-1l2032,285r18,l2063,285r9,l2075,285r2,l2077,285r,-4l2077,270r-2,-19l2075,228r-1,-27l2074,169r-1,-34l2073,102r-1,-36l2072,33r,-33xe" strokecolor="white" strokeweight="0">
+                    <v:shape id="Freeform 8" style="position:absolute;left:269;top:9064;width:23956;height:23543;visibility:visible;mso-wrap-style:square;v-text-anchor:top" coordsize="3017,2967" o:spid="_x0000_s1038" strokecolor="white" strokeweight="0" path="m1600,2954r3,7l1605,2967r-6,l1599,2962r1,-4l1600,2956r,-2xm355,2918r6,13l366,2947r4,20l350,2967r2,-20l355,2931r,-10l355,2918xm2883,2909r7,15l2892,2944r3,23l2873,2967r5,-24l2881,2924r2,-11l2883,2909xm997,2904r4,12l1004,2931r2,17l1007,2967r-19,l991,2946r2,-18l996,2916r1,-9l997,2904xm2272,2819r8,19l2285,2864r2,30l2289,2929r1,38l2252,2967r7,-35l2264,2901r3,-28l2270,2850r1,-16l2272,2823r,-4xm1614,2583r6,16l1624,2622r2,25l1628,2677r-2,32l1624,2742r-3,33l1619,2809r-4,31l1611,2869r-5,32l1596,2933r-12,34l1452,2967r43,-58l1519,2874r20,-36l1556,2801r15,-36l1583,2729r10,-34l1600,2665r5,-28l1610,2614r3,-16l1614,2587r,-4xm350,2545r7,17l362,2583r4,26l368,2640r,31l368,2704r-1,33l366,2770r-1,33l362,2832r-6,42l343,2919r-17,48l189,2967r59,-89l271,2839r20,-41l307,2756r12,-40l331,2677r7,-35l343,2609r4,-26l348,2563r2,-13l350,2545xm2905,2539r6,18l2915,2578r1,26l2916,2633r-1,32l2912,2697r-2,34l2906,2764r-5,31l2897,2824r-6,33l2879,2892r-15,37l2844,2967r-145,l2738,2916r41,-54l2804,2828r20,-37l2843,2755r15,-36l2871,2683r10,-32l2890,2619r6,-26l2900,2571r2,-17l2905,2543r,-4xm996,2463r6,18l1007,2508r2,31l1011,2574r1,38l1011,2652r-2,39l1007,2731r-3,38l1002,2804r-4,38l989,2882r-11,41l962,2967r-138,l855,2913r31,-56l908,2818r17,-40l940,2736r14,-41l964,2655r9,-39l980,2579r5,-31l989,2519r3,-24l994,2478r,-12l996,2463xm2272,2377r7,19l2284,2423r3,31l2289,2488r,37l2289,2566r-2,40l2285,2645r-3,37l2281,2717r-6,44l2265,2809r-16,50l2229,2912r-24,55l2055,2967r34,-64l2127,2838r39,-68l2187,2727r20,-44l2222,2640r14,-46l2246,2552r9,-40l2261,2475r5,-32l2269,2415r2,-20l2271,2381r1,-4xm1629,2212r6,16l1639,2249r2,27l1641,2306r-1,31l1639,2370r-3,34l1633,2436r-4,32l1626,2498r-8,40l1604,2581r-20,46l1559,2675r-30,51l1492,2779r-39,55l1408,2901r-39,66l1280,2967r5,-31l1292,2906r11,-41l1320,2823r23,-44l1371,2732r31,-46l1436,2638r35,-50l1509,2538r23,-35l1552,2466r18,-36l1585,2392r13,-35l1606,2323r8,-30l1620,2266r4,-23l1626,2226r2,-10l1629,2212xm346,2174r6,16l357,2212r4,26l363,2267r2,31l363,2332r,34l361,2399r-1,31l357,2460r-5,40l340,2544r-18,47l299,2641r-27,51l239,2747r-37,58l169,2859r-29,54l115,2967r-80,l38,2924r7,-39l54,2843r16,-43l90,2755r25,-48l143,2660r31,-51l208,2558r35,-51l267,2466r19,-40l302,2385r14,-42l326,2306r7,-37l338,2238r4,-26l345,2192r,-14l346,2174xm2927,2165r5,18l2936,2204r2,27l2938,2261r-1,31l2935,2326r-4,33l2927,2392r-4,32l2920,2453r-9,40l2896,2535r-22,46l2848,2628r-31,50l2780,2731r-41,54l2696,2845r-37,62l2627,2967r-71,l2562,2928r6,-39l2576,2854r12,-41l2607,2771r24,-44l2659,2682r32,-46l2725,2588r38,-48l2802,2490r24,-34l2847,2420r19,-36l2881,2347r12,-35l2903,2278r8,-31l2917,2221r5,-23l2925,2180r1,-11l2927,2165xm996,2022r6,20l1007,2069r2,30l1011,2134r,38l1011,2211r-3,40l1007,2290r-3,37l1002,2362r-6,48l983,2463r-19,55l942,2576r-29,61l880,2702r-37,67l807,2835r-31,67l751,2967r-79,l677,2913r6,-51l693,2813r17,-52l731,2709r25,-56l785,2596r31,-59l851,2476r35,-61l909,2372r19,-44l944,2285r13,-46l968,2197r9,-40l983,2120r5,-32l992,2061r1,-21l994,2027r2,-5xm2272,1937r8,20l2284,1982r3,30l2289,2047r,38l2289,2124r-2,40l2285,2203r-3,38l2280,2276r-6,47l2261,2376r-17,55l2220,2489r-28,61l2158,2614r-37,68l2083,2755r-33,71l2023,2898r-23,69l1948,2967r1,-49l1953,2868r3,-48l1963,2775r10,-49l1988,2675r21,-53l2034,2567r29,-58l2096,2450r33,-60l2165,2328r22,-42l2206,2242r16,-44l2236,2153r10,-42l2255,2071r6,-37l2266,2002r3,-27l2271,1955r1,-13l2272,1937xm1643,1850r6,17l1653,1889r2,27l1655,1945r-1,31l1653,2010r-3,32l1647,2076r-4,32l1640,2136r-9,42l1618,2221r-20,45l1573,2315r-31,50l1506,2418r-39,56l1427,2530r-34,58l1364,2646r-25,55l1320,2755r-15,51l1295,2854r-6,-15l1285,2819r-2,-26l1282,2761r1,-35l1285,2690r4,-38l1293,2616r6,-37l1305,2545r12,-41l1334,2461r23,-43l1384,2372r32,-47l1450,2277r35,-49l1522,2177r24,-34l1566,2106r18,-37l1599,2032r12,-36l1620,1963r8,-31l1634,1904r4,-22l1640,1866r1,-12l1643,1850xm341,1813r6,16l353,1850r3,27l358,1906r2,32l360,1971r-2,34l357,2037r-2,32l352,2099r-5,41l335,2183r-18,48l294,2280r-27,52l234,2386r-36,58l161,2503r-31,60l102,2621r-21,57l64,2734r-12,51l44,2833r-7,-14l32,2799r-4,-26l26,2741r,-35l26,2670r2,-38l31,2594r4,-36l40,2524r10,-41l65,2439r20,-45l110,2347r29,-49l169,2248r34,-50l238,2145r24,-40l282,2065r15,-41l311,1983r10,-38l328,1908r5,-31l337,1850r3,-20l341,1818r,-5xm2947,1807r7,17l2957,1845r3,27l2960,1901r-1,32l2956,1966r-4,32l2948,2031r-3,31l2941,2093r-9,40l2917,2175r-21,46l2869,2268r-31,50l2802,2371r-42,54l2720,2481r-35,57l2655,2594r-25,56l2609,2704r-15,50l2582,2801r-6,-15l2572,2766r-1,-26l2571,2709r1,-34l2575,2638r3,-37l2585,2563r6,-36l2597,2494r13,-41l2629,2410r23,-43l2680,2322r33,-46l2748,2228r36,-49l2823,2130r24,-35l2868,2060r19,-36l2902,1987r13,-35l2925,1918r7,-30l2938,1862r5,-23l2946,1822r1,-12l2947,1807xm993,1593r6,20l1004,1638r4,32l1009,1705r,38l1009,1781r-1,41l1006,1860r-3,38l1002,1933r-6,49l983,2034r-19,55l940,2147r-27,61l879,2273r-38,68l805,2410r-31,70l747,2550r-21,68l708,2683r-11,62l688,2801r-6,-15l677,2765r-4,-28l671,2705r-2,-35l669,2631r2,-40l672,2549r2,-40l678,2470r5,-36l693,2384r17,-51l730,2280r26,-56l785,2167r31,-58l850,2049r36,-62l908,1945r19,-46l943,1855r14,-43l967,1768r8,-40l982,1691r5,-32l989,1632r3,-21l992,1598r1,-5xm2271,1507r6,20l2282,1552r4,31l2287,1618r2,38l2287,1695r-1,40l2284,1774r-2,38l2280,1847r-6,49l2261,1947r-19,55l2220,2060r-29,61l2158,2187r-37,67l2088,2315r-29,61l2034,2438r-21,59l1995,2556r-14,55l1971,2665r-7,49l1958,2699r-5,-22l1950,2650r-2,-32l1946,2582r,-38l1948,2504r2,-41l1953,2423r5,-39l1961,2347r10,-49l1988,2247r21,-54l2034,2138r29,-58l2094,2022r35,-60l2165,1901r22,-43l2206,1813r15,-44l2235,1724r10,-43l2254,1641r6,-36l2265,1572r2,-28l2270,1524r1,-12l2271,1507xm1657,1489r6,18l1667,1528r2,26l1669,1583r,33l1667,1648r-3,34l1660,1715r-3,31l1654,1776r-9,41l1631,1859r-20,47l1586,1953r-30,51l1521,2057r-40,56l1442,2170r-35,57l1378,2285r-25,56l1334,2395r-15,50l1309,2493r-6,-14l1299,2458r-2,-27l1295,2400r2,-34l1299,2330r4,-38l1307,2254r6,-36l1319,2184r11,-41l1348,2101r23,-45l1398,2011r32,-46l1463,1916r36,-49l1536,1817r24,-36l1581,1745r17,-38l1613,1671r12,-35l1634,1602r7,-31l1648,1544r4,-22l1654,1504r1,-11l1657,1489xm336,1452r7,16l348,1489r4,26l353,1546r2,31l355,1610r-2,33l352,1676r-2,33l348,1738r-6,41l331,1823r-18,46l289,1918r-27,53l229,2025r-36,58l156,2142r-31,60l99,2259r-22,58l61,2372r-12,52l41,2471r-8,-13l28,2438r-3,-28l22,2380r,-35l22,2308r1,-37l26,2233r4,-36l35,2163r10,-42l60,2078r20,-46l105,1986r29,-49l165,1888r33,-51l233,1784r24,-39l277,1704r16,-42l306,1622r10,-39l323,1548r5,-33l332,1489r3,-20l336,1457r,-5xm2969,1449r6,16l2979,1487r1,26l2981,1542r-1,31l2977,1606r-3,32l2970,1671r-4,31l2962,1731r-8,42l2938,1815r-21,45l2891,1908r-32,50l2823,2010r-40,55l2742,2121r-36,57l2676,2234r-25,56l2630,2343r-15,51l2604,2441r-5,-12l2595,2410r-3,-23l2592,2360r,-30l2595,2297r2,-33l2602,2229r5,-34l2612,2164r8,-31l2632,2093r18,-43l2674,2006r29,-44l2734,1916r35,-48l2805,1819r39,-49l2869,1735r21,-35l2908,1664r15,-37l2936,1592r10,-33l2954,1529r6,-27l2964,1480r3,-17l2969,1453r,-4xm992,1164r7,20l1004,1211r3,30l1009,1276r,38l1009,1352r-2,41l1006,1433r-3,37l1001,1504r-7,49l982,1605r-18,55l940,1719r-27,61l879,1844r-38,68l805,1982r-33,69l746,2121r-21,68l707,2253r-13,62l686,2371r-5,-14l676,2336r-4,-28l669,2276r-1,-35l668,2202r1,-40l671,2121r3,-41l678,2041r5,-36l693,1956r15,-52l730,1850r25,-55l784,1739r32,-59l850,1620r35,-62l908,1515r19,-43l943,1426r12,-43l967,1340r8,-40l982,1262r3,-33l989,1203r2,-20l992,1169r,-5xm1670,1125r7,18l1680,1164r3,27l1683,1221r,31l1680,1285r-2,34l1674,1351r-2,32l1668,1413r-9,40l1645,1495r-20,47l1600,1590r-30,51l1535,1694r-40,55l1456,1807r-35,57l1392,1921r-24,56l1348,2031r-15,52l1323,2129r-6,-14l1313,2094r-3,-27l1309,2036r1,-34l1313,1966r4,-38l1320,1891r7,-37l1333,1820r11,-40l1362,1738r24,-46l1412,1647r31,-46l1477,1552r37,-49l1551,1453r23,-35l1595,1381r18,-36l1626,1307r13,-35l1649,1238r8,-30l1662,1181r3,-23l1668,1140r2,-10l1670,1125xm331,1088r7,16l343,1125r4,27l350,1181r,32l350,1246r-2,34l347,1312r-2,33l343,1374r-6,41l326,1459r-18,46l286,1554r-29,53l224,1661r-36,58l151,1778r-31,60l94,1896r-22,57l56,2009r-12,51l36,2108r-6,-14l23,2073r-3,-27l18,2016r-1,-35l17,1945r1,-38l22,1869r4,-36l30,1799r10,-41l55,1714r21,-45l100,1622r29,-49l160,1523r34,-50l228,1420r24,-39l272,1340r16,-42l301,1258r10,-39l318,1184r6,-32l328,1125r1,-20l331,1093r,-5xm2990,1085r6,16l3000,1123r1,26l3002,1178r-1,31l2999,1242r-3,34l2992,1308r-3,32l2984,1369r-9,40l2960,1452r-20,45l2913,1544r-31,51l2846,1647r-42,54l2764,1758r-36,56l2698,1872r-25,55l2651,1980r-16,51l2625,2078r-6,-13l2615,2047r-1,-23l2612,1997r2,-30l2616,1935r3,-34l2624,1867r5,-34l2635,1800r6,-30l2654,1729r19,-42l2696,1643r28,-45l2755,1552r35,-48l2828,1457r39,-51l2891,1372r21,-36l2930,1300r15,-37l2957,1228r10,-32l2975,1165r6,-27l2985,1117r2,-18l2989,1089r1,-4xm2271,1074r8,20l2284,1119r2,31l2287,1187r2,37l2287,1265r-1,40l2284,1345r-3,38l2279,1418r-7,49l2261,1518r-19,55l2218,1632r-27,62l2157,1758r-38,67l2087,1887r-29,60l2034,2009r-21,60l1995,2126r-14,57l1970,2236r-6,49l1958,2269r-5,-21l1949,2222r-1,-33l1946,2154r,-39l1948,2075r2,-41l1953,1993r3,-38l1961,1918r10,-49l1988,1818r20,-54l2033,1709r30,-57l2094,1593r34,-60l2163,1472r22,-39l2202,1391r15,-41l2231,1308r10,-41l2250,1229r7,-36l2262,1159r4,-29l2269,1108r1,-19l2271,1078r,-4xm1635,852r17,1l1665,858r10,11l1683,886r5,20l1690,931r,27l1687,991r-5,36l1672,1073r-13,40l1645,1150r-16,36l1610,1222r-21,36l1562,1298r-12,19l1536,1340r-17,26l1500,1398r-20,33l1458,1467r-21,38l1416,1544r-20,40l1378,1625r-16,40l1348,1704r-11,39l1330,1726r-3,-21l1324,1679r,-29l1325,1618r3,-32l1332,1552r3,-31l1339,1492r5,-27l1348,1443r4,-17l1354,1416r9,-22l1376,1366r15,-29l1408,1305r20,-35l1451,1234r22,-36l1496,1162r23,-37l1541,1091r21,-32l1581,1029r17,-28l1611,979r10,-19l1633,935r7,-22l1644,894r,-13l1643,869r-2,-7l1639,856r-3,-3l1635,852xm298,815r14,5l323,832r9,15l338,867r4,24l342,920r-1,32l337,989r-8,45l319,1075r-11,38l293,1149r-16,38l255,1224r-22,42l222,1285r-14,23l192,1337r-18,32l156,1404r-18,39l118,1482r-19,41l81,1564r-16,43l51,1648r-13,41l30,1728r-7,-17l18,1690r-3,-26l13,1633r-1,-31l13,1568r2,-34l17,1502r3,-30l22,1444r3,-23l28,1404r3,-10l37,1371r12,-27l62,1312r17,-32l97,1245r21,-38l138,1169r21,-36l180,1095r20,-35l219,1026r18,-31l252,967r12,-24l274,925r10,-27l291,877r2,-19l293,844r-2,-11l288,825r-2,-5l283,817r-1,l298,815xm2964,808r16,l2994,814r10,11l3011,842r5,20l3017,887r-1,29l3012,948r-6,36l2995,1029r-13,40l2967,1107r-16,35l2931,1177r-23,36l2882,1252r-13,19l2853,1293r-17,27l2817,1350r-22,34l2774,1419r-22,38l2730,1495r-20,41l2690,1576r-16,40l2659,1655r-12,37l2641,1676r-4,-21l2636,1628r1,-28l2639,1567r2,-33l2645,1502r5,-32l2655,1440r4,-26l2664,1393r4,-17l2671,1366r9,-22l2693,1317r16,-30l2728,1255r21,-34l2770,1186r24,-36l2818,1114r24,-35l2864,1045r22,-33l2906,984r17,-28l2937,933r11,-18l2960,889r7,-21l2971,851r1,-14l2971,825r-1,-7l2967,812r-2,-3l2964,808xm992,733r7,20l1004,778r3,31l1008,844r1,38l1008,921r-1,40l1006,1000r-3,38l1001,1073r-7,49l982,1173r-18,55l940,1286r-29,61l879,1413r-38,67l809,1541r-29,61l755,1664r-22,58l716,1781r-14,56l692,1889r-8,51l678,1924r-5,-21l671,1876r-3,-32l667,1808r,-39l668,1730r3,-41l673,1648r5,-38l682,1573r10,-50l708,1472r22,-53l755,1364r29,-58l816,1248r34,-60l885,1125r23,-41l927,1039r16,-44l955,950r12,-43l974,867r6,-36l985,798r4,-28l991,750r1,-12l992,733xm1491,676r21,8l1535,686r20,-1l1573,681r,l1573,718r,35l1573,783r-2,25l1571,825r15,7l1598,837r8,6l1611,849r3,8l1613,867r-7,11l1598,892r-14,18l1566,931r-17,21l1530,981r-21,33l1486,1050r-21,40l1442,1133r-20,44l1402,1221r-18,45l1369,1308r-11,42l1349,1389r1,-67l1350,1263r,-50l1350,1172r-1,-37l1349,1108r,-23l1349,1069r-1,-11l1348,1051r,-2l1348,1045r,-11l1347,1017r,-21l1347,972r1,-25l1349,921r3,-25l1356,874r5,-17l1367,844r15,-17l1397,818r15,-5l1428,813r17,l1463,814r13,l1483,814r4,l1490,814r,l1490,810r,-10l1490,783r,-21l1490,735r1,-27l1491,676xm2270,646r6,20l2281,691r4,32l2286,756r1,39l2286,834r-1,40l2284,913r-3,38l2279,986r-7,48l2260,1086r-18,56l2218,1199r-28,62l2157,1326r-38,68l2087,1454r-29,61l2033,1577r-21,59l1994,1695r-14,55l1970,1803r-7,50l1956,1838r-3,-21l1949,1789r-3,-31l1945,1721r,-37l1946,1643r3,-41l1953,1562r3,-39l1961,1487r10,-51l1986,1385r22,-53l2033,1277r29,-58l2094,1160r34,-60l2163,1039r23,-43l2205,952r16,-44l2234,863r11,-43l2252,780r7,-36l2264,711r2,-27l2269,664r1,-13l2270,646xm2826,573r18,7l2866,582r21,l2907,577r,l2906,612r-1,35l2903,681r,32l2902,740r-1,24l2900,780r15,7l2927,792r8,6l2941,804r1,8l2941,822r-6,11l2925,847r-14,17l2893,884r-17,22l2856,933r-23,33l2811,1002r-23,39l2765,1083r-21,42l2724,1169r-19,44l2689,1256r-13,40l2668,1335r2,-67l2671,1209r,-49l2673,1118r,-34l2673,1055r,-21l2673,1017r,-11l2673,1001r,-2l2673,995r,-11l2673,967r,-21l2674,922r1,-26l2676,871r4,-25l2684,824r5,-17l2695,794r15,-16l2726,768r16,-4l2758,764r15,l2793,765r12,2l2813,767r4,l2818,768r1,l2819,763r,-14l2819,730r2,-26l2822,674r1,-33l2824,607r2,-34xm2908,570r,l2907,577r1,-7xm126,567r2,1l145,576r19,4l184,581r25,-4l210,615r2,37l213,687r1,34l215,751r2,24l217,793r15,5l244,803r9,5l258,814r3,8l259,832r-4,11l247,858r-13,18l218,898r-16,23l183,950r-19,34l144,1021r-20,42l104,1107r-19,45l69,1197r-15,45l40,1286r-9,41l25,1366r-4,-66l18,1242r-2,-50l13,1149r-1,-35l10,1085,8,1064,7,1048,6,1036r,-6l6,1027r-1,-3l5,1012,3,996,2,975,1,951,,926,,900,1,874,3,853,7,834r6,-12l27,804,42,794r15,-5l74,787r15,l109,787r12,l129,787r4,l134,787r1,l134,782r,-13l133,750r-2,-24l130,698r-1,-32l129,634r-1,-34l126,567xm963,409r14,6l987,428r9,19l1002,470r2,29l1006,533r-3,39l999,615r-8,54l980,718r-12,45l953,805r-18,44l915,894r-24,48l880,965r-14,27l850,1025r-18,38l814,1103r-20,44l774,1192r-19,47l737,1288r-17,48l705,1385r-12,46l683,1478r-6,-18l672,1438r-3,-28l668,1379r-1,-34l668,1310r1,-37l672,1237r2,-34l677,1172r2,-28l682,1120r4,-17l687,1093r9,-28l707,1032r14,-36l737,956r19,-41l777,872r20,-45l820,783r21,-43l861,698r20,-41l899,621r16,-33l928,561r9,-24l947,509r6,-23l955,465r2,-16l955,437r-1,-12l952,418r-3,-5l947,410r,-1l963,409xm2240,322r14,7l2265,341r9,19l2280,384r2,29l2284,447r-3,39l2277,528r-8,54l2259,631r-13,45l2231,719r-18,44l2193,808r-23,48l2158,878r-14,28l2128,938r-17,38l2092,1016r-20,44l2053,1105r-19,48l2015,1202r-16,49l1984,1298r-11,48l1963,1391r-7,-16l1951,1352r-2,-28l1948,1292r-2,-34l1946,1223r2,-36l1950,1150r3,-33l1955,1085r3,-27l1961,1034r3,-18l1965,1006r9,-27l1985,946r14,-36l2015,869r19,-41l2054,785r21,-45l2097,696r22,-42l2139,611r21,-40l2177,534r15,-32l2206,474r9,-24l2225,423r5,-24l2234,379r1,-16l2234,350r-2,-11l2230,331r-3,-5l2225,324r,-2l2240,322xm876,125r,43l876,211r2,41l879,291r1,35l880,354r,20l895,380r13,8l917,394r6,9l924,413r,12l919,440r-9,18l898,479r-18,27l865,531r-16,30l830,597r-19,40l792,681r-18,47l756,775r-18,50l722,874r-14,49l697,971r-9,45l682,1059r-3,-73l678,922r-2,-56l674,817r-1,-42l672,741r-1,-27l669,693r-1,-17l667,665r,-6l667,656r,-4l666,641r,-16l664,602r-1,-25l663,551r,-29l663,494r3,-26l668,445r4,-20l677,411r12,-17l702,383r13,-7l727,373r14,-2l753,371r19,l786,371r8,l797,371r2,l799,371r,-3l799,358r,-18l797,317r,-26l796,261r-1,-31l795,196r,-34l794,128r17,5l830,134r24,-2l876,125r,xm2072,r24,8l2122,10r16,-1l2155,5r,l2153,46r2,42l2155,129r1,42l2157,208r,33l2158,267r,20l2173,294r13,7l2195,307r5,9l2202,326r-1,13l2196,354r-9,17l2175,393r-17,26l2143,444r-16,30l2108,511r-17,40l2072,593r-19,47l2034,687r-16,51l2001,787r-13,49l1976,883r-8,45l1961,971r-1,-73l1958,833r-3,-55l1954,729r-3,-40l1950,654r-1,-28l1948,605r-2,-15l1945,578r,-6l1945,570r,-4l1944,555r-1,-17l1943,516r-2,-25l1941,464r,-29l1941,408r2,-27l1946,359r4,-20l1955,325r13,-18l1979,296r14,-6l2005,286r13,-1l2032,285r18,l2063,285r9,l2075,285r2,l2077,285r,-4l2077,270r-2,-19l2075,228r-1,-27l2074,169r-1,-34l2073,102r-1,-36l2072,33r,-33xe" o:gfxdata="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">
                       <v:path arrowok="t" o:connecttype="custom" o:connectlocs="784485,2354263;1267245,2327285;215178,2252697;2269290,2157479;772575,2075751;1783354,2024968;1048098,2240001;255672,2055914;2331223,1748836;2260556,1920228;533577,2354263;1811938,1778195;1795264,1613944;1020307,2236828;282669,1489367;39701,1970217;2299462,1762325;2292316,1606009;562161,2128914;787661,1267985;1545150,2048772;1325208,1282268;1088592,1631400;229470,1521900;242968,1287029;2067611,1936891;787661,923614;532783,1682977;1329178,1071995;1172758,1231485;149274,1363997;257260,914092;2075551,1606009;1815114,912505;1553090,1551259;1335530,814907;1073506,1131506;271553,730004;17468,1145789;2385216,654623;2096989,1217202;787661,581623;530401,1372725;1248983,597492;1071124,860929;1183874,561786;1544356,1365584;2308197,457839;2120809,920440;2238323,594318;185799,695091;794,693504;793219,487992;541517,888701;1805586,285654;1546738,941864;1766679,255501;541517,840298;624094,294382;1713481,211860;1546738,480057;1647578,180914" o:connectangles="0,0,0,0,0,0,0,0,0,0,0,0,0,0,0,0,0,0,0,0,0,0,0,0,0,0,0,0,0,0,0,0,0,0,0,0,0,0,0,0,0,0,0,0,0,0,0,0,0,0,0,0,0,0,0,0,0,0,0,0,0,0"/>
                       <o:lock v:ext="edit" verticies="t"/>
                     </v:shape>
-                    <v:shape id="Freeform 9" o:spid="_x0000_s1039" style="position:absolute;left:20748;top:15224;width:3286;height:17383;visibility:visible;mso-wrap-style:square;v-text-anchor:top" coordsize="412,2190" o:gfxdata="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" path="m305,2098r-3,44l301,2155r-4,15l293,2190r-29,l288,2144r17,-46xm326,1730r-1,36l322,1779r-2,18l313,1824r-7,31l297,1889r-14,39l268,1967r-19,40l225,2047r-26,38l158,2139r-39,51l47,2190r32,-60l116,2068r43,-60l198,1957r35,-51l263,1860r26,-46l311,1771r15,-41xm347,1371r-1,22l345,1407r-4,20l336,1454r-9,31l318,1520r-13,38l289,1597r-18,40l248,1676r-26,37l179,1767r-40,53l101,1871r-32,51l40,1970r-24,47l,2062r2,-40l14,1975r16,-50l50,1873r25,-56l105,1761r35,-57l180,1648r39,-51l254,1548r30,-48l311,1455r21,-44l347,1371xm368,1011r-1,24l366,1047r-4,20l357,1092r-7,32l340,1159r-13,37l311,1235r-19,40l269,1316r-26,37l200,1407r-40,54l123,1513r-34,50l60,1612r-23,47l21,1704r3,-41l35,1617r16,-52l71,1513r25,-56l126,1401r36,-57l203,1288r38,-51l276,1188r30,-48l331,1095r21,-43l368,1011xm390,649r-1,26l386,687r-2,20l379,732r-8,32l361,797r-13,38l333,875r-18,40l291,954r-27,39l222,1047r-40,54l144,1154r-34,50l81,1253r-22,48l42,1346r3,-48l56,1252r16,-51l93,1147r26,-55l149,1037r35,-56l224,924r38,-50l297,825r30,-48l352,733r22,-43l390,649xm412,259r-2,49l410,308r-1,4l407,322r-2,18l401,361r-6,27l387,419r-10,32l365,486r-15,37l332,559r-21,36l287,629r-44,56l203,738r-38,53l131,841r-28,49l79,938,64,984r3,-70l79,876,94,838r17,-41l130,757r21,-39l173,680r21,-38l215,606r22,-33l256,543r18,-27l289,494r13,-19l327,437r23,-35l368,368r18,-35l400,298r12,-39xm321,r22,3l365,15r19,16l384,31r1,1l387,35r3,6l391,48r1,12l391,74r-4,17l380,112r-12,26l357,156r-14,23l326,207r-20,28l284,268r-22,34l238,337r-24,36l190,409r-21,35l148,478r-19,32l113,540r-13,27l91,589r-1,3l89,597r-1,5l85,608r4,-54l98,515r12,-40l126,432r19,-44l165,346r22,-43l209,262r23,-39l254,188r22,-32l296,129r17,-22l331,87,345,70,355,56r6,-11l362,35r-1,-8l355,21r-8,-6l335,10,320,3,321,r,xe" fillcolor="#39b54a [3207]" stroked="f" strokeweight="0">
+                    <v:shape id="Freeform 9" style="position:absolute;left:20748;top:15224;width:3286;height:17383;visibility:visible;mso-wrap-style:square;v-text-anchor:top" coordsize="412,2190" o:spid="_x0000_s1039" fillcolor="#39b54a [3207]" stroked="f" strokeweight="0" path="m305,2098r-3,44l301,2155r-4,15l293,2190r-29,l288,2144r17,-46xm326,1730r-1,36l322,1779r-2,18l313,1824r-7,31l297,1889r-14,39l268,1967r-19,40l225,2047r-26,38l158,2139r-39,51l47,2190r32,-60l116,2068r43,-60l198,1957r35,-51l263,1860r26,-46l311,1771r15,-41xm347,1371r-1,22l345,1407r-4,20l336,1454r-9,31l318,1520r-13,38l289,1597r-18,40l248,1676r-26,37l179,1767r-40,53l101,1871r-32,51l40,1970r-24,47l,2062r2,-40l14,1975r16,-50l50,1873r25,-56l105,1761r35,-57l180,1648r39,-51l254,1548r30,-48l311,1455r21,-44l347,1371xm368,1011r-1,24l366,1047r-4,20l357,1092r-7,32l340,1159r-13,37l311,1235r-19,40l269,1316r-26,37l200,1407r-40,54l123,1513r-34,50l60,1612r-23,47l21,1704r3,-41l35,1617r16,-52l71,1513r25,-56l126,1401r36,-57l203,1288r38,-51l276,1188r30,-48l331,1095r21,-43l368,1011xm390,649r-1,26l386,687r-2,20l379,732r-8,32l361,797r-13,38l333,875r-18,40l291,954r-27,39l222,1047r-40,54l144,1154r-34,50l81,1253r-22,48l42,1346r3,-48l56,1252r16,-51l93,1147r26,-55l149,1037r35,-56l224,924r38,-50l297,825r30,-48l352,733r22,-43l390,649xm412,259r-2,49l410,308r-1,4l407,322r-2,18l401,361r-6,27l387,419r-10,32l365,486r-15,37l332,559r-21,36l287,629r-44,56l203,738r-38,53l131,841r-28,49l79,938,64,984r3,-70l79,876,94,838r17,-41l130,757r21,-39l173,680r21,-38l215,606r22,-33l256,543r18,-27l289,494r13,-19l327,437r23,-35l368,368r18,-35l400,298r12,-39xm321,r22,3l365,15r19,16l384,31r1,1l387,35r3,6l391,48r1,12l391,74r-4,17l380,112r-12,26l357,156r-14,23l326,207r-20,28l284,268r-22,34l238,337r-24,36l190,409r-21,35l148,478r-19,32l113,540r-13,27l91,589r-1,3l89,597r-1,5l85,608r4,-54l98,515r12,-40l126,432r19,-44l165,346r22,-43l209,262r23,-39l254,188r22,-32l296,129r17,-22l331,87,345,70,355,56r6,-11l362,35r-1,-8l355,21r-8,-6l335,10,320,3,321,r,xe" o:gfxdata="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">
                       <v:path arrowok="t" o:connecttype="custom" o:connectlocs="236888,1722438;243269,1665288;255233,1426369;225722,1530350;158723,1654969;63011,1690688;185842,1512888;260019,1373188;271983,1132682;243269,1236663;177068,1359694;55035,1525588;1595,1604963;59820,1442244;174675,1267619;264805,1119982;291923,831056;271185,919957;214556,1044575;98105,1200944;16750,1352550;56630,1200944;161914,1022350;264007,869157;310268,535781;295911,606425;251245,726281;145164,873919;47059,1032669;57428,953294;146759,778669;260817,616744;328613,205581;324625,255588;308673,332581;264805,443706;161914,585788;63011,744538;74975,665163;137986,539750;204187,431006;260817,346869;319042,236538;291126,11906;308673,27781;311863,58738;284745,123825;226520,212725;151545,324644;90129,428625;70987,473869;78165,408781;131605,274638;202592,149225;264007,69056;288733,27781;267197,7938" o:connectangles="0,0,0,0,0,0,0,0,0,0,0,0,0,0,0,0,0,0,0,0,0,0,0,0,0,0,0,0,0,0,0,0,0,0,0,0,0,0,0,0,0,0,0,0,0,0,0,0,0,0,0,0,0,0,0,0,0"/>
                       <o:lock v:ext="edit" verticies="t"/>
                     </v:shape>
                   </v:group>
                 </v:group>
-                <v:group id="Candles - bottom" o:spid="_x0000_s1040" alt="Candles" style="position:absolute;left:2952;top:46386;width:24257;height:32735" coordsize="24828,33570" o:gfxdata="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">
+                <v:group id="Candles - bottom" style="position:absolute;left:2952;top:46386;width:24257;height:32735" alt="Candles" coordsize="24828,33570" o:spid="_x0000_s1040" o:gfxdata="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">
                   <o:lock v:ext="edit" aspectratio="t"/>
-                  <v:group id="Group 14" o:spid="_x0000_s1041" style="position:absolute;width:24828;height:14668" coordsize="24828,14668" o:gfxdata="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">
-                    <v:shape id="Freeform 15" o:spid="_x0000_s1042" style="position:absolute;width:24828;height:14620;visibility:visible;mso-wrap-style:square;v-text-anchor:top" coordsize="3127,1843" o:gfxdata="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" path="m1590,678r10,4l1613,694r12,18l1638,737r14,30l1665,801r14,39l1693,880r14,44l1719,968r12,45l1742,1058r11,44l1762,1144r8,41l1775,1221r3,28l1780,1280r1,36l1781,1355r-1,40l1777,1438r-4,44l1767,1526r-6,44l1751,1612r-10,42l1728,1693r-15,36l1697,1762r-20,27l1657,1813r-24,18l1607,1843r1,-40l1609,1764r3,-37l1614,1694r3,-28l1615,1645r-2,-16l1608,1615r-7,-9l1594,1600r-8,-3l1580,1596r-5,l1565,1600r-10,12l1545,1631r-10,28l1533,1673r-2,18l1529,1715r-2,28l1526,1774r-1,32l1525,1838r-26,-15l1476,1802r-20,-28l1438,1742r-15,-37l1410,1666r-10,-42l1391,1580r-7,-47l1379,1488r-2,-46l1374,1398r,-44l1376,1314r2,-38l1382,1242r4,-29l1393,1180r9,-37l1412,1104r11,-41l1436,1021r14,-42l1464,937r15,-41l1494,857r13,-36l1522,786r14,-30l1550,729r11,-21l1573,692r10,-12l1590,678xm2954,575r10,4l2975,591r13,19l2999,635r14,30l3025,700r13,39l3050,781r13,42l3074,868r11,46l3095,959r9,45l3112,1047r6,38l3123,1122r2,30l3127,1186r,37l3125,1265r-3,43l3118,1353r-6,46l3104,1444r-10,45l3083,1533r-14,43l3053,1614r-18,36l3015,1680r-21,25l2969,1725r-28,14l2944,1706r2,-30l2950,1649r2,-28l2952,1600r-2,-18l2945,1570r-6,-9l2931,1555r-6,-4l2919,1550r-6,l2902,1553r-10,13l2882,1585r-10,27l2868,1626r-2,20l2863,1673r-1,30l2860,1735r-26,-13l2813,1701r-19,-25l2777,1646r-14,-34l2750,1576r-10,-40l2733,1494r-6,-42l2722,1408r-3,-44l2718,1320r,-43l2719,1237r3,-37l2725,1163r4,-31l2734,1104r8,-34l2752,1034r11,-39l2776,955r13,-41l2804,872r15,-41l2836,791r15,-39l2867,715r15,-33l2897,651r14,-26l2925,604r11,-17l2945,577r9,-2xm184,572r10,4l207,587r14,18l234,629r15,30l264,693r17,36l296,771r16,42l327,857r14,44l355,945r11,44l377,1030r9,40l394,1106r5,27l402,1163r3,35l406,1235r1,40l407,1316r-2,42l402,1400r-5,44l391,1486r-7,41l374,1566r-13,36l347,1636r-15,30l313,1693r-21,21l269,1729r-26,10l243,1698r3,-37l246,1634r-2,-22l239,1596r-5,-12l227,1575r-6,-7l213,1566r-6,-1l202,1565r-10,5l182,1582r-9,20l165,1630r-2,12l162,1659r,20l162,1703r,27l136,1713r-22,-22l94,1664,76,1631,61,1596,47,1557,35,1516,25,1472r-8,-44l11,1384,6,1339,2,1296,1,1255,,1215r1,-37l2,1146r4,-28l11,1083r6,-36l26,1006r9,-41l46,922,57,880,70,838,83,797,95,757r14,-38l121,684r13,-31l146,626r11,-22l168,586r9,-10l184,572xm877,124r10,6l899,141r13,19l924,183r14,31l952,249r15,37l981,328r13,42l1007,414r12,45l1031,505r11,44l1051,591r7,39l1065,666r3,29l1071,729r1,38l1072,807r-1,43l1068,895r-5,45l1057,986r-7,46l1040,1075r-12,42l1014,1156r-16,36l979,1223r-20,28l935,1272r-25,15l910,1239r3,-44l914,1165r-1,-24l909,1122r-4,-15l899,1096r-6,-8l887,1083r-7,-4l875,1079r-5,l861,1083r-7,10l846,1108r-7,21l833,1157r-3,15l829,1193r,29l828,1255r,35l803,1277r-24,-17l759,1236r-19,-29l723,1173r-13,-36l698,1098r-10,-41l681,1014r-6,-45l671,925r-4,-44l666,838r,-41l667,758r3,-35l672,690r4,-27l682,629r9,-38l701,552r11,-40l725,469r12,-41l752,385r14,-40l781,305r14,-36l810,234r14,-30l836,177r13,-22l859,138r10,-10l877,124xm2140,r11,5l2163,17r13,17l2190,59r15,29l2219,122r15,38l2249,201r15,43l2278,288r13,45l2304,377r12,44l2326,462r9,40l2342,538r3,28l2349,599r3,36l2352,674r,41l2350,758r-2,44l2343,847r-6,44l2329,935r-10,41l2308,1015r-14,37l2278,1084r-19,29l2237,1137r-22,19l2189,1167r,-31l2191,1108r1,-30l2191,1054r-4,-19l2182,1020r-5,-11l2171,1001r-6,-5l2158,993r-6,l2147,993r-7,3l2132,1006r-7,15l2117,1043r-6,27l2108,1084r-1,22l2106,1132r,30l2081,1146r-24,-22l2037,1097r-18,-32l2003,1029r-14,-39l1978,949r-10,-44l1960,860r-6,-46l1950,769r-2,-44l1946,683r,-40l1948,605r1,-33l1953,544r6,-36l1966,472r9,-40l1985,392r12,-43l2009,306r13,-41l2035,224r14,-41l2063,146r13,-34l2089,81r13,-27l2113,32r10,-17l2132,4r8,-4xe" fillcolor="#ffec8f" strokecolor="#fcf675" strokeweight="0">
+                  <v:group id="Group 14" style="position:absolute;width:24828;height:14668" coordsize="24828,14668" o:spid="_x0000_s1041" o:gfxdata="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">
+                    <v:shape id="Freeform 15" style="position:absolute;width:24828;height:14620;visibility:visible;mso-wrap-style:square;v-text-anchor:top" coordsize="3127,1843" o:spid="_x0000_s1042" fillcolor="#ffec8f" strokecolor="#fcf675" strokeweight="0" path="m1590,678r10,4l1613,694r12,18l1638,737r14,30l1665,801r14,39l1693,880r14,44l1719,968r12,45l1742,1058r11,44l1762,1144r8,41l1775,1221r3,28l1780,1280r1,36l1781,1355r-1,40l1777,1438r-4,44l1767,1526r-6,44l1751,1612r-10,42l1728,1693r-15,36l1697,1762r-20,27l1657,1813r-24,18l1607,1843r1,-40l1609,1764r3,-37l1614,1694r3,-28l1615,1645r-2,-16l1608,1615r-7,-9l1594,1600r-8,-3l1580,1596r-5,l1565,1600r-10,12l1545,1631r-10,28l1533,1673r-2,18l1529,1715r-2,28l1526,1774r-1,32l1525,1838r-26,-15l1476,1802r-20,-28l1438,1742r-15,-37l1410,1666r-10,-42l1391,1580r-7,-47l1379,1488r-2,-46l1374,1398r,-44l1376,1314r2,-38l1382,1242r4,-29l1393,1180r9,-37l1412,1104r11,-41l1436,1021r14,-42l1464,937r15,-41l1494,857r13,-36l1522,786r14,-30l1550,729r11,-21l1573,692r10,-12l1590,678xm2954,575r10,4l2975,591r13,19l2999,635r14,30l3025,700r13,39l3050,781r13,42l3074,868r11,46l3095,959r9,45l3112,1047r6,38l3123,1122r2,30l3127,1186r,37l3125,1265r-3,43l3118,1353r-6,46l3104,1444r-10,45l3083,1533r-14,43l3053,1614r-18,36l3015,1680r-21,25l2969,1725r-28,14l2944,1706r2,-30l2950,1649r2,-28l2952,1600r-2,-18l2945,1570r-6,-9l2931,1555r-6,-4l2919,1550r-6,l2902,1553r-10,13l2882,1585r-10,27l2868,1626r-2,20l2863,1673r-1,30l2860,1735r-26,-13l2813,1701r-19,-25l2777,1646r-14,-34l2750,1576r-10,-40l2733,1494r-6,-42l2722,1408r-3,-44l2718,1320r,-43l2719,1237r3,-37l2725,1163r4,-31l2734,1104r8,-34l2752,1034r11,-39l2776,955r13,-41l2804,872r15,-41l2836,791r15,-39l2867,715r15,-33l2897,651r14,-26l2925,604r11,-17l2945,577r9,-2xm184,572r10,4l207,587r14,18l234,629r15,30l264,693r17,36l296,771r16,42l327,857r14,44l355,945r11,44l377,1030r9,40l394,1106r5,27l402,1163r3,35l406,1235r1,40l407,1316r-2,42l402,1400r-5,44l391,1486r-7,41l374,1566r-13,36l347,1636r-15,30l313,1693r-21,21l269,1729r-26,10l243,1698r3,-37l246,1634r-2,-22l239,1596r-5,-12l227,1575r-6,-7l213,1566r-6,-1l202,1565r-10,5l182,1582r-9,20l165,1630r-2,12l162,1659r,20l162,1703r,27l136,1713r-22,-22l94,1664,76,1631,61,1596,47,1557,35,1516,25,1472r-8,-44l11,1384,6,1339,2,1296,1,1255,,1215r1,-37l2,1146r4,-28l11,1083r6,-36l26,1006r9,-41l46,922,57,880,70,838,83,797,95,757r14,-38l121,684r13,-31l146,626r11,-22l168,586r9,-10l184,572xm877,124r10,6l899,141r13,19l924,183r14,31l952,249r15,37l981,328r13,42l1007,414r12,45l1031,505r11,44l1051,591r7,39l1065,666r3,29l1071,729r1,38l1072,807r-1,43l1068,895r-5,45l1057,986r-7,46l1040,1075r-12,42l1014,1156r-16,36l979,1223r-20,28l935,1272r-25,15l910,1239r3,-44l914,1165r-1,-24l909,1122r-4,-15l899,1096r-6,-8l887,1083r-7,-4l875,1079r-5,l861,1083r-7,10l846,1108r-7,21l833,1157r-3,15l829,1193r,29l828,1255r,35l803,1277r-24,-17l759,1236r-19,-29l723,1173r-13,-36l698,1098r-10,-41l681,1014r-6,-45l671,925r-4,-44l666,838r,-41l667,758r3,-35l672,690r4,-27l682,629r9,-38l701,552r11,-40l725,469r12,-41l752,385r14,-40l781,305r14,-36l810,234r14,-30l836,177r13,-22l859,138r10,-10l877,124xm2140,r11,5l2163,17r13,17l2190,59r15,29l2219,122r15,38l2249,201r15,43l2278,288r13,45l2304,377r12,44l2326,462r9,40l2342,538r3,28l2349,599r3,36l2352,674r,41l2350,758r-2,44l2343,847r-6,44l2329,935r-10,41l2308,1015r-14,37l2278,1084r-19,29l2237,1137r-22,19l2189,1167r,-31l2191,1108r1,-30l2191,1054r-4,-19l2182,1020r-5,-11l2171,1001r-6,-5l2158,993r-6,l2147,993r-7,3l2132,1006r-7,15l2117,1043r-6,27l2108,1084r-1,22l2106,1132r,30l2081,1146r-24,-22l2037,1097r-18,-32l2003,1029r-14,-39l1978,949r-10,-44l1960,860r-6,-46l1950,769r-2,-44l1946,683r,-40l1948,605r1,-33l1953,544r6,-36l1966,472r9,-40l1985,392r12,-43l2009,306r13,-41l2035,224r14,-41l2063,146r13,-34l2089,81r13,-27l2113,32r10,-17l2132,4r8,-4xe" o:gfxdata="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">
                       <v:path arrowok="t" o:connecttype="custom" o:connectlocs="1333132,666388;1405387,940084;1407769,1175700;1331544,1419249;1283904,1321670;1250556,1266138;1212444,1382756;1129867,1352610;1090961,1074155;1129867,843299;1219590,599750;2362161,468852;2440768,688601;2482850,940877;2447914,1216159;2337547,1353403;2327225,1233612;2277203,1289938;2204949,1305804;2158102,1047182;2185099,820292;2276409,567224;146097,453779;235025,611649;312838,877411;319190,1110647;248523,1343090;189767,1266138;144509,1255032;107985,1358956;13498,1132860;4764,886931;65902,632276;140539,456952;755892,197537;834498,468852;847996,710021;777330,970230;721749,890105;683637,859165;657435,995616;554215,871065;529601,601336;575653,372067;663787,140418;1727752,26973;1819063,264175;1867497,503758;1841295,774280;1738074,901211;1719018,790146;1676142,848852;1603094,844885;1546719,575157;1568158,342714;1648352,88852" o:connectangles="0,0,0,0,0,0,0,0,0,0,0,0,0,0,0,0,0,0,0,0,0,0,0,0,0,0,0,0,0,0,0,0,0,0,0,0,0,0,0,0,0,0,0,0,0,0,0,0,0,0,0,0,0,0,0,0"/>
                       <o:lock v:ext="edit" verticies="t"/>
                     </v:shape>
-                    <v:shape id="Freeform 16" o:spid="_x0000_s1043" style="position:absolute;left:1285;top:7874;width:22162;height:6794;visibility:visible;mso-wrap-style:square;v-text-anchor:top" coordsize="2790,855" o:gfxdata="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" path="m1418,603r6,1l1432,607r7,6l1446,622r5,14l1453,652r2,21l1452,701r-2,33l1447,771r-1,39l1445,850r-18,4l1407,855r-23,-2l1363,845r,-32l1364,781r1,-31l1367,722r2,-24l1371,680r2,-14l1383,638r10,-19l1403,607r10,-4l1418,603xm45,572r6,1l59,575r6,7l72,591r5,12l82,619r2,22l84,668r-3,37l81,746r-25,4l36,749,17,745,,737,,710,,686,,666,1,649,3,637r8,-28l20,589,30,577r10,-5l45,572xm2751,557r6,l2763,558r6,4l2777,568r6,9l2788,589r2,18l2790,628r-2,28l2784,683r-2,30l2779,746r-20,5l2738,751r-22,-2l2698,742r2,-32l2701,680r3,-27l2706,633r4,-14l2720,592r10,-19l2740,560r11,-3xm713,86r5,l725,90r6,5l737,103r6,11l747,129r4,19l752,172r-1,30l748,246r,48l726,301r-24,2l683,302r-17,-5l666,262r1,-33l667,200r1,-21l671,164r6,-28l684,115r8,-15l699,90r9,-4l713,86xm1990,r6,l2003,3r6,5l2015,16r5,11l2025,42r4,19l2030,85r-1,30l2027,143r,31l2010,178r-16,1l1968,177r-24,-8l1944,139r1,-26l1946,91r3,-14l1955,50r8,-22l1970,13r8,-10l1985,r5,xe" fillcolor="#f4bf00" strokecolor="#f3c100" strokeweight="0">
+                    <v:shape id="Freeform 16" style="position:absolute;left:1285;top:7874;width:22162;height:6794;visibility:visible;mso-wrap-style:square;v-text-anchor:top" coordsize="2790,855" o:spid="_x0000_s1043" fillcolor="#f4bf00" strokecolor="#f3c100" strokeweight="0" path="m1418,603r6,1l1432,607r7,6l1446,622r5,14l1453,652r2,21l1452,701r-2,33l1447,771r-1,39l1445,850r-18,4l1407,855r-23,-2l1363,845r,-32l1364,781r1,-31l1367,722r2,-24l1371,680r2,-14l1383,638r10,-19l1403,607r10,-4l1418,603xm45,572r6,1l59,575r6,7l72,591r5,12l82,619r2,22l84,668r-3,37l81,746r-25,4l36,749,17,745,,737,,710,,686,,666,1,649,3,637r8,-28l20,589,30,577r10,-5l45,572xm2751,557r6,l2763,558r6,4l2777,568r6,9l2788,589r2,18l2790,628r-2,28l2784,683r-2,30l2779,746r-20,5l2738,751r-22,-2l2698,742r2,-32l2701,680r3,-27l2706,633r4,-14l2720,592r10,-19l2740,560r11,-3xm713,86r5,l725,90r6,5l737,103r6,11l747,129r4,19l752,172r-1,30l748,246r,48l726,301r-24,2l683,302r-17,-5l666,262r1,-33l667,200r1,-21l671,164r6,-28l684,115r8,-15l699,90r9,-4l713,86xm1990,r6,l2003,3r6,5l2015,16r5,11l2025,42r4,19l2030,85r-1,30l2027,143r,31l2010,178r-16,1l1968,177r-24,-8l1944,139r1,-26l1946,91r3,-14l1955,50r8,-22l1970,13r8,-10l1985,r5,xe" o:gfxdata="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">
                       <v:path arrowok="t" o:connecttype="custom" o:connectlocs="1137465,482370;1152557,505415;1153351,557070;1148585,643689;1117607,679450;1082657,646074;1085834,573758;1090600,529256;1114430,482370;35744,454556;51631,462503;65134,491906;64340,560248;28595,595214;0,564222;794,515746;15886,468066;35744,454556;2194703,443431;2210590,458529;2216150,499058;2209795,566606;2174845,596803;2144661,564222;2149427,503031;2168491,455351;566349,68342;580647,75494;593356,102514;596534,160525;576676,239198;529016,236019;529811,158936;537754,108076;555229,71521;1580695,0;1595787,6357;1608496,33376;1611673,91388;1596581,141453;1544156,134301;1545745,72316;1559248,22251;1576723,0" o:connectangles="0,0,0,0,0,0,0,0,0,0,0,0,0,0,0,0,0,0,0,0,0,0,0,0,0,0,0,0,0,0,0,0,0,0,0,0,0,0,0,0,0,0,0,0"/>
                       <o:lock v:ext="edit" verticies="t"/>
                     </v:shape>
                   </v:group>
-                  <v:group id="Group 17" o:spid="_x0000_s1044" style="position:absolute;left:269;top:9064;width:23956;height:24506" coordorigin="269,9064" coordsize="23955,23542" o:gfxdata="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">
-                    <v:shape id="Freeform 18" o:spid="_x0000_s1045" style="position:absolute;left:476;top:15335;width:2619;height:17272;visibility:visible;mso-wrap-style:square;v-text-anchor:top" coordsize="330,2175" o:gfxdata="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" path="m328,2092r2,43l328,2151r-3,24l301,2175r16,-43l328,2092xm325,1720r,41l323,1775r-2,21l317,1822r-5,32l304,1889r-10,39l281,1967r-15,41l246,2047r-23,39l164,2175r-74,l115,2121r29,-54l177,2013r36,-55l244,1905r27,-50l293,1807r19,-45l325,1720xm320,1357r,30l318,1400r-1,20l313,1447r-5,32l299,1514r-10,39l277,1593r-16,41l242,1674r-24,41l183,1766r-34,51l119,1866r-29,49l65,1962r-20,45l30,2051r-10,41l19,2041r,l27,1993r12,-51l56,1886r21,-57l105,1771r31,-60l173,1652r35,-55l239,1544r28,-50l289,1445r18,-45l320,1357xm315,996r1,27l315,1036r-3,19l310,1081r-7,31l296,1149r-10,39l273,1229r-16,43l237,1313r-24,40l178,1405r-33,51l114,1505r-29,49l61,1600r-21,46l25,1688r-10,42l15,1677r,1l16,1679r8,-47l36,1580r16,-55l74,1467r26,-57l131,1350r37,-59l203,1235r31,-52l262,1132r22,-48l302,1038r13,-42xm311,631r,30l311,668r-1,14l307,705r-4,26l297,762r-8,36l279,835r-12,40l251,914r-21,40l208,992r-34,51l140,1095r-31,49l81,1193r-25,46l36,1283r-16,44l11,1368r-1,-55l10,1314r1,2l19,1268r12,-51l47,1161r22,-57l95,1046r31,-60l163,927r36,-55l230,818r28,-51l281,720r17,-45l311,631xm306,235r,61l306,296r,5l304,313r-1,20l299,360r-6,32l286,427r-10,39l263,506r-16,42l227,589r-24,39l169,680r-34,51l105,780,76,828,52,874,31,919,16,962,6,1003,5,936r,l13,897,26,856,40,815,56,772,74,731,93,690r20,-39l131,612r18,-35l167,545r16,-29l197,493r11,-19l232,431r20,-39l269,355r15,-37l296,278r10,-43xm194,r25,3l241,13r21,17l264,35r3,9l268,55r-1,14l264,86r-6,22l249,133r-10,18l227,175r-15,28l194,234r-19,34l155,303r-21,38l113,377,93,415,72,453,54,488,37,520,24,552,12,579,6,602r-3,9l1,624,,568,7,529,17,488,30,444,45,400,62,355,81,311r19,-43l120,228r19,-38l159,156r18,-27l193,106,209,84,222,66r7,-15l234,40r2,-10l233,22r-5,-6l219,11,207,6,192,1,194,xe" fillcolor="#2e3192 [3208]" stroked="f" strokeweight="0">
+                  <v:group id="Group 17" style="position:absolute;left:269;top:9064;width:23956;height:24506" coordsize="23955,23542" coordorigin="269,9064" o:spid="_x0000_s1044" o:gfxdata="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">
+                    <v:shape id="Freeform 18" style="position:absolute;left:476;top:15335;width:2619;height:17272;visibility:visible;mso-wrap-style:square;v-text-anchor:top" coordsize="330,2175" o:spid="_x0000_s1045" fillcolor="#2e3192 [3208]" stroked="f" strokeweight="0" path="m328,2092r2,43l328,2151r-3,24l301,2175r16,-43l328,2092xm325,1720r,41l323,1775r-2,21l317,1822r-5,32l304,1889r-10,39l281,1967r-15,41l246,2047r-23,39l164,2175r-74,l115,2121r29,-54l177,2013r36,-55l244,1905r27,-50l293,1807r19,-45l325,1720xm320,1357r,30l318,1400r-1,20l313,1447r-5,32l299,1514r-10,39l277,1593r-16,41l242,1674r-24,41l183,1766r-34,51l119,1866r-29,49l65,1962r-20,45l30,2051r-10,41l19,2041r,l27,1993r12,-51l56,1886r21,-57l105,1771r31,-60l173,1652r35,-55l239,1544r28,-50l289,1445r18,-45l320,1357xm315,996r1,27l315,1036r-3,19l310,1081r-7,31l296,1149r-10,39l273,1229r-16,43l237,1313r-24,40l178,1405r-33,51l114,1505r-29,49l61,1600r-21,46l25,1688r-10,42l15,1677r,1l16,1679r8,-47l36,1580r16,-55l74,1467r26,-57l131,1350r37,-59l203,1235r31,-52l262,1132r22,-48l302,1038r13,-42xm311,631r,30l311,668r-1,14l307,705r-4,26l297,762r-8,36l279,835r-12,40l251,914r-21,40l208,992r-34,51l140,1095r-31,49l81,1193r-25,46l36,1283r-16,44l11,1368r-1,-55l10,1314r1,2l19,1268r12,-51l47,1161r22,-57l95,1046r31,-60l163,927r36,-55l230,818r28,-51l281,720r17,-45l311,631xm306,235r,61l306,296r,5l304,313r-1,20l299,360r-6,32l286,427r-10,39l263,506r-16,42l227,589r-24,39l169,680r-34,51l105,780,76,828,52,874,31,919,16,962,6,1003,5,936r,l13,897,26,856,40,815,56,772,74,731,93,690r20,-39l131,612r18,-35l167,545r16,-29l197,493r11,-19l232,431r20,-39l269,355r15,-37l296,278r10,-43xm194,r25,3l241,13r21,17l264,35r3,9l268,55r-1,14l264,86r-6,22l249,133r-10,18l227,175r-15,28l194,234r-19,34l155,303r-21,38l113,377,93,415,72,453,54,488,37,520,24,552,12,579,6,602r-3,9l1,624,,568,7,529,17,488,30,444,45,400,62,355,81,311r19,-43l120,228r19,-38l159,156r18,-27l193,106,209,84,222,66r7,-15l234,40r2,-10l233,22r-5,-6l219,11,207,6,192,1,194,xe" o:gfxdata="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">
                       <v:path arrowok="t" o:connecttype="custom" o:connectlocs="257969,1727200;257969,1365878;251619,1446877;223044,1562024;130175,1727200;140494,1598553;232569,1434966;254000,1101437;244475,1174496;207169,1297584;118269,1442907;35719,1593789;15081,1620789;61119,1452436;165100,1268202;243682,1111761;250032,822703;234950,912438;188119,1042673;90488,1195143;19844,1340466;12700,1333319;58738,1164967;161132,980732;239713,824291;246857,530469;235744,605116;199232,725821;111125,869556;28575,1018849;7938,1043467;37306,921967;129381,736145;223044,571763;242888,235058;240507,264440;219075,370058;161132,498704;60325,657527;4763,796497;20638,679762;73819,547939;132557,432793;184150,342264;234950,220764;191294,10323;212725,43676;197644,105617;153988,185823;89694,299381;29369,412940;2381,485204;13494,387528;64294,246970;126206,123882;176213,52412;184944,17471;152400,794" o:connectangles="0,0,0,0,0,0,0,0,0,0,0,0,0,0,0,0,0,0,0,0,0,0,0,0,0,0,0,0,0,0,0,0,0,0,0,0,0,0,0,0,0,0,0,0,0,0,0,0,0,0,0,0,0,0,0,0,0,0"/>
                       <o:lock v:ext="edit" verticies="t"/>
                     </v:shape>
-                    <v:shape id="Freeform 41" o:spid="_x0000_s1046" style="position:absolute;left:15843;top:11350;width:2476;height:21257;visibility:visible;mso-wrap-style:square;v-text-anchor:top" coordsize="311,2678" o:gfxdata="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" path="m311,2484r,47l311,2530r,4l310,2545r-1,16l306,2584r-3,28l298,2643r-7,35l244,2678r22,-53l285,2576r16,-47l311,2484xm311,2042r,48l311,2088r-1,4l310,2106r-2,20l305,2154r-5,32l294,2223r-9,40l275,2305r-14,46l246,2394r-20,44l205,2481r-39,68l128,2614r-34,64l39,2678r23,-69l89,2537r33,-71l160,2393r36,-65l229,2264r28,-60l280,2147r19,-55l311,2042xm311,1613r,41l310,1668r-2,21l304,1717r-4,33l293,1786r-9,39l274,1868r-14,42l245,1954r-19,44l204,2039r-34,61l136,2159r-32,57l76,2272r-25,55l30,2378r-16,52l3,2477r,-54l3,2425r7,-49l20,2322r14,-55l52,2208r21,-59l98,2087r29,-61l160,1965r36,-66l229,1835r27,-60l280,1718r19,-55l311,1613xm310,1184r,35l310,1218r,5l309,1235r-3,20l304,1283r-5,33l293,1352r-9,40l274,1435r-14,45l245,1524r-19,45l204,1612r-36,60l136,1730r-32,57l76,1844r-25,54l29,1950r-16,51l3,2049,2,1996r1,l9,1947r11,-53l34,1837r18,-57l73,1720r24,-62l126,1598r32,-62l196,1470r33,-63l256,1347r24,-58l298,1235r12,-51xm310,751r,40l309,805r-3,21l304,855r-5,33l293,925r-9,41l273,1008r-13,44l244,1097r-19,43l202,1183r-34,60l135,1302r-32,57l76,1415r-25,54l29,1521r-16,50l2,1620r,-57l2,1564r7,-50l19,1461r14,-55l51,1347r21,-59l97,1226r29,-61l158,1105r37,-67l227,974r29,-60l279,856r19,-54l310,751xm309,282r1,76l309,357r,5l308,375r-3,20l303,422r-5,33l291,491r-7,40l273,574r-13,45l244,663r-19,44l202,750r-35,60l135,869r-32,58l74,983r-25,54l28,1090r-16,50l2,1189r,-88l2,1102r10,-45l23,1009,38,962,54,913,73,864,92,816r19,-45l131,727r19,-40l167,649r16,-32l197,589r12,-22l232,516r22,-46l273,426r15,-45l299,333r10,-51xm201,r19,3l237,11r15,12l268,41r2,6l273,57r1,14l273,87r-3,22l264,133r-10,28l245,185r-14,28l216,245r-17,37l178,322r-20,43l136,407r-22,44l93,496,73,539,54,580,38,621,24,657,13,690,4,717r-1,8l,738,,677r,5l7,639r8,-45l27,547,40,498,57,449,73,398,92,351r19,-47l130,262r17,-40l166,185r16,-30l197,130r17,-25l226,84r9,-19l240,51r1,-13l240,28r-5,-8l226,13,215,6,201,r,xe" fillcolor="#9109d1 [3209]" stroked="f" strokeweight="0">
+                    <v:shape id="Freeform 41" style="position:absolute;left:15843;top:11350;width:2476;height:21257;visibility:visible;mso-wrap-style:square;v-text-anchor:top" coordsize="311,2678" o:spid="_x0000_s1046" fillcolor="#9109d1 [3209]" stroked="f" strokeweight="0" path="m311,2484r,47l311,2530r,4l310,2545r-1,16l306,2584r-3,28l298,2643r-7,35l244,2678r22,-53l285,2576r16,-47l311,2484xm311,2042r,48l311,2088r-1,4l310,2106r-2,20l305,2154r-5,32l294,2223r-9,40l275,2305r-14,46l246,2394r-20,44l205,2481r-39,68l128,2614r-34,64l39,2678r23,-69l89,2537r33,-71l160,2393r36,-65l229,2264r28,-60l280,2147r19,-55l311,2042xm311,1613r,41l310,1668r-2,21l304,1717r-4,33l293,1786r-9,39l274,1868r-14,42l245,1954r-19,44l204,2039r-34,61l136,2159r-32,57l76,2272r-25,55l30,2378r-16,52l3,2477r,-54l3,2425r7,-49l20,2322r14,-55l52,2208r21,-59l98,2087r29,-61l160,1965r36,-66l229,1835r27,-60l280,1718r19,-55l311,1613xm310,1184r,35l310,1218r,5l309,1235r-3,20l304,1283r-5,33l293,1352r-9,40l274,1435r-14,45l245,1524r-19,45l204,1612r-36,60l136,1730r-32,57l76,1844r-25,54l29,1950r-16,51l3,2049,2,1996r1,l9,1947r11,-53l34,1837r18,-57l73,1720r24,-62l126,1598r32,-62l196,1470r33,-63l256,1347r24,-58l298,1235r12,-51xm310,751r,40l309,805r-3,21l304,855r-5,33l293,925r-9,41l273,1008r-13,44l244,1097r-19,43l202,1183r-34,60l135,1302r-32,57l76,1415r-25,54l29,1521r-16,50l2,1620r,-57l2,1564r7,-50l19,1461r14,-55l51,1347r21,-59l97,1226r29,-61l158,1105r37,-67l227,974r29,-60l279,856r19,-54l310,751xm309,282r1,76l309,357r,5l308,375r-3,20l303,422r-5,33l291,491r-7,40l273,574r-13,45l244,663r-19,44l202,750r-35,60l135,869r-32,58l74,983r-25,54l28,1090r-16,50l2,1189r,-88l2,1102r10,-45l23,1009,38,962,54,913,73,864,92,816r19,-45l131,727r19,-40l167,649r16,-32l197,589r12,-22l232,516r22,-46l273,426r15,-45l299,333r10,-51xm201,r19,3l237,11r15,12l268,41r2,6l273,57r1,14l273,87r-3,22l264,133r-10,28l245,185r-14,28l216,245r-17,37l178,322r-20,43l136,407r-22,44l93,496,73,539,54,580,38,621,24,657,13,690,4,717r-1,8l,738,,677r,5l7,639r8,-45l27,547,40,498,57,449,73,398,92,351r19,-47l130,262r17,-40l166,185r16,-30l197,130r17,-25l226,84r9,-19l240,51r1,-13l240,28r-5,-8l226,13,215,6,201,r,xe" o:gfxdata="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">
                       <v:path arrowok="t" o:connecttype="custom" o:connectlocs="246854,2020094;231724,2125663;247650,1971675;246854,1671638;226946,1796257;163242,1969294;49371,2070894;182353,1797050;247650,1280319;238891,1389063;195094,1550988;82815,1758950;2389,1966119;27074,1799432;127408,1559719;238094,1320007;246854,970756;233317,1073150;179964,1245394;60519,1463675;1593,1584325;41408,1412875;156075,1166813;246854,939800;242076,678656;207039,835025;107501,1033463;10352,1246982;15130,1159669;100334,924719;222168,679450;246057,283369;237298,361156;194298,526256;82019,735806;1593,943769;30259,763588;104316,577056;166427,450056;238094,264319;200668,18256;217391,69056;183946,169069;108297,323056;30259,492919;0,585788;21500,434181;88390,241300;156872,103188;191909,30163;160057,0" o:connectangles="0,0,0,0,0,0,0,0,0,0,0,0,0,0,0,0,0,0,0,0,0,0,0,0,0,0,0,0,0,0,0,0,0,0,0,0,0,0,0,0,0,0,0,0,0,0,0,0,0,0,0"/>
                       <o:lock v:ext="edit" verticies="t"/>
                     </v:shape>
-                    <v:shape id="Freeform 42" o:spid="_x0000_s1047" style="position:absolute;left:10541;top:15605;width:3000;height:17002;visibility:visible;mso-wrap-style:square;v-text-anchor:top" coordsize="379,2143" o:gfxdata="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" path="m308,2094r-1,36l307,2130r,2l307,2134r-1,4l306,2143r-15,l301,2118r7,-24xm322,1723r-1,36l321,1765r-3,14l315,1799r-5,27l303,1857r-10,35l282,1930r-15,39l248,2009r-21,39l202,2085r-43,58l76,2143r39,-66l160,2010r38,-54l233,1905r30,-49l288,1809r20,-45l322,1723xm336,1361r-1,29l333,1400r-2,17l327,1439r-5,28l315,1497r-10,34l292,1567r-14,38l261,1641r-22,38l216,1714r-37,50l143,1812r-33,47l79,1906r-27,45l30,1995r-18,41l,2078r1,-49l2,2030r10,-48l27,1931r19,-54l71,1822r29,-58l134,1706r40,-56l212,1596r35,-51l277,1496r25,-48l322,1404r14,-43xm350,1001r-2,29l347,1043r-2,20l340,1089r-8,32l323,1156r-12,39l296,1233r-19,42l256,1315r-27,38l193,1403r-36,49l124,1499r-31,47l66,1591r-22,43l25,1676r-11,40l15,1668r1,1l26,1621r15,-50l60,1517r25,-56l114,1403r35,-57l188,1289r38,-54l261,1185r29,-49l315,1088r20,-44l350,1001xm364,639r-2,32l361,685r-4,22l352,733r-7,31l336,799r-13,38l308,876r-17,40l269,955r-26,38l207,1043r-37,47l138,1138r-32,47l80,1230r-24,44l39,1316r-12,40l29,1304r1,1l40,1259r15,-52l75,1153r24,-56l128,1040r35,-57l202,925r39,-53l274,821r29,-49l328,725r20,-45l364,639xm379,245r-3,64l375,324r-4,21l366,372r-7,31l348,438r-11,36l322,513r-19,40l282,591r-24,38l221,679r-37,49l152,776r-32,46l94,867,71,911,52,952,41,994r3,-77l55,880,69,841,85,801r19,-41l123,720r21,-40l165,643r22,-37l207,574r19,-32l243,516r14,-23l269,474r27,-40l317,397r20,-37l354,325r13,-39l379,245xm280,r25,4l327,15r19,19l348,39r3,9l351,59r-1,14l347,91r-7,20l328,136r-10,19l305,177r-17,28l269,235r-21,32l226,301r-23,37l180,374r-22,36l135,446r-20,35l98,513,83,542,70,570r-9,22l59,601r-4,15l57,561r9,-39l78,482,93,438r17,-44l130,350r20,-44l173,265r21,-40l216,188r21,-32l256,128r17,-21l291,86,305,68r8,-14l320,43r1,-10l318,25r-5,-6l305,13,293,8,278,1r,-1l280,xe" fillcolor="#f58220 [3206]" stroked="f" strokeweight="0">
+                    <v:shape id="Freeform 42" style="position:absolute;left:10541;top:15605;width:3000;height:17002;visibility:visible;mso-wrap-style:square;v-text-anchor:top" coordsize="379,2143" o:spid="_x0000_s1047" fillcolor="#f58220 [3206]" stroked="f" strokeweight="0" path="m308,2094r-1,36l307,2130r,2l307,2134r-1,4l306,2143r-15,l301,2118r7,-24xm322,1723r-1,36l321,1765r-3,14l315,1799r-5,27l303,1857r-10,35l282,1930r-15,39l248,2009r-21,39l202,2085r-43,58l76,2143r39,-66l160,2010r38,-54l233,1905r30,-49l288,1809r20,-45l322,1723xm336,1361r-1,29l333,1400r-2,17l327,1439r-5,28l315,1497r-10,34l292,1567r-14,38l261,1641r-22,38l216,1714r-37,50l143,1812r-33,47l79,1906r-27,45l30,1995r-18,41l,2078r1,-49l2,2030r10,-48l27,1931r19,-54l71,1822r29,-58l134,1706r40,-56l212,1596r35,-51l277,1496r25,-48l322,1404r14,-43xm350,1001r-2,29l347,1043r-2,20l340,1089r-8,32l323,1156r-12,39l296,1233r-19,42l256,1315r-27,38l193,1403r-36,49l124,1499r-31,47l66,1591r-22,43l25,1676r-11,40l15,1668r1,1l26,1621r15,-50l60,1517r25,-56l114,1403r35,-57l188,1289r38,-54l261,1185r29,-49l315,1088r20,-44l350,1001xm364,639r-2,32l361,685r-4,22l352,733r-7,31l336,799r-13,38l308,876r-17,40l269,955r-26,38l207,1043r-37,47l138,1138r-32,47l80,1230r-24,44l39,1316r-12,40l29,1304r1,1l40,1259r15,-52l75,1153r24,-56l128,1040r35,-57l202,925r39,-53l274,821r29,-49l328,725r20,-45l364,639xm379,245r-3,64l375,324r-4,21l366,372r-7,31l348,438r-11,36l322,513r-19,40l282,591r-24,38l221,679r-37,49l152,776r-32,46l94,867,71,911,52,952,41,994r3,-77l55,880,69,841,85,801r19,-41l123,720r21,-40l165,643r22,-37l207,574r19,-32l243,516r14,-23l269,474r27,-40l317,397r20,-37l354,325r13,-39l379,245xm280,r25,4l327,15r19,19l348,39r3,9l351,59r-1,14l347,91r-7,20l328,136r-10,19l305,177r-17,28l269,235r-21,32l226,301r-23,37l180,374r-22,36l135,446r-20,35l98,513,83,542,70,570r-9,22l59,601r-4,15l57,561r9,-39l78,482,93,438r17,-44l130,350r20,-44l173,265r21,-40l216,188r21,-32l256,128r17,-21l291,86,305,68r8,-14l320,43r1,-10l318,25r-5,-6l305,13,293,8,278,1r,-1l280,xe" o:gfxdata="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">
                       <v:path arrowok="t" o:connecttype="custom" o:connectlocs="243039,1691486;230372,1700213;254122,1395555;245414,1448712;211372,1562165;125873,1700213;156748,1551851;243830,1399522;263622,1110732;249372,1187690;206622,1301936;113207,1437604;23750,1582793;1583,1610561;56208,1445538;167831,1266234;254914,1113905;274705,827495;255705,917147;202664,1043294;98165,1189276;19791,1329705;20583,1286069;90249,1113112;206622,940155;277080,794173;282622,560920;255705,664059;192373,787826;83916,940155;21375,1075823;43541,957609;129040,779892;239872,612489;300038,194378;289746,295137;254914,407004;174956,538705;74416,687860;34833,727529;82332,602969;148040,480788;203456,391136;266788,285617;221664,0;275497,30942;274705,72198;241455,140428;178914,238807;106874,353847;55416,452227;45124,445086;87082,312592;153581,178510;216122,84892;253330,34115;241455,10314;221664,0" o:connectangles="0,0,0,0,0,0,0,0,0,0,0,0,0,0,0,0,0,0,0,0,0,0,0,0,0,0,0,0,0,0,0,0,0,0,0,0,0,0,0,0,0,0,0,0,0,0,0,0,0,0,0,0,0,0,0,0,0,0"/>
                       <o:lock v:ext="edit" verticies="t"/>
                     </v:shape>
-                    <v:shape id="Freeform 43" o:spid="_x0000_s1048" style="position:absolute;left:5699;top:12033;width:2492;height:20574;visibility:visible;mso-wrap-style:square;v-text-anchor:top" coordsize="314,2592" o:gfxdata="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" path="m314,2472r,59l313,2538r-3,14l308,2569r-3,23l279,2592r15,-43l305,2509r9,-37xm313,2034r,55l313,2088r-2,3l311,2103r-2,17l306,2144r-4,29l297,2204r-7,37l281,2280r-10,40l257,2361r-15,42l225,2443r-22,39l172,2538r-31,54l68,2592r25,-65l124,2460r36,-66l197,2326r33,-64l259,2199r23,-57l300,2086r13,-52xm311,1608r,47l310,1669r-2,21l305,1718r-5,32l292,1787r-8,38l274,1868r-14,44l244,1955r-19,44l203,2040r-38,66l128,2172r-34,62l64,2296r-25,58l18,2411,4,2465r,-41l5,2426r9,-56l25,2308r18,-65l64,2175r27,-70l122,2035r36,-69l196,1898r32,-64l257,1773r24,-58l299,1661r12,-53xm310,1184r,37l310,1218r-1,5l309,1236r-3,21l304,1284r-5,32l292,1353r-8,40l274,1437r-14,43l244,1524r-19,46l203,1612r-33,58l137,1728r-31,56l78,1839r-25,53l32,1943r-17,49l3,2040r,-44l3,1996r8,-56l24,1878r18,-64l63,1746r26,-70l122,1607r36,-70l196,1470r32,-62l256,1346r24,-56l297,1236r13,-52xm309,755r,35l309,789r,5l308,808r-2,20l302,854r-3,33l292,925r-8,40l272,1008r-12,43l244,1097r-19,43l202,1183r-34,59l136,1301r-32,57l75,1413r-25,54l30,1518r-16,50l3,1616,1,1560r9,-57l24,1443r16,-65l63,1311r26,-68l122,1173r36,-68l195,1039r32,-63l255,917r22,-58l296,807r13,-52xm308,291r1,75l306,384r-2,26l300,442r-6,37l286,521r-11,45l262,612r-16,47l226,706r-24,44l167,811r-33,59l103,927,74,982r-25,54l28,1089r-17,50l1,1188r,-89l10,1054r13,-46l38,959,54,911,73,862,92,816r20,-46l131,726r18,-40l167,650r16,-33l197,590r11,-23l232,518r22,-45l271,429r15,-42l297,340r11,-49xm200,r18,3l237,9r17,10l270,34r-4,l264,34r,1l266,38r3,5l271,50r1,12l274,74r-2,16l270,111r-6,23l254,162r-9,24l232,213r-16,33l198,282r-20,41l158,365r-21,43l114,452,94,497,73,540,54,581,38,621,24,657,13,690,4,718r-1,8l,743,,678,6,631,18,582,30,530,47,477,64,424,83,373r20,-52l123,274r20,-44l163,191r18,-34l197,131r18,-26l227,83r8,-18l240,50r1,-11l240,29r-6,-9l226,13,213,6,200,xe" fillcolor="#ed1c24 [3205]" stroked="f" strokeweight="0">
+                    <v:shape id="Freeform 43" style="position:absolute;left:5699;top:12033;width:2492;height:20574;visibility:visible;mso-wrap-style:square;v-text-anchor:top" coordsize="314,2592" o:spid="_x0000_s1048" fillcolor="#ed1c24 [3205]" stroked="f" strokeweight="0" path="m314,2472r,59l313,2538r-3,14l308,2569r-3,23l279,2592r15,-43l305,2509r9,-37xm313,2034r,55l313,2088r-2,3l311,2103r-2,17l306,2144r-4,29l297,2204r-7,37l281,2280r-10,40l257,2361r-15,42l225,2443r-22,39l172,2538r-31,54l68,2592r25,-65l124,2460r36,-66l197,2326r33,-64l259,2199r23,-57l300,2086r13,-52xm311,1608r,47l310,1669r-2,21l305,1718r-5,32l292,1787r-8,38l274,1868r-14,44l244,1955r-19,44l203,2040r-38,66l128,2172r-34,62l64,2296r-25,58l18,2411,4,2465r,-41l5,2426r9,-56l25,2308r18,-65l64,2175r27,-70l122,2035r36,-69l196,1898r32,-64l257,1773r24,-58l299,1661r12,-53xm310,1184r,37l310,1218r-1,5l309,1236r-3,21l304,1284r-5,32l292,1353r-8,40l274,1437r-14,43l244,1524r-19,46l203,1612r-33,58l137,1728r-31,56l78,1839r-25,53l32,1943r-17,49l3,2040r,-44l3,1996r8,-56l24,1878r18,-64l63,1746r26,-70l122,1607r36,-70l196,1470r32,-62l256,1346r24,-56l297,1236r13,-52xm309,755r,35l309,789r,5l308,808r-2,20l302,854r-3,33l292,925r-8,40l272,1008r-12,43l244,1097r-19,43l202,1183r-34,59l136,1301r-32,57l75,1413r-25,54l30,1518r-16,50l3,1616,1,1560r9,-57l24,1443r16,-65l63,1311r26,-68l122,1173r36,-68l195,1039r32,-63l255,917r22,-58l296,807r13,-52xm308,291r1,75l306,384r-2,26l300,442r-6,37l286,521r-11,45l262,612r-16,47l226,706r-24,44l167,811r-33,59l103,927,74,982r-25,54l28,1089r-17,50l1,1188r,-89l10,1054r13,-46l38,959,54,911,73,862,92,816r20,-46l131,726r18,-40l167,650r16,-33l197,590r11,-23l232,518r22,-45l271,429r15,-42l297,340r11,-49xm200,r18,3l237,9r17,10l270,34r-4,l264,34r,1l266,38r3,5l271,50r1,12l274,74r-2,16l270,111r-6,23l254,162r-9,24l232,213r-16,33l198,282r-20,41l158,365r-21,43l114,452,94,497,73,540,54,581,38,621,24,657,13,690,4,718r-1,8l,743,,678,6,631,18,582,30,530,47,477,64,424,83,373r20,-52l123,274r20,-44l163,191r18,-34l197,131r18,-26l227,83r8,-18l240,50r1,-11l240,29r-6,-9l226,13,213,6,200,xe" o:gfxdata="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">
                       <v:path arrowok="t" o:connecttype="custom" o:connectlocs="246063,2025650;233363,2023269;248444,1658144;245269,1682750;230188,1778794;192088,1907381;111919,2057400;127000,1900238;223838,1700213;246857,1313656;238125,1389063;206375,1517650;130969,1671638;30956,1868488;3969,1925638;50800,1726406;155575,1506538;237332,1318419;246063,966788;241300,1019175;217488,1140619;161132,1279525;61913,1459706;2381,1619250;19050,1490663;96838,1275556;203200,1068388;245269,599281;244475,641350;231775,734219;193675,870744;107950,1032669;23813,1204913;7938,1193006;70644,986631;180182,774700;245269,599281;241300,325438;218282,449263;160338,595313;58738,779463;794,942975;30163,761206;88900,611188;145257,489744;201613,375444;244475,230981;201613,15081;209550,27781;215900,49213;209550,106363;171450,195263;108744,323850;42863,461169;3175,569913;4763,500856;50800,336550;113506,182563;170657,83344;191294,30956;169069,4763" o:connectangles="0,0,0,0,0,0,0,0,0,0,0,0,0,0,0,0,0,0,0,0,0,0,0,0,0,0,0,0,0,0,0,0,0,0,0,0,0,0,0,0,0,0,0,0,0,0,0,0,0,0,0,0,0,0,0,0,0,0,0,0,0"/>
                       <o:lock v:ext="edit" verticies="t"/>
                     </v:shape>
-                    <v:shape id="Freeform 44" o:spid="_x0000_s1049" style="position:absolute;left:269;top:9064;width:23956;height:23543;visibility:visible;mso-wrap-style:square;v-text-anchor:top" coordsize="3017,2967" o:gfxdata="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" path="m1600,2954r3,7l1605,2967r-6,l1599,2962r1,-4l1600,2956r,-2xm355,2918r6,13l366,2947r4,20l350,2967r2,-20l355,2931r,-10l355,2918xm2883,2909r7,15l2892,2944r3,23l2873,2967r5,-24l2881,2924r2,-11l2883,2909xm997,2904r4,12l1004,2931r2,17l1007,2967r-19,l991,2946r2,-18l996,2916r1,-9l997,2904xm2272,2819r8,19l2285,2864r2,30l2289,2929r1,38l2252,2967r7,-35l2264,2901r3,-28l2270,2850r1,-16l2272,2823r,-4xm1614,2583r6,16l1624,2622r2,25l1628,2677r-2,32l1624,2742r-3,33l1619,2809r-4,31l1611,2869r-5,32l1596,2933r-12,34l1452,2967r43,-58l1519,2874r20,-36l1556,2801r15,-36l1583,2729r10,-34l1600,2665r5,-28l1610,2614r3,-16l1614,2587r,-4xm350,2545r7,17l362,2583r4,26l368,2640r,31l368,2704r-1,33l366,2770r-1,33l362,2832r-6,42l343,2919r-17,48l189,2967r59,-89l271,2839r20,-41l307,2756r12,-40l331,2677r7,-35l343,2609r4,-26l348,2563r2,-13l350,2545xm2905,2539r6,18l2915,2578r1,26l2916,2633r-1,32l2912,2697r-2,34l2906,2764r-5,31l2897,2824r-6,33l2879,2892r-15,37l2844,2967r-145,l2738,2916r41,-54l2804,2828r20,-37l2843,2755r15,-36l2871,2683r10,-32l2890,2619r6,-26l2900,2571r2,-17l2905,2543r,-4xm996,2463r6,18l1007,2508r2,31l1011,2574r1,38l1011,2652r-2,39l1007,2731r-3,38l1002,2804r-4,38l989,2882r-11,41l962,2967r-138,l855,2913r31,-56l908,2818r17,-40l940,2736r14,-41l964,2655r9,-39l980,2579r5,-31l989,2519r3,-24l994,2478r,-12l996,2463xm2272,2377r7,19l2284,2423r3,31l2289,2488r,37l2289,2566r-2,40l2285,2645r-3,37l2281,2717r-6,44l2265,2809r-16,50l2229,2912r-24,55l2055,2967r34,-64l2127,2838r39,-68l2187,2727r20,-44l2222,2640r14,-46l2246,2552r9,-40l2261,2475r5,-32l2269,2415r2,-20l2271,2381r1,-4xm1629,2212r6,16l1639,2249r2,27l1641,2306r-1,31l1639,2370r-3,34l1633,2436r-4,32l1626,2498r-8,40l1604,2581r-20,46l1559,2675r-30,51l1492,2779r-39,55l1408,2901r-39,66l1280,2967r5,-31l1292,2906r11,-41l1320,2823r23,-44l1371,2732r31,-46l1436,2638r35,-50l1509,2538r23,-35l1552,2466r18,-36l1585,2392r13,-35l1606,2323r8,-30l1620,2266r4,-23l1626,2226r2,-10l1629,2212xm346,2174r6,16l357,2212r4,26l363,2267r2,31l363,2332r,34l361,2399r-1,31l357,2460r-5,40l340,2544r-18,47l299,2641r-27,51l239,2747r-37,58l169,2859r-29,54l115,2967r-80,l38,2924r7,-39l54,2843r16,-43l90,2755r25,-48l143,2660r31,-51l208,2558r35,-51l267,2466r19,-40l302,2385r14,-42l326,2306r7,-37l338,2238r4,-26l345,2192r,-14l346,2174xm2927,2165r5,18l2936,2204r2,27l2938,2261r-1,31l2935,2326r-4,33l2927,2392r-4,32l2920,2453r-9,40l2896,2535r-22,46l2848,2628r-31,50l2780,2731r-41,54l2696,2845r-37,62l2627,2967r-71,l2562,2928r6,-39l2576,2854r12,-41l2607,2771r24,-44l2659,2682r32,-46l2725,2588r38,-48l2802,2490r24,-34l2847,2420r19,-36l2881,2347r12,-35l2903,2278r8,-31l2917,2221r5,-23l2925,2180r1,-11l2927,2165xm996,2022r6,20l1007,2069r2,30l1011,2134r,38l1011,2211r-3,40l1007,2290r-3,37l1002,2362r-6,48l983,2463r-19,55l942,2576r-29,61l880,2702r-37,67l807,2835r-31,67l751,2967r-79,l677,2913r6,-51l693,2813r17,-52l731,2709r25,-56l785,2596r31,-59l851,2476r35,-61l909,2372r19,-44l944,2285r13,-46l968,2197r9,-40l983,2120r5,-32l992,2061r1,-21l994,2027r2,-5xm2272,1937r8,20l2284,1982r3,30l2289,2047r,38l2289,2124r-2,40l2285,2203r-3,38l2280,2276r-6,47l2261,2376r-17,55l2220,2489r-28,61l2158,2614r-37,68l2083,2755r-33,71l2023,2898r-23,69l1948,2967r1,-49l1953,2868r3,-48l1963,2775r10,-49l1988,2675r21,-53l2034,2567r29,-58l2096,2450r33,-60l2165,2328r22,-42l2206,2242r16,-44l2236,2153r10,-42l2255,2071r6,-37l2266,2002r3,-27l2271,1955r1,-13l2272,1937xm1643,1850r6,17l1653,1889r2,27l1655,1945r-1,31l1653,2010r-3,32l1647,2076r-4,32l1640,2136r-9,42l1618,2221r-20,45l1573,2315r-31,50l1506,2418r-39,56l1427,2530r-34,58l1364,2646r-25,55l1320,2755r-15,51l1295,2854r-6,-15l1285,2819r-2,-26l1282,2761r1,-35l1285,2690r4,-38l1293,2616r6,-37l1305,2545r12,-41l1334,2461r23,-43l1384,2372r32,-47l1450,2277r35,-49l1522,2177r24,-34l1566,2106r18,-37l1599,2032r12,-36l1620,1963r8,-31l1634,1904r4,-22l1640,1866r1,-12l1643,1850xm341,1813r6,16l353,1850r3,27l358,1906r2,32l360,1971r-2,34l357,2037r-2,32l352,2099r-5,41l335,2183r-18,48l294,2280r-27,52l234,2386r-36,58l161,2503r-31,60l102,2621r-21,57l64,2734r-12,51l44,2833r-7,-14l32,2799r-4,-26l26,2741r,-35l26,2670r2,-38l31,2594r4,-36l40,2524r10,-41l65,2439r20,-45l110,2347r29,-49l169,2248r34,-50l238,2145r24,-40l282,2065r15,-41l311,1983r10,-38l328,1908r5,-31l337,1850r3,-20l341,1818r,-5xm2947,1807r7,17l2957,1845r3,27l2960,1901r-1,32l2956,1966r-4,32l2948,2031r-3,31l2941,2093r-9,40l2917,2175r-21,46l2869,2268r-31,50l2802,2371r-42,54l2720,2481r-35,57l2655,2594r-25,56l2609,2704r-15,50l2582,2801r-6,-15l2572,2766r-1,-26l2571,2709r1,-34l2575,2638r3,-37l2585,2563r6,-36l2597,2494r13,-41l2629,2410r23,-43l2680,2322r33,-46l2748,2228r36,-49l2823,2130r24,-35l2868,2060r19,-36l2902,1987r13,-35l2925,1918r7,-30l2938,1862r5,-23l2946,1822r1,-12l2947,1807xm993,1593r6,20l1004,1638r4,32l1009,1705r,38l1009,1781r-1,41l1006,1860r-3,38l1002,1933r-6,49l983,2034r-19,55l940,2147r-27,61l879,2273r-38,68l805,2410r-31,70l747,2550r-21,68l708,2683r-11,62l688,2801r-6,-15l677,2765r-4,-28l671,2705r-2,-35l669,2631r2,-40l672,2549r2,-40l678,2470r5,-36l693,2384r17,-51l730,2280r26,-56l785,2167r31,-58l850,2049r36,-62l908,1945r19,-46l943,1855r14,-43l967,1768r8,-40l982,1691r5,-32l989,1632r3,-21l992,1598r1,-5xm2271,1507r6,20l2282,1552r4,31l2287,1618r2,38l2287,1695r-1,40l2284,1774r-2,38l2280,1847r-6,49l2261,1947r-19,55l2220,2060r-29,61l2158,2187r-37,67l2088,2315r-29,61l2034,2438r-21,59l1995,2556r-14,55l1971,2665r-7,49l1958,2699r-5,-22l1950,2650r-2,-32l1946,2582r,-38l1948,2504r2,-41l1953,2423r5,-39l1961,2347r10,-49l1988,2247r21,-54l2034,2138r29,-58l2094,2022r35,-60l2165,1901r22,-43l2206,1813r15,-44l2235,1724r10,-43l2254,1641r6,-36l2265,1572r2,-28l2270,1524r1,-12l2271,1507xm1657,1489r6,18l1667,1528r2,26l1669,1583r,33l1667,1648r-3,34l1660,1715r-3,31l1654,1776r-9,41l1631,1859r-20,47l1586,1953r-30,51l1521,2057r-40,56l1442,2170r-35,57l1378,2285r-25,56l1334,2395r-15,50l1309,2493r-6,-14l1299,2458r-2,-27l1295,2400r2,-34l1299,2330r4,-38l1307,2254r6,-36l1319,2184r11,-41l1348,2101r23,-45l1398,2011r32,-46l1463,1916r36,-49l1536,1817r24,-36l1581,1745r17,-38l1613,1671r12,-35l1634,1602r7,-31l1648,1544r4,-22l1654,1504r1,-11l1657,1489xm336,1452r7,16l348,1489r4,26l353,1546r2,31l355,1610r-2,33l352,1676r-2,33l348,1738r-6,41l331,1823r-18,46l289,1918r-27,53l229,2025r-36,58l156,2142r-31,60l99,2259r-22,58l61,2372r-12,52l41,2471r-8,-13l28,2438r-3,-28l22,2380r,-35l22,2308r1,-37l26,2233r4,-36l35,2163r10,-42l60,2078r20,-46l105,1986r29,-49l165,1888r33,-51l233,1784r24,-39l277,1704r16,-42l306,1622r10,-39l323,1548r5,-33l332,1489r3,-20l336,1457r,-5xm2969,1449r6,16l2979,1487r1,26l2981,1542r-1,31l2977,1606r-3,32l2970,1671r-4,31l2962,1731r-8,42l2938,1815r-21,45l2891,1908r-32,50l2823,2010r-40,55l2742,2121r-36,57l2676,2234r-25,56l2630,2343r-15,51l2604,2441r-5,-12l2595,2410r-3,-23l2592,2360r,-30l2595,2297r2,-33l2602,2229r5,-34l2612,2164r8,-31l2632,2093r18,-43l2674,2006r29,-44l2734,1916r35,-48l2805,1819r39,-49l2869,1735r21,-35l2908,1664r15,-37l2936,1592r10,-33l2954,1529r6,-27l2964,1480r3,-17l2969,1453r,-4xm992,1164r7,20l1004,1211r3,30l1009,1276r,38l1009,1352r-2,41l1006,1433r-3,37l1001,1504r-7,49l982,1605r-18,55l940,1719r-27,61l879,1844r-38,68l805,1982r-33,69l746,2121r-21,68l707,2253r-13,62l686,2371r-5,-14l676,2336r-4,-28l669,2276r-1,-35l668,2202r1,-40l671,2121r3,-41l678,2041r5,-36l693,1956r15,-52l730,1850r25,-55l784,1739r32,-59l850,1620r35,-62l908,1515r19,-43l943,1426r12,-43l967,1340r8,-40l982,1262r3,-33l989,1203r2,-20l992,1169r,-5xm1670,1125r7,18l1680,1164r3,27l1683,1221r,31l1680,1285r-2,34l1674,1351r-2,32l1668,1413r-9,40l1645,1495r-20,47l1600,1590r-30,51l1535,1694r-40,55l1456,1807r-35,57l1392,1921r-24,56l1348,2031r-15,52l1323,2129r-6,-14l1313,2094r-3,-27l1309,2036r1,-34l1313,1966r4,-38l1320,1891r7,-37l1333,1820r11,-40l1362,1738r24,-46l1412,1647r31,-46l1477,1552r37,-49l1551,1453r23,-35l1595,1381r18,-36l1626,1307r13,-35l1649,1238r8,-30l1662,1181r3,-23l1668,1140r2,-10l1670,1125xm331,1088r7,16l343,1125r4,27l350,1181r,32l350,1246r-2,34l347,1312r-2,33l343,1374r-6,41l326,1459r-18,46l286,1554r-29,53l224,1661r-36,58l151,1778r-31,60l94,1896r-22,57l56,2009r-12,51l36,2108r-6,-14l23,2073r-3,-27l18,2016r-1,-35l17,1945r1,-38l22,1869r4,-36l30,1799r10,-41l55,1714r21,-45l100,1622r29,-49l160,1523r34,-50l228,1420r24,-39l272,1340r16,-42l301,1258r10,-39l318,1184r6,-32l328,1125r1,-20l331,1093r,-5xm2990,1085r6,16l3000,1123r1,26l3002,1178r-1,31l2999,1242r-3,34l2992,1308r-3,32l2984,1369r-9,40l2960,1452r-20,45l2913,1544r-31,51l2846,1647r-42,54l2764,1758r-36,56l2698,1872r-25,55l2651,1980r-16,51l2625,2078r-6,-13l2615,2047r-1,-23l2612,1997r2,-30l2616,1935r3,-34l2624,1867r5,-34l2635,1800r6,-30l2654,1729r19,-42l2696,1643r28,-45l2755,1552r35,-48l2828,1457r39,-51l2891,1372r21,-36l2930,1300r15,-37l2957,1228r10,-32l2975,1165r6,-27l2985,1117r2,-18l2989,1089r1,-4xm2271,1074r8,20l2284,1119r2,31l2287,1187r2,37l2287,1265r-1,40l2284,1345r-3,38l2279,1418r-7,49l2261,1518r-19,55l2218,1632r-27,62l2157,1758r-38,67l2087,1887r-29,60l2034,2009r-21,60l1995,2126r-14,57l1970,2236r-6,49l1958,2269r-5,-21l1949,2222r-1,-33l1946,2154r,-39l1948,2075r2,-41l1953,1993r3,-38l1961,1918r10,-49l1988,1818r20,-54l2033,1709r30,-57l2094,1593r34,-60l2163,1472r22,-39l2202,1391r15,-41l2231,1308r10,-41l2250,1229r7,-36l2262,1159r4,-29l2269,1108r1,-19l2271,1078r,-4xm1635,852r17,1l1665,858r10,11l1683,886r5,20l1690,931r,27l1687,991r-5,36l1672,1073r-13,40l1645,1150r-16,36l1610,1222r-21,36l1562,1298r-12,19l1536,1340r-17,26l1500,1398r-20,33l1458,1467r-21,38l1416,1544r-20,40l1378,1625r-16,40l1348,1704r-11,39l1330,1726r-3,-21l1324,1679r,-29l1325,1618r3,-32l1332,1552r3,-31l1339,1492r5,-27l1348,1443r4,-17l1354,1416r9,-22l1376,1366r15,-29l1408,1305r20,-35l1451,1234r22,-36l1496,1162r23,-37l1541,1091r21,-32l1581,1029r17,-28l1611,979r10,-19l1633,935r7,-22l1644,894r,-13l1643,869r-2,-7l1639,856r-3,-3l1635,852xm298,815r14,5l323,832r9,15l338,867r4,24l342,920r-1,32l337,989r-8,45l319,1075r-11,38l293,1149r-16,38l255,1224r-22,42l222,1285r-14,23l192,1337r-18,32l156,1404r-18,39l118,1482r-19,41l81,1564r-16,43l51,1648r-13,41l30,1728r-7,-17l18,1690r-3,-26l13,1633r-1,-31l13,1568r2,-34l17,1502r3,-30l22,1444r3,-23l28,1404r3,-10l37,1371r12,-27l62,1312r17,-32l97,1245r21,-38l138,1169r21,-36l180,1095r20,-35l219,1026r18,-31l252,967r12,-24l274,925r10,-27l291,877r2,-19l293,844r-2,-11l288,825r-2,-5l283,817r-1,l298,815xm2964,808r16,l2994,814r10,11l3011,842r5,20l3017,887r-1,29l3012,948r-6,36l2995,1029r-13,40l2967,1107r-16,35l2931,1177r-23,36l2882,1252r-13,19l2853,1293r-17,27l2817,1350r-22,34l2774,1419r-22,38l2730,1495r-20,41l2690,1576r-16,40l2659,1655r-12,37l2641,1676r-4,-21l2636,1628r1,-28l2639,1567r2,-33l2645,1502r5,-32l2655,1440r4,-26l2664,1393r4,-17l2671,1366r9,-22l2693,1317r16,-30l2728,1255r21,-34l2770,1186r24,-36l2818,1114r24,-35l2864,1045r22,-33l2906,984r17,-28l2937,933r11,-18l2960,889r7,-21l2971,851r1,-14l2971,825r-1,-7l2967,812r-2,-3l2964,808xm992,733r7,20l1004,778r3,31l1008,844r1,38l1008,921r-1,40l1006,1000r-3,38l1001,1073r-7,49l982,1173r-18,55l940,1286r-29,61l879,1413r-38,67l809,1541r-29,61l755,1664r-22,58l716,1781r-14,56l692,1889r-8,51l678,1924r-5,-21l671,1876r-3,-32l667,1808r,-39l668,1730r3,-41l673,1648r5,-38l682,1573r10,-50l708,1472r22,-53l755,1364r29,-58l816,1248r34,-60l885,1125r23,-41l927,1039r16,-44l955,950r12,-43l974,867r6,-36l985,798r4,-28l991,750r1,-12l992,733xm1491,676r21,8l1535,686r20,-1l1573,681r,l1573,718r,35l1573,783r-2,25l1571,825r15,7l1598,837r8,6l1611,849r3,8l1613,867r-7,11l1598,892r-14,18l1566,931r-17,21l1530,981r-21,33l1486,1050r-21,40l1442,1133r-20,44l1402,1221r-18,45l1369,1308r-11,42l1349,1389r1,-67l1350,1263r,-50l1350,1172r-1,-37l1349,1108r,-23l1349,1069r-1,-11l1348,1051r,-2l1348,1045r,-11l1347,1017r,-21l1347,972r1,-25l1349,921r3,-25l1356,874r5,-17l1367,844r15,-17l1397,818r15,-5l1428,813r17,l1463,814r13,l1483,814r4,l1490,814r,l1490,810r,-10l1490,783r,-21l1490,735r1,-27l1491,676xm2270,646r6,20l2281,691r4,32l2286,756r1,39l2286,834r-1,40l2284,913r-3,38l2279,986r-7,48l2260,1086r-18,56l2218,1199r-28,62l2157,1326r-38,68l2087,1454r-29,61l2033,1577r-21,59l1994,1695r-14,55l1970,1803r-7,50l1956,1838r-3,-21l1949,1789r-3,-31l1945,1721r,-37l1946,1643r3,-41l1953,1562r3,-39l1961,1487r10,-51l1986,1385r22,-53l2033,1277r29,-58l2094,1160r34,-60l2163,1039r23,-43l2205,952r16,-44l2234,863r11,-43l2252,780r7,-36l2264,711r2,-27l2269,664r1,-13l2270,646xm2826,573r18,7l2866,582r21,l2907,577r,l2906,612r-1,35l2903,681r,32l2902,740r-1,24l2900,780r15,7l2927,792r8,6l2941,804r1,8l2941,822r-6,11l2925,847r-14,17l2893,884r-17,22l2856,933r-23,33l2811,1002r-23,39l2765,1083r-21,42l2724,1169r-19,44l2689,1256r-13,40l2668,1335r2,-67l2671,1209r,-49l2673,1118r,-34l2673,1055r,-21l2673,1017r,-11l2673,1001r,-2l2673,995r,-11l2673,967r,-21l2674,922r1,-26l2676,871r4,-25l2684,824r5,-17l2695,794r15,-16l2726,768r16,-4l2758,764r15,l2793,765r12,2l2813,767r4,l2818,768r1,l2819,763r,-14l2819,730r2,-26l2822,674r1,-33l2824,607r2,-34xm2908,570r,l2907,577r1,-7xm126,567r2,1l145,576r19,4l184,581r25,-4l210,615r2,37l213,687r1,34l215,751r2,24l217,793r15,5l244,803r9,5l258,814r3,8l259,832r-4,11l247,858r-13,18l218,898r-16,23l183,950r-19,34l144,1021r-20,42l104,1107r-19,45l69,1197r-15,45l40,1286r-9,41l25,1366r-4,-66l18,1242r-2,-50l13,1149r-1,-35l10,1085,8,1064,7,1048,6,1036r,-6l6,1027r-1,-3l5,1012,3,996,2,975,1,951,,926,,900,1,874,3,853,7,834r6,-12l27,804,42,794r15,-5l74,787r15,l109,787r12,l129,787r4,l134,787r1,l134,782r,-13l133,750r-2,-24l130,698r-1,-32l129,634r-1,-34l126,567xm963,409r14,6l987,428r9,19l1002,470r2,29l1006,533r-3,39l999,615r-8,54l980,718r-12,45l953,805r-18,44l915,894r-24,48l880,965r-14,27l850,1025r-18,38l814,1103r-20,44l774,1192r-19,47l737,1288r-17,48l705,1385r-12,46l683,1478r-6,-18l672,1438r-3,-28l668,1379r-1,-34l668,1310r1,-37l672,1237r2,-34l677,1172r2,-28l682,1120r4,-17l687,1093r9,-28l707,1032r14,-36l737,956r19,-41l777,872r20,-45l820,783r21,-43l861,698r20,-41l899,621r16,-33l928,561r9,-24l947,509r6,-23l955,465r2,-16l955,437r-1,-12l952,418r-3,-5l947,410r,-1l963,409xm2240,322r14,7l2265,341r9,19l2280,384r2,29l2284,447r-3,39l2277,528r-8,54l2259,631r-13,45l2231,719r-18,44l2193,808r-23,48l2158,878r-14,28l2128,938r-17,38l2092,1016r-20,44l2053,1105r-19,48l2015,1202r-16,49l1984,1298r-11,48l1963,1391r-7,-16l1951,1352r-2,-28l1948,1292r-2,-34l1946,1223r2,-36l1950,1150r3,-33l1955,1085r3,-27l1961,1034r3,-18l1965,1006r9,-27l1985,946r14,-36l2015,869r19,-41l2054,785r21,-45l2097,696r22,-42l2139,611r21,-40l2177,534r15,-32l2206,474r9,-24l2225,423r5,-24l2234,379r1,-16l2234,350r-2,-11l2230,331r-3,-5l2225,324r,-2l2240,322xm876,125r,43l876,211r2,41l879,291r1,35l880,354r,20l895,380r13,8l917,394r6,9l924,413r,12l919,440r-9,18l898,479r-18,27l865,531r-16,30l830,597r-19,40l792,681r-18,47l756,775r-18,50l722,874r-14,49l697,971r-9,45l682,1059r-3,-73l678,922r-2,-56l674,817r-1,-42l672,741r-1,-27l669,693r-1,-17l667,665r,-6l667,656r,-4l666,641r,-16l664,602r-1,-25l663,551r,-29l663,494r3,-26l668,445r4,-20l677,411r12,-17l702,383r13,-7l727,373r14,-2l753,371r19,l786,371r8,l797,371r2,l799,371r,-3l799,358r,-18l797,317r,-26l796,261r-1,-31l795,196r,-34l794,128r17,5l830,134r24,-2l876,125r,xm2072,r24,8l2122,10r16,-1l2155,5r,l2153,46r2,42l2155,129r1,42l2157,208r,33l2158,267r,20l2173,294r13,7l2195,307r5,9l2202,326r-1,13l2196,354r-9,17l2175,393r-17,26l2143,444r-16,30l2108,511r-17,40l2072,593r-19,47l2034,687r-16,51l2001,787r-13,49l1976,883r-8,45l1961,971r-1,-73l1958,833r-3,-55l1954,729r-3,-40l1950,654r-1,-28l1948,605r-2,-15l1945,578r,-6l1945,570r,-4l1944,555r-1,-17l1943,516r-2,-25l1941,464r,-29l1941,408r2,-27l1946,359r4,-20l1955,325r13,-18l1979,296r14,-6l2005,286r13,-1l2032,285r18,l2063,285r9,l2075,285r2,l2077,285r,-4l2077,270r-2,-19l2075,228r-1,-27l2074,169r-1,-34l2073,102r-1,-36l2072,33r,-33xe" strokecolor="white" strokeweight="0">
+                    <v:shape id="Freeform 44" style="position:absolute;left:269;top:9064;width:23956;height:23543;visibility:visible;mso-wrap-style:square;v-text-anchor:top" coordsize="3017,2967" o:spid="_x0000_s1049" strokecolor="white" strokeweight="0" path="m1600,2954r3,7l1605,2967r-6,l1599,2962r1,-4l1600,2956r,-2xm355,2918r6,13l366,2947r4,20l350,2967r2,-20l355,2931r,-10l355,2918xm2883,2909r7,15l2892,2944r3,23l2873,2967r5,-24l2881,2924r2,-11l2883,2909xm997,2904r4,12l1004,2931r2,17l1007,2967r-19,l991,2946r2,-18l996,2916r1,-9l997,2904xm2272,2819r8,19l2285,2864r2,30l2289,2929r1,38l2252,2967r7,-35l2264,2901r3,-28l2270,2850r1,-16l2272,2823r,-4xm1614,2583r6,16l1624,2622r2,25l1628,2677r-2,32l1624,2742r-3,33l1619,2809r-4,31l1611,2869r-5,32l1596,2933r-12,34l1452,2967r43,-58l1519,2874r20,-36l1556,2801r15,-36l1583,2729r10,-34l1600,2665r5,-28l1610,2614r3,-16l1614,2587r,-4xm350,2545r7,17l362,2583r4,26l368,2640r,31l368,2704r-1,33l366,2770r-1,33l362,2832r-6,42l343,2919r-17,48l189,2967r59,-89l271,2839r20,-41l307,2756r12,-40l331,2677r7,-35l343,2609r4,-26l348,2563r2,-13l350,2545xm2905,2539r6,18l2915,2578r1,26l2916,2633r-1,32l2912,2697r-2,34l2906,2764r-5,31l2897,2824r-6,33l2879,2892r-15,37l2844,2967r-145,l2738,2916r41,-54l2804,2828r20,-37l2843,2755r15,-36l2871,2683r10,-32l2890,2619r6,-26l2900,2571r2,-17l2905,2543r,-4xm996,2463r6,18l1007,2508r2,31l1011,2574r1,38l1011,2652r-2,39l1007,2731r-3,38l1002,2804r-4,38l989,2882r-11,41l962,2967r-138,l855,2913r31,-56l908,2818r17,-40l940,2736r14,-41l964,2655r9,-39l980,2579r5,-31l989,2519r3,-24l994,2478r,-12l996,2463xm2272,2377r7,19l2284,2423r3,31l2289,2488r,37l2289,2566r-2,40l2285,2645r-3,37l2281,2717r-6,44l2265,2809r-16,50l2229,2912r-24,55l2055,2967r34,-64l2127,2838r39,-68l2187,2727r20,-44l2222,2640r14,-46l2246,2552r9,-40l2261,2475r5,-32l2269,2415r2,-20l2271,2381r1,-4xm1629,2212r6,16l1639,2249r2,27l1641,2306r-1,31l1639,2370r-3,34l1633,2436r-4,32l1626,2498r-8,40l1604,2581r-20,46l1559,2675r-30,51l1492,2779r-39,55l1408,2901r-39,66l1280,2967r5,-31l1292,2906r11,-41l1320,2823r23,-44l1371,2732r31,-46l1436,2638r35,-50l1509,2538r23,-35l1552,2466r18,-36l1585,2392r13,-35l1606,2323r8,-30l1620,2266r4,-23l1626,2226r2,-10l1629,2212xm346,2174r6,16l357,2212r4,26l363,2267r2,31l363,2332r,34l361,2399r-1,31l357,2460r-5,40l340,2544r-18,47l299,2641r-27,51l239,2747r-37,58l169,2859r-29,54l115,2967r-80,l38,2924r7,-39l54,2843r16,-43l90,2755r25,-48l143,2660r31,-51l208,2558r35,-51l267,2466r19,-40l302,2385r14,-42l326,2306r7,-37l338,2238r4,-26l345,2192r,-14l346,2174xm2927,2165r5,18l2936,2204r2,27l2938,2261r-1,31l2935,2326r-4,33l2927,2392r-4,32l2920,2453r-9,40l2896,2535r-22,46l2848,2628r-31,50l2780,2731r-41,54l2696,2845r-37,62l2627,2967r-71,l2562,2928r6,-39l2576,2854r12,-41l2607,2771r24,-44l2659,2682r32,-46l2725,2588r38,-48l2802,2490r24,-34l2847,2420r19,-36l2881,2347r12,-35l2903,2278r8,-31l2917,2221r5,-23l2925,2180r1,-11l2927,2165xm996,2022r6,20l1007,2069r2,30l1011,2134r,38l1011,2211r-3,40l1007,2290r-3,37l1002,2362r-6,48l983,2463r-19,55l942,2576r-29,61l880,2702r-37,67l807,2835r-31,67l751,2967r-79,l677,2913r6,-51l693,2813r17,-52l731,2709r25,-56l785,2596r31,-59l851,2476r35,-61l909,2372r19,-44l944,2285r13,-46l968,2197r9,-40l983,2120r5,-32l992,2061r1,-21l994,2027r2,-5xm2272,1937r8,20l2284,1982r3,30l2289,2047r,38l2289,2124r-2,40l2285,2203r-3,38l2280,2276r-6,47l2261,2376r-17,55l2220,2489r-28,61l2158,2614r-37,68l2083,2755r-33,71l2023,2898r-23,69l1948,2967r1,-49l1953,2868r3,-48l1963,2775r10,-49l1988,2675r21,-53l2034,2567r29,-58l2096,2450r33,-60l2165,2328r22,-42l2206,2242r16,-44l2236,2153r10,-42l2255,2071r6,-37l2266,2002r3,-27l2271,1955r1,-13l2272,1937xm1643,1850r6,17l1653,1889r2,27l1655,1945r-1,31l1653,2010r-3,32l1647,2076r-4,32l1640,2136r-9,42l1618,2221r-20,45l1573,2315r-31,50l1506,2418r-39,56l1427,2530r-34,58l1364,2646r-25,55l1320,2755r-15,51l1295,2854r-6,-15l1285,2819r-2,-26l1282,2761r1,-35l1285,2690r4,-38l1293,2616r6,-37l1305,2545r12,-41l1334,2461r23,-43l1384,2372r32,-47l1450,2277r35,-49l1522,2177r24,-34l1566,2106r18,-37l1599,2032r12,-36l1620,1963r8,-31l1634,1904r4,-22l1640,1866r1,-12l1643,1850xm341,1813r6,16l353,1850r3,27l358,1906r2,32l360,1971r-2,34l357,2037r-2,32l352,2099r-5,41l335,2183r-18,48l294,2280r-27,52l234,2386r-36,58l161,2503r-31,60l102,2621r-21,57l64,2734r-12,51l44,2833r-7,-14l32,2799r-4,-26l26,2741r,-35l26,2670r2,-38l31,2594r4,-36l40,2524r10,-41l65,2439r20,-45l110,2347r29,-49l169,2248r34,-50l238,2145r24,-40l282,2065r15,-41l311,1983r10,-38l328,1908r5,-31l337,1850r3,-20l341,1818r,-5xm2947,1807r7,17l2957,1845r3,27l2960,1901r-1,32l2956,1966r-4,32l2948,2031r-3,31l2941,2093r-9,40l2917,2175r-21,46l2869,2268r-31,50l2802,2371r-42,54l2720,2481r-35,57l2655,2594r-25,56l2609,2704r-15,50l2582,2801r-6,-15l2572,2766r-1,-26l2571,2709r1,-34l2575,2638r3,-37l2585,2563r6,-36l2597,2494r13,-41l2629,2410r23,-43l2680,2322r33,-46l2748,2228r36,-49l2823,2130r24,-35l2868,2060r19,-36l2902,1987r13,-35l2925,1918r7,-30l2938,1862r5,-23l2946,1822r1,-12l2947,1807xm993,1593r6,20l1004,1638r4,32l1009,1705r,38l1009,1781r-1,41l1006,1860r-3,38l1002,1933r-6,49l983,2034r-19,55l940,2147r-27,61l879,2273r-38,68l805,2410r-31,70l747,2550r-21,68l708,2683r-11,62l688,2801r-6,-15l677,2765r-4,-28l671,2705r-2,-35l669,2631r2,-40l672,2549r2,-40l678,2470r5,-36l693,2384r17,-51l730,2280r26,-56l785,2167r31,-58l850,2049r36,-62l908,1945r19,-46l943,1855r14,-43l967,1768r8,-40l982,1691r5,-32l989,1632r3,-21l992,1598r1,-5xm2271,1507r6,20l2282,1552r4,31l2287,1618r2,38l2287,1695r-1,40l2284,1774r-2,38l2280,1847r-6,49l2261,1947r-19,55l2220,2060r-29,61l2158,2187r-37,67l2088,2315r-29,61l2034,2438r-21,59l1995,2556r-14,55l1971,2665r-7,49l1958,2699r-5,-22l1950,2650r-2,-32l1946,2582r,-38l1948,2504r2,-41l1953,2423r5,-39l1961,2347r10,-49l1988,2247r21,-54l2034,2138r29,-58l2094,2022r35,-60l2165,1901r22,-43l2206,1813r15,-44l2235,1724r10,-43l2254,1641r6,-36l2265,1572r2,-28l2270,1524r1,-12l2271,1507xm1657,1489r6,18l1667,1528r2,26l1669,1583r,33l1667,1648r-3,34l1660,1715r-3,31l1654,1776r-9,41l1631,1859r-20,47l1586,1953r-30,51l1521,2057r-40,56l1442,2170r-35,57l1378,2285r-25,56l1334,2395r-15,50l1309,2493r-6,-14l1299,2458r-2,-27l1295,2400r2,-34l1299,2330r4,-38l1307,2254r6,-36l1319,2184r11,-41l1348,2101r23,-45l1398,2011r32,-46l1463,1916r36,-49l1536,1817r24,-36l1581,1745r17,-38l1613,1671r12,-35l1634,1602r7,-31l1648,1544r4,-22l1654,1504r1,-11l1657,1489xm336,1452r7,16l348,1489r4,26l353,1546r2,31l355,1610r-2,33l352,1676r-2,33l348,1738r-6,41l331,1823r-18,46l289,1918r-27,53l229,2025r-36,58l156,2142r-31,60l99,2259r-22,58l61,2372r-12,52l41,2471r-8,-13l28,2438r-3,-28l22,2380r,-35l22,2308r1,-37l26,2233r4,-36l35,2163r10,-42l60,2078r20,-46l105,1986r29,-49l165,1888r33,-51l233,1784r24,-39l277,1704r16,-42l306,1622r10,-39l323,1548r5,-33l332,1489r3,-20l336,1457r,-5xm2969,1449r6,16l2979,1487r1,26l2981,1542r-1,31l2977,1606r-3,32l2970,1671r-4,31l2962,1731r-8,42l2938,1815r-21,45l2891,1908r-32,50l2823,2010r-40,55l2742,2121r-36,57l2676,2234r-25,56l2630,2343r-15,51l2604,2441r-5,-12l2595,2410r-3,-23l2592,2360r,-30l2595,2297r2,-33l2602,2229r5,-34l2612,2164r8,-31l2632,2093r18,-43l2674,2006r29,-44l2734,1916r35,-48l2805,1819r39,-49l2869,1735r21,-35l2908,1664r15,-37l2936,1592r10,-33l2954,1529r6,-27l2964,1480r3,-17l2969,1453r,-4xm992,1164r7,20l1004,1211r3,30l1009,1276r,38l1009,1352r-2,41l1006,1433r-3,37l1001,1504r-7,49l982,1605r-18,55l940,1719r-27,61l879,1844r-38,68l805,1982r-33,69l746,2121r-21,68l707,2253r-13,62l686,2371r-5,-14l676,2336r-4,-28l669,2276r-1,-35l668,2202r1,-40l671,2121r3,-41l678,2041r5,-36l693,1956r15,-52l730,1850r25,-55l784,1739r32,-59l850,1620r35,-62l908,1515r19,-43l943,1426r12,-43l967,1340r8,-40l982,1262r3,-33l989,1203r2,-20l992,1169r,-5xm1670,1125r7,18l1680,1164r3,27l1683,1221r,31l1680,1285r-2,34l1674,1351r-2,32l1668,1413r-9,40l1645,1495r-20,47l1600,1590r-30,51l1535,1694r-40,55l1456,1807r-35,57l1392,1921r-24,56l1348,2031r-15,52l1323,2129r-6,-14l1313,2094r-3,-27l1309,2036r1,-34l1313,1966r4,-38l1320,1891r7,-37l1333,1820r11,-40l1362,1738r24,-46l1412,1647r31,-46l1477,1552r37,-49l1551,1453r23,-35l1595,1381r18,-36l1626,1307r13,-35l1649,1238r8,-30l1662,1181r3,-23l1668,1140r2,-10l1670,1125xm331,1088r7,16l343,1125r4,27l350,1181r,32l350,1246r-2,34l347,1312r-2,33l343,1374r-6,41l326,1459r-18,46l286,1554r-29,53l224,1661r-36,58l151,1778r-31,60l94,1896r-22,57l56,2009r-12,51l36,2108r-6,-14l23,2073r-3,-27l18,2016r-1,-35l17,1945r1,-38l22,1869r4,-36l30,1799r10,-41l55,1714r21,-45l100,1622r29,-49l160,1523r34,-50l228,1420r24,-39l272,1340r16,-42l301,1258r10,-39l318,1184r6,-32l328,1125r1,-20l331,1093r,-5xm2990,1085r6,16l3000,1123r1,26l3002,1178r-1,31l2999,1242r-3,34l2992,1308r-3,32l2984,1369r-9,40l2960,1452r-20,45l2913,1544r-31,51l2846,1647r-42,54l2764,1758r-36,56l2698,1872r-25,55l2651,1980r-16,51l2625,2078r-6,-13l2615,2047r-1,-23l2612,1997r2,-30l2616,1935r3,-34l2624,1867r5,-34l2635,1800r6,-30l2654,1729r19,-42l2696,1643r28,-45l2755,1552r35,-48l2828,1457r39,-51l2891,1372r21,-36l2930,1300r15,-37l2957,1228r10,-32l2975,1165r6,-27l2985,1117r2,-18l2989,1089r1,-4xm2271,1074r8,20l2284,1119r2,31l2287,1187r2,37l2287,1265r-1,40l2284,1345r-3,38l2279,1418r-7,49l2261,1518r-19,55l2218,1632r-27,62l2157,1758r-38,67l2087,1887r-29,60l2034,2009r-21,60l1995,2126r-14,57l1970,2236r-6,49l1958,2269r-5,-21l1949,2222r-1,-33l1946,2154r,-39l1948,2075r2,-41l1953,1993r3,-38l1961,1918r10,-49l1988,1818r20,-54l2033,1709r30,-57l2094,1593r34,-60l2163,1472r22,-39l2202,1391r15,-41l2231,1308r10,-41l2250,1229r7,-36l2262,1159r4,-29l2269,1108r1,-19l2271,1078r,-4xm1635,852r17,1l1665,858r10,11l1683,886r5,20l1690,931r,27l1687,991r-5,36l1672,1073r-13,40l1645,1150r-16,36l1610,1222r-21,36l1562,1298r-12,19l1536,1340r-17,26l1500,1398r-20,33l1458,1467r-21,38l1416,1544r-20,40l1378,1625r-16,40l1348,1704r-11,39l1330,1726r-3,-21l1324,1679r,-29l1325,1618r3,-32l1332,1552r3,-31l1339,1492r5,-27l1348,1443r4,-17l1354,1416r9,-22l1376,1366r15,-29l1408,1305r20,-35l1451,1234r22,-36l1496,1162r23,-37l1541,1091r21,-32l1581,1029r17,-28l1611,979r10,-19l1633,935r7,-22l1644,894r,-13l1643,869r-2,-7l1639,856r-3,-3l1635,852xm298,815r14,5l323,832r9,15l338,867r4,24l342,920r-1,32l337,989r-8,45l319,1075r-11,38l293,1149r-16,38l255,1224r-22,42l222,1285r-14,23l192,1337r-18,32l156,1404r-18,39l118,1482r-19,41l81,1564r-16,43l51,1648r-13,41l30,1728r-7,-17l18,1690r-3,-26l13,1633r-1,-31l13,1568r2,-34l17,1502r3,-30l22,1444r3,-23l28,1404r3,-10l37,1371r12,-27l62,1312r17,-32l97,1245r21,-38l138,1169r21,-36l180,1095r20,-35l219,1026r18,-31l252,967r12,-24l274,925r10,-27l291,877r2,-19l293,844r-2,-11l288,825r-2,-5l283,817r-1,l298,815xm2964,808r16,l2994,814r10,11l3011,842r5,20l3017,887r-1,29l3012,948r-6,36l2995,1029r-13,40l2967,1107r-16,35l2931,1177r-23,36l2882,1252r-13,19l2853,1293r-17,27l2817,1350r-22,34l2774,1419r-22,38l2730,1495r-20,41l2690,1576r-16,40l2659,1655r-12,37l2641,1676r-4,-21l2636,1628r1,-28l2639,1567r2,-33l2645,1502r5,-32l2655,1440r4,-26l2664,1393r4,-17l2671,1366r9,-22l2693,1317r16,-30l2728,1255r21,-34l2770,1186r24,-36l2818,1114r24,-35l2864,1045r22,-33l2906,984r17,-28l2937,933r11,-18l2960,889r7,-21l2971,851r1,-14l2971,825r-1,-7l2967,812r-2,-3l2964,808xm992,733r7,20l1004,778r3,31l1008,844r1,38l1008,921r-1,40l1006,1000r-3,38l1001,1073r-7,49l982,1173r-18,55l940,1286r-29,61l879,1413r-38,67l809,1541r-29,61l755,1664r-22,58l716,1781r-14,56l692,1889r-8,51l678,1924r-5,-21l671,1876r-3,-32l667,1808r,-39l668,1730r3,-41l673,1648r5,-38l682,1573r10,-50l708,1472r22,-53l755,1364r29,-58l816,1248r34,-60l885,1125r23,-41l927,1039r16,-44l955,950r12,-43l974,867r6,-36l985,798r4,-28l991,750r1,-12l992,733xm1491,676r21,8l1535,686r20,-1l1573,681r,l1573,718r,35l1573,783r-2,25l1571,825r15,7l1598,837r8,6l1611,849r3,8l1613,867r-7,11l1598,892r-14,18l1566,931r-17,21l1530,981r-21,33l1486,1050r-21,40l1442,1133r-20,44l1402,1221r-18,45l1369,1308r-11,42l1349,1389r1,-67l1350,1263r,-50l1350,1172r-1,-37l1349,1108r,-23l1349,1069r-1,-11l1348,1051r,-2l1348,1045r,-11l1347,1017r,-21l1347,972r1,-25l1349,921r3,-25l1356,874r5,-17l1367,844r15,-17l1397,818r15,-5l1428,813r17,l1463,814r13,l1483,814r4,l1490,814r,l1490,810r,-10l1490,783r,-21l1490,735r1,-27l1491,676xm2270,646r6,20l2281,691r4,32l2286,756r1,39l2286,834r-1,40l2284,913r-3,38l2279,986r-7,48l2260,1086r-18,56l2218,1199r-28,62l2157,1326r-38,68l2087,1454r-29,61l2033,1577r-21,59l1994,1695r-14,55l1970,1803r-7,50l1956,1838r-3,-21l1949,1789r-3,-31l1945,1721r,-37l1946,1643r3,-41l1953,1562r3,-39l1961,1487r10,-51l1986,1385r22,-53l2033,1277r29,-58l2094,1160r34,-60l2163,1039r23,-43l2205,952r16,-44l2234,863r11,-43l2252,780r7,-36l2264,711r2,-27l2269,664r1,-13l2270,646xm2826,573r18,7l2866,582r21,l2907,577r,l2906,612r-1,35l2903,681r,32l2902,740r-1,24l2900,780r15,7l2927,792r8,6l2941,804r1,8l2941,822r-6,11l2925,847r-14,17l2893,884r-17,22l2856,933r-23,33l2811,1002r-23,39l2765,1083r-21,42l2724,1169r-19,44l2689,1256r-13,40l2668,1335r2,-67l2671,1209r,-49l2673,1118r,-34l2673,1055r,-21l2673,1017r,-11l2673,1001r,-2l2673,995r,-11l2673,967r,-21l2674,922r1,-26l2676,871r4,-25l2684,824r5,-17l2695,794r15,-16l2726,768r16,-4l2758,764r15,l2793,765r12,2l2813,767r4,l2818,768r1,l2819,763r,-14l2819,730r2,-26l2822,674r1,-33l2824,607r2,-34xm2908,570r,l2907,577r1,-7xm126,567r2,1l145,576r19,4l184,581r25,-4l210,615r2,37l213,687r1,34l215,751r2,24l217,793r15,5l244,803r9,5l258,814r3,8l259,832r-4,11l247,858r-13,18l218,898r-16,23l183,950r-19,34l144,1021r-20,42l104,1107r-19,45l69,1197r-15,45l40,1286r-9,41l25,1366r-4,-66l18,1242r-2,-50l13,1149r-1,-35l10,1085,8,1064,7,1048,6,1036r,-6l6,1027r-1,-3l5,1012,3,996,2,975,1,951,,926,,900,1,874,3,853,7,834r6,-12l27,804,42,794r15,-5l74,787r15,l109,787r12,l129,787r4,l134,787r1,l134,782r,-13l133,750r-2,-24l130,698r-1,-32l129,634r-1,-34l126,567xm963,409r14,6l987,428r9,19l1002,470r2,29l1006,533r-3,39l999,615r-8,54l980,718r-12,45l953,805r-18,44l915,894r-24,48l880,965r-14,27l850,1025r-18,38l814,1103r-20,44l774,1192r-19,47l737,1288r-17,48l705,1385r-12,46l683,1478r-6,-18l672,1438r-3,-28l668,1379r-1,-34l668,1310r1,-37l672,1237r2,-34l677,1172r2,-28l682,1120r4,-17l687,1093r9,-28l707,1032r14,-36l737,956r19,-41l777,872r20,-45l820,783r21,-43l861,698r20,-41l899,621r16,-33l928,561r9,-24l947,509r6,-23l955,465r2,-16l955,437r-1,-12l952,418r-3,-5l947,410r,-1l963,409xm2240,322r14,7l2265,341r9,19l2280,384r2,29l2284,447r-3,39l2277,528r-8,54l2259,631r-13,45l2231,719r-18,44l2193,808r-23,48l2158,878r-14,28l2128,938r-17,38l2092,1016r-20,44l2053,1105r-19,48l2015,1202r-16,49l1984,1298r-11,48l1963,1391r-7,-16l1951,1352r-2,-28l1948,1292r-2,-34l1946,1223r2,-36l1950,1150r3,-33l1955,1085r3,-27l1961,1034r3,-18l1965,1006r9,-27l1985,946r14,-36l2015,869r19,-41l2054,785r21,-45l2097,696r22,-42l2139,611r21,-40l2177,534r15,-32l2206,474r9,-24l2225,423r5,-24l2234,379r1,-16l2234,350r-2,-11l2230,331r-3,-5l2225,324r,-2l2240,322xm876,125r,43l876,211r2,41l879,291r1,35l880,354r,20l895,380r13,8l917,394r6,9l924,413r,12l919,440r-9,18l898,479r-18,27l865,531r-16,30l830,597r-19,40l792,681r-18,47l756,775r-18,50l722,874r-14,49l697,971r-9,45l682,1059r-3,-73l678,922r-2,-56l674,817r-1,-42l672,741r-1,-27l669,693r-1,-17l667,665r,-6l667,656r,-4l666,641r,-16l664,602r-1,-25l663,551r,-29l663,494r3,-26l668,445r4,-20l677,411r12,-17l702,383r13,-7l727,373r14,-2l753,371r19,l786,371r8,l797,371r2,l799,371r,-3l799,358r,-18l797,317r,-26l796,261r-1,-31l795,196r,-34l794,128r17,5l830,134r24,-2l876,125r,xm2072,r24,8l2122,10r16,-1l2155,5r,l2153,46r2,42l2155,129r1,42l2157,208r,33l2158,267r,20l2173,294r13,7l2195,307r5,9l2202,326r-1,13l2196,354r-9,17l2175,393r-17,26l2143,444r-16,30l2108,511r-17,40l2072,593r-19,47l2034,687r-16,51l2001,787r-13,49l1976,883r-8,45l1961,971r-1,-73l1958,833r-3,-55l1954,729r-3,-40l1950,654r-1,-28l1948,605r-2,-15l1945,578r,-6l1945,570r,-4l1944,555r-1,-17l1943,516r-2,-25l1941,464r,-29l1941,408r2,-27l1946,359r4,-20l1955,325r13,-18l1979,296r14,-6l2005,286r13,-1l2032,285r18,l2063,285r9,l2075,285r2,l2077,285r,-4l2077,270r-2,-19l2075,228r-1,-27l2074,169r-1,-34l2073,102r-1,-36l2072,33r,-33xe" o:gfxdata="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">
                       <v:path arrowok="t" o:connecttype="custom" o:connectlocs="784485,2354263;1267245,2327285;215178,2252697;2269290,2157479;772575,2075751;1783354,2024968;1048098,2240001;255672,2055914;2331223,1748836;2260556,1920228;533577,2354263;1811938,1778195;1795264,1613944;1020307,2236828;282669,1489367;39701,1970217;2299462,1762325;2292316,1606009;562161,2128914;787661,1267985;1545150,2048772;1325208,1282268;1088592,1631400;229470,1521900;242968,1287029;2067611,1936891;787661,923614;532783,1682977;1329178,1071995;1172758,1231485;149274,1363997;257260,914092;2075551,1606009;1815114,912505;1553090,1551259;1335530,814907;1073506,1131506;271553,730004;17468,1145789;2385216,654623;2096989,1217202;787661,581623;530401,1372725;1248983,597492;1071124,860929;1183874,561786;1544356,1365584;2308197,457839;2120809,920440;2238323,594318;185799,695091;794,693504;793219,487992;541517,888701;1805586,285654;1546738,941864;1766679,255501;541517,840298;624094,294382;1713481,211860;1546738,480057;1647578,180914" o:connectangles="0,0,0,0,0,0,0,0,0,0,0,0,0,0,0,0,0,0,0,0,0,0,0,0,0,0,0,0,0,0,0,0,0,0,0,0,0,0,0,0,0,0,0,0,0,0,0,0,0,0,0,0,0,0,0,0,0,0,0,0,0,0"/>
                       <o:lock v:ext="edit" verticies="t"/>
                     </v:shape>
-                    <v:shape id="Freeform 45" o:spid="_x0000_s1050" style="position:absolute;left:20748;top:15224;width:3286;height:17383;visibility:visible;mso-wrap-style:square;v-text-anchor:top" coordsize="412,2190" o:gfxdata="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" path="m305,2098r-3,44l301,2155r-4,15l293,2190r-29,l288,2144r17,-46xm326,1730r-1,36l322,1779r-2,18l313,1824r-7,31l297,1889r-14,39l268,1967r-19,40l225,2047r-26,38l158,2139r-39,51l47,2190r32,-60l116,2068r43,-60l198,1957r35,-51l263,1860r26,-46l311,1771r15,-41xm347,1371r-1,22l345,1407r-4,20l336,1454r-9,31l318,1520r-13,38l289,1597r-18,40l248,1676r-26,37l179,1767r-40,53l101,1871r-32,51l40,1970r-24,47l,2062r2,-40l14,1975r16,-50l50,1873r25,-56l105,1761r35,-57l180,1648r39,-51l254,1548r30,-48l311,1455r21,-44l347,1371xm368,1011r-1,24l366,1047r-4,20l357,1092r-7,32l340,1159r-13,37l311,1235r-19,40l269,1316r-26,37l200,1407r-40,54l123,1513r-34,50l60,1612r-23,47l21,1704r3,-41l35,1617r16,-52l71,1513r25,-56l126,1401r36,-57l203,1288r38,-51l276,1188r30,-48l331,1095r21,-43l368,1011xm390,649r-1,26l386,687r-2,20l379,732r-8,32l361,797r-13,38l333,875r-18,40l291,954r-27,39l222,1047r-40,54l144,1154r-34,50l81,1253r-22,48l42,1346r3,-48l56,1252r16,-51l93,1147r26,-55l149,1037r35,-56l224,924r38,-50l297,825r30,-48l352,733r22,-43l390,649xm412,259r-2,49l410,308r-1,4l407,322r-2,18l401,361r-6,27l387,419r-10,32l365,486r-15,37l332,559r-21,36l287,629r-44,56l203,738r-38,53l131,841r-28,49l79,938,64,984r3,-70l79,876,94,838r17,-41l130,757r21,-39l173,680r21,-38l215,606r22,-33l256,543r18,-27l289,494r13,-19l327,437r23,-35l368,368r18,-35l400,298r12,-39xm321,r22,3l365,15r19,16l384,31r1,1l387,35r3,6l391,48r1,12l391,74r-4,17l380,112r-12,26l357,156r-14,23l326,207r-20,28l284,268r-22,34l238,337r-24,36l190,409r-21,35l148,478r-19,32l113,540r-13,27l91,589r-1,3l89,597r-1,5l85,608r4,-54l98,515r12,-40l126,432r19,-44l165,346r22,-43l209,262r23,-39l254,188r22,-32l296,129r17,-22l331,87,345,70,355,56r6,-11l362,35r-1,-8l355,21r-8,-6l335,10,320,3,321,r,xe" fillcolor="#39b54a [3207]" stroked="f" strokeweight="0">
+                    <v:shape id="Freeform 45" style="position:absolute;left:20748;top:15224;width:3286;height:17383;visibility:visible;mso-wrap-style:square;v-text-anchor:top" coordsize="412,2190" o:spid="_x0000_s1050" fillcolor="#39b54a [3207]" stroked="f" strokeweight="0" path="m305,2098r-3,44l301,2155r-4,15l293,2190r-29,l288,2144r17,-46xm326,1730r-1,36l322,1779r-2,18l313,1824r-7,31l297,1889r-14,39l268,1967r-19,40l225,2047r-26,38l158,2139r-39,51l47,2190r32,-60l116,2068r43,-60l198,1957r35,-51l263,1860r26,-46l311,1771r15,-41xm347,1371r-1,22l345,1407r-4,20l336,1454r-9,31l318,1520r-13,38l289,1597r-18,40l248,1676r-26,37l179,1767r-40,53l101,1871r-32,51l40,1970r-24,47l,2062r2,-40l14,1975r16,-50l50,1873r25,-56l105,1761r35,-57l180,1648r39,-51l254,1548r30,-48l311,1455r21,-44l347,1371xm368,1011r-1,24l366,1047r-4,20l357,1092r-7,32l340,1159r-13,37l311,1235r-19,40l269,1316r-26,37l200,1407r-40,54l123,1513r-34,50l60,1612r-23,47l21,1704r3,-41l35,1617r16,-52l71,1513r25,-56l126,1401r36,-57l203,1288r38,-51l276,1188r30,-48l331,1095r21,-43l368,1011xm390,649r-1,26l386,687r-2,20l379,732r-8,32l361,797r-13,38l333,875r-18,40l291,954r-27,39l222,1047r-40,54l144,1154r-34,50l81,1253r-22,48l42,1346r3,-48l56,1252r16,-51l93,1147r26,-55l149,1037r35,-56l224,924r38,-50l297,825r30,-48l352,733r22,-43l390,649xm412,259r-2,49l410,308r-1,4l407,322r-2,18l401,361r-6,27l387,419r-10,32l365,486r-15,37l332,559r-21,36l287,629r-44,56l203,738r-38,53l131,841r-28,49l79,938,64,984r3,-70l79,876,94,838r17,-41l130,757r21,-39l173,680r21,-38l215,606r22,-33l256,543r18,-27l289,494r13,-19l327,437r23,-35l368,368r18,-35l400,298r12,-39xm321,r22,3l365,15r19,16l384,31r1,1l387,35r3,6l391,48r1,12l391,74r-4,17l380,112r-12,26l357,156r-14,23l326,207r-20,28l284,268r-22,34l238,337r-24,36l190,409r-21,35l148,478r-19,32l113,540r-13,27l91,589r-1,3l89,597r-1,5l85,608r4,-54l98,515r12,-40l126,432r19,-44l165,346r22,-43l209,262r23,-39l254,188r22,-32l296,129r17,-22l331,87,345,70,355,56r6,-11l362,35r-1,-8l355,21r-8,-6l335,10,320,3,321,r,xe" o:gfxdata="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">
                       <v:path arrowok="t" o:connecttype="custom" o:connectlocs="236888,1722438;243269,1665288;255233,1426369;225722,1530350;158723,1654969;63011,1690688;185842,1512888;260019,1373188;271983,1132682;243269,1236663;177068,1359694;55035,1525588;1595,1604963;59820,1442244;174675,1267619;264805,1119982;291923,831056;271185,919957;214556,1044575;98105,1200944;16750,1352550;56630,1200944;161914,1022350;264007,869157;310268,535781;295911,606425;251245,726281;145164,873919;47059,1032669;57428,953294;146759,778669;260817,616744;328613,205581;324625,255588;308673,332581;264805,443706;161914,585788;63011,744538;74975,665163;137986,539750;204187,431006;260817,346869;319042,236538;291126,11906;308673,27781;311863,58738;284745,123825;226520,212725;151545,324644;90129,428625;70987,473869;78165,408781;131605,274638;202592,149225;264007,69056;288733,27781;267197,7938" o:connectangles="0,0,0,0,0,0,0,0,0,0,0,0,0,0,0,0,0,0,0,0,0,0,0,0,0,0,0,0,0,0,0,0,0,0,0,0,0,0,0,0,0,0,0,0,0,0,0,0,0,0,0,0,0,0,0,0,0"/>
                       <o:lock v:ext="edit" verticies="t"/>
                     </v:shape>
@@ -28274,7 +28274,7 @@
       </w:tblGrid>
       <w:tr>
         <w:trPr>
-          <w:trHeight w:hRule="exact" w:val="5904"/>
+          <w:trHeight w:val="5904" w:hRule="exact"/>
         </w:trPr>
         <w:tc>
           <w:tcPr>
@@ -28309,7 +28309,7 @@
       </w:tr>
       <w:tr>
         <w:trPr>
-          <w:trHeight w:hRule="exact" w:val="6480"/>
+          <w:trHeight w:val="6480" w:hRule="exact"/>
         </w:trPr>
         <w:tc>
           <w:tcPr>
@@ -28355,7 +28355,7 @@
         <mc:AlternateContent>
           <mc:Choice Requires="wpg">
             <w:drawing>
-              <wp:anchor distT="0" distB="0" distL="114300" distR="114300" simplePos="0" relativeHeight="251661312" behindDoc="0" locked="1" layoutInCell="1" allowOverlap="1" wp14:anchorId="0B0C7301" wp14:editId="03320E1D">
+              <wp:anchor distT="0" distB="0" distL="114300" distR="114300" simplePos="0" relativeHeight="251661312" behindDoc="0" locked="1" layoutInCell="1" allowOverlap="1" wp14:editId="03320E1D" wp14:anchorId="0B0C7301">
                 <wp:simplePos x="0" y="0"/>
                 <wp:positionH relativeFrom="page">
                   <wp:posOffset>4200525</wp:posOffset>
@@ -28453,9 +28453,9 @@
           </mc:Choice>
           <mc:Fallback>
             <w:pict>
-              <v:group w14:anchorId="6B34C825" id="Lines - second page" o:spid="_x0000_s1026" alt="&quot;&quot;" style="position:absolute;margin-left:330.75pt;margin-top:110.1pt;width:0;height:573.9pt;z-index:251661312;mso-height-percent:725;mso-position-horizontal-relative:page;mso-position-vertical-relative:page;mso-height-percent:725" coordsize="0,72885" o:gfxdata="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">
-                <v:line id="Line - second page bottom" o:spid="_x0000_s1027" alt="Line - bottom" style="position:absolute;visibility:visible;mso-wrap-style:square" from="0,41338" to="0,72885" o:connectortype="straight" o:gfxdata="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" strokecolor="#00a88e [3204]" strokeweight=".5pt"/>
-                <v:line id="Line - second page top" o:spid="_x0000_s1028" alt="Line - top" style="position:absolute;visibility:visible;mso-wrap-style:square" from="0,0" to="0,31546" o:connectortype="straight" o:gfxdata="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" strokecolor="#00a88e [3204]" strokeweight=".5pt"/>
+              <v:group id="Lines - second page" style="position:absolute;margin-left:330.75pt;margin-top:110.1pt;width:0;height:573.9pt;z-index:251661312;mso-height-percent:725;mso-position-horizontal-relative:page;mso-position-vertical-relative:page;mso-height-percent:725" alt="&quot;&quot;" coordsize="0,72885" o:spid="_x0000_s1026" o:gfxdata="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" w14:anchorId="6B34C825">
+                <v:line id="Line - second page bottom" style="position:absolute;visibility:visible;mso-wrap-style:square" alt="Line - bottom" o:spid="_x0000_s1027" strokecolor="#00a88e [3204]" strokeweight=".5pt" o:connectortype="straight" o:gfxdata="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" from="0,41338" to="0,72885"/>
+                <v:line id="Line - second page top" style="position:absolute;visibility:visible;mso-wrap-style:square" alt="Line - top" o:spid="_x0000_s1028" strokecolor="#00a88e [3204]" strokeweight=".5pt" o:connectortype="straight" o:gfxdata="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" from="0,0" to="0,31546"/>
                 <w10:wrap anchorx="page" anchory="page"/>
                 <w10:anchorlock/>
               </v:group>
@@ -28480,7 +28480,7 @@
       </w:tblGrid>
       <w:tr>
         <w:trPr>
-          <w:trHeight w:hRule="exact" w:val="5472"/>
+          <w:trHeight w:val="5472" w:hRule="exact"/>
         </w:trPr>
         <w:tc>
           <w:tcPr>
@@ -28743,7 +28743,7 @@
       </w:tr>
       <w:tr>
         <w:trPr>
-          <w:trHeight w:hRule="exact" w:val="576"/>
+          <w:trHeight w:val="576" w:hRule="exact"/>
         </w:trPr>
         <w:tc>
           <w:tcPr>
@@ -28781,7 +28781,7 @@
       </w:tr>
       <w:tr>
         <w:trPr>
-          <w:trHeight w:hRule="exact" w:val="5616"/>
+          <w:trHeight w:val="5616" w:hRule="exact"/>
         </w:trPr>
         <w:tc>
           <w:tcPr>

--- a/src/Tests/Inputs/cards/06/input.docx
+++ b/src/Tests/Inputs/cards/06/input.docx
@@ -31819,1288 +31819,6 @@
 </w:webSettings>
 </file>
 
-<file path=word/glossary/document.xml><?xml version="1.0" encoding="utf-8"?>
-<w:glossaryDocument xmlns:wpc="http://schemas.microsoft.com/office/word/2010/wordprocessingCanvas" xmlns:cx="http://schemas.microsoft.com/office/drawing/2014/chartex" xmlns:cx1="http://schemas.microsoft.com/office/drawing/2015/9/8/chartex" xmlns:cx2="http://schemas.microsoft.com/office/drawing/2015/10/21/chartex" xmlns:cx3="http://schemas.microsoft.com/office/drawing/2016/5/9/chartex" xmlns:cx4="http://schemas.microsoft.com/office/drawing/2016/5/10/chartex" xmlns:cx5="http://schemas.microsoft.com/office/drawing/2016/5/11/chartex" xmlns:cx6="http://schemas.microsoft.com/office/drawing/2016/5/12/chartex" xmlns:cx7="http://schemas.microsoft.com/office/drawing/2016/5/13/chartex" xmlns:cx8="http://schemas.microsoft.com/office/drawing/2016/5/14/chartex" xmlns:mc="http://schemas.openxmlformats.org/markup-compatibility/2006" xmlns:aink="http://schemas.microsoft.com/office/drawing/2016/ink" xmlns:am3d="http://schemas.microsoft.com/office/drawing/2017/model3d" xmlns:o="urn:schemas-microsoft-com:office:office" xmlns:oel="http://schemas.microsoft.com/office/2019/extlst" xmlns:r="http://schemas.openxmlformats.org/officeDocument/2006/relationships" xmlns:m="http://schemas.openxmlformats.org/officeDocument/2006/math" xmlns:v="urn:schemas-microsoft-com:vml" xmlns:wp14="http://schemas.microsoft.com/office/word/2010/wordprocessingDrawing" xmlns:wp="http://schemas.openxmlformats.org/drawingml/2006/wordprocessingDrawing" xmlns:w10="urn:schemas-microsoft-com:office:word" xmlns:w="http://schemas.openxmlformats.org/wordprocessingml/2006/main" xmlns:w14="http://schemas.microsoft.com/office/word/2010/wordml" xmlns:w15="http://schemas.microsoft.com/office/word/2012/wordml" xmlns:w16cex="http://schemas.microsoft.com/office/word/2018/wordml/cex" xmlns:w16cid="http://schemas.microsoft.com/office/word/2016/wordml/cid" xmlns:w16="http://schemas.microsoft.com/office/word/2018/wordml" xmlns:w16sdtdh="http://schemas.microsoft.com/office/word/2020/wordml/sdtdatahash" xmlns:w16se="http://schemas.microsoft.com/office/word/2015/wordml/symex" xmlns:wpg="http://schemas.microsoft.com/office/word/2010/wordprocessingGroup" xmlns:wpi="http://schemas.microsoft.com/office/word/2010/wordprocessingInk" xmlns:wne="http://schemas.microsoft.com/office/word/2006/wordml" xmlns:wps="http://schemas.microsoft.com/office/word/2010/wordprocessingShape" mc:Ignorable="w14 w15 w16se w16cid w16 w16cex w16sdtdh wp14">
-  <w:docParts>
-    <w:docPart>
-      <w:docPartPr>
-        <w:name w:val="E29A4B5D3E4B49D28C2D4C18AAF84353"/>
-        <w:category>
-          <w:name w:val="General"/>
-          <w:gallery w:val="placeholder"/>
-        </w:category>
-        <w:types>
-          <w:type w:val="bbPlcHdr"/>
-        </w:types>
-        <w:behaviors>
-          <w:behavior w:val="content"/>
-        </w:behaviors>
-        <w:guid w:val="{05155363-C72C-4820-8BB9-322A223B7D69}"/>
-      </w:docPartPr>
-      <w:docPartBody>
-        <w:p>
-          <w:pPr>
-            <w:pStyle w:val="E29A4B5D3E4B49D28C2D4C18AAF84353"/>
-          </w:pPr>
-          <w:r>
-            <w:t>RSVP</w:t>
-          </w:r>
-        </w:p>
-      </w:docPartBody>
-    </w:docPart>
-    <w:docPart>
-      <w:docPartPr>
-        <w:name w:val="BA468CCCC6AE4A7D82D36921C4DF9A6F"/>
-        <w:category>
-          <w:name w:val="General"/>
-          <w:gallery w:val="placeholder"/>
-        </w:category>
-        <w:types>
-          <w:type w:val="bbPlcHdr"/>
-        </w:types>
-        <w:behaviors>
-          <w:behavior w:val="content"/>
-        </w:behaviors>
-        <w:guid w:val="{D4319EBB-BC25-4246-861B-78FEB255B9FC}"/>
-      </w:docPartPr>
-      <w:docPartBody>
-        <w:p>
-          <w:pPr>
-            <w:pStyle w:val="BA468CCCC6AE4A7D82D36921C4DF9A6F"/>
-          </w:pPr>
-          <w:r>
-            <w:t>Recipient Name</w:t>
-          </w:r>
-        </w:p>
-      </w:docPartBody>
-    </w:docPart>
-    <w:docPart>
-      <w:docPartPr>
-        <w:name w:val="FF517443142E49E5A1D2694CB48DD158"/>
-        <w:category>
-          <w:name w:val="General"/>
-          <w:gallery w:val="placeholder"/>
-        </w:category>
-        <w:types>
-          <w:type w:val="bbPlcHdr"/>
-        </w:types>
-        <w:behaviors>
-          <w:behavior w:val="content"/>
-        </w:behaviors>
-        <w:guid w:val="{9E3F95D5-E587-484A-8D32-3F560F63AE6B}"/>
-      </w:docPartPr>
-      <w:docPartBody>
-        <w:p>
-          <w:pPr>
-            <w:pStyle w:val="FF517443142E49E5A1D2694CB48DD158"/>
-          </w:pPr>
-          <w:r>
-            <w:t>Recipient Name</w:t>
-          </w:r>
-        </w:p>
-      </w:docPartBody>
-    </w:docPart>
-    <w:docPart>
-      <w:docPartPr>
-        <w:name w:val="F027A542A5994FA1B51F83D5BEB19BC3"/>
-        <w:category>
-          <w:name w:val="General"/>
-          <w:gallery w:val="placeholder"/>
-        </w:category>
-        <w:types>
-          <w:type w:val="bbPlcHdr"/>
-        </w:types>
-        <w:behaviors>
-          <w:behavior w:val="content"/>
-        </w:behaviors>
-        <w:guid w:val="{5714B2CE-29E0-456E-9395-C437AF0C428D}"/>
-      </w:docPartPr>
-      <w:docPartBody>
-        <w:p>
-          <w:pPr>
-            <w:pStyle w:val="F027A542A5994FA1B51F83D5BEB19BC3"/>
-          </w:pPr>
-          <w:r>
-            <w:t>Address</w:t>
-          </w:r>
-          <w:r>
-            <w:br/>
-            <w:t>City, ST ZIP Code</w:t>
-          </w:r>
-        </w:p>
-      </w:docPartBody>
-    </w:docPart>
-    <w:docPart>
-      <w:docPartPr>
-        <w:name w:val="B94F8D578F7D4FD9ACDBED10B383486A"/>
-        <w:category>
-          <w:name w:val="General"/>
-          <w:gallery w:val="placeholder"/>
-        </w:category>
-        <w:types>
-          <w:type w:val="bbPlcHdr"/>
-        </w:types>
-        <w:behaviors>
-          <w:behavior w:val="content"/>
-        </w:behaviors>
-        <w:guid w:val="{ED261B3D-8B19-4485-ADD6-612EC499E935}"/>
-      </w:docPartPr>
-      <w:docPartBody>
-        <w:p>
-          <w:pPr>
-            <w:pStyle w:val="B94F8D578F7D4FD9ACDBED10B383486A"/>
-          </w:pPr>
-          <w:r>
-            <w:t>Come Celebrate</w:t>
-          </w:r>
-        </w:p>
-      </w:docPartBody>
-    </w:docPart>
-    <w:docPart>
-      <w:docPartPr>
-        <w:name w:val="2F36C5747AAE4476BA1FBCE6531E650F"/>
-        <w:category>
-          <w:name w:val="General"/>
-          <w:gallery w:val="placeholder"/>
-        </w:category>
-        <w:types>
-          <w:type w:val="bbPlcHdr"/>
-        </w:types>
-        <w:behaviors>
-          <w:behavior w:val="content"/>
-        </w:behaviors>
-        <w:guid w:val="{3803888E-FFD2-4053-ABB7-5D5AFD7363C7}"/>
-      </w:docPartPr>
-      <w:docPartBody>
-        <w:p>
-          <w:pPr>
-            <w:pStyle w:val="2F36C5747AAE4476BA1FBCE6531E650F"/>
-          </w:pPr>
-          <w:r>
-            <w:t>Emmanuel’s Birthday</w:t>
-          </w:r>
-        </w:p>
-      </w:docPartBody>
-    </w:docPart>
-    <w:docPart>
-      <w:docPartPr>
-        <w:name w:val="72D36951BC93439C8F5042DCBC1F2A22"/>
-        <w:category>
-          <w:name w:val="General"/>
-          <w:gallery w:val="placeholder"/>
-        </w:category>
-        <w:types>
-          <w:type w:val="bbPlcHdr"/>
-        </w:types>
-        <w:behaviors>
-          <w:behavior w:val="content"/>
-        </w:behaviors>
-        <w:guid w:val="{99E3CD72-457B-4169-AED1-81B98F005993}"/>
-      </w:docPartPr>
-      <w:docPartBody>
-        <w:p>
-          <w:pPr>
-            <w:pStyle w:val="72D36951BC93439C8F5042DCBC1F2A22"/>
-          </w:pPr>
-          <w:r>
-            <w:t>Venue Name</w:t>
-          </w:r>
-          <w:r>
-            <w:br/>
-            <w:t>Location</w:t>
-          </w:r>
-        </w:p>
-      </w:docPartBody>
-    </w:docPart>
-    <w:docPart>
-      <w:docPartPr>
-        <w:name w:val="FBC08B8A324B4C41A19990C8A115E8EB"/>
-        <w:category>
-          <w:name w:val="General"/>
-          <w:gallery w:val="placeholder"/>
-        </w:category>
-        <w:types>
-          <w:type w:val="bbPlcHdr"/>
-        </w:types>
-        <w:behaviors>
-          <w:behavior w:val="content"/>
-        </w:behaviors>
-        <w:guid w:val="{D5EA1DC5-E8AF-4E39-BBBF-337556EA0709}"/>
-      </w:docPartPr>
-      <w:docPartBody>
-        <w:p>
-          <w:pPr>
-            <w:pStyle w:val="FBC08B8A324B4C41A19990C8A115E8EB"/>
-          </w:pPr>
-          <w:r>
-            <w:t>Address</w:t>
-          </w:r>
-          <w:r>
-            <w:br/>
-            <w:t>City, ST ZIP Code</w:t>
-          </w:r>
-        </w:p>
-      </w:docPartBody>
-    </w:docPart>
-    <w:docPart>
-      <w:docPartPr>
-        <w:name w:val="8D28E1A84BAA48AEA69C924D9CC6E80D"/>
-        <w:category>
-          <w:name w:val="General"/>
-          <w:gallery w:val="placeholder"/>
-        </w:category>
-        <w:types>
-          <w:type w:val="bbPlcHdr"/>
-        </w:types>
-        <w:behaviors>
-          <w:behavior w:val="content"/>
-        </w:behaviors>
-        <w:guid w:val="{FA8A819D-1EBB-4144-B372-451C700B5FB9}"/>
-      </w:docPartPr>
-      <w:docPartBody>
-        <w:p>
-          <w:r>
-            <w:t>Address</w:t>
-          </w:r>
-          <w:r>
-            <w:br/>
-            <w:t>City, ST ZIP Code</w:t>
-          </w:r>
-        </w:p>
-      </w:docPartBody>
-    </w:docPart>
-    <w:docPart>
-      <w:docPartPr>
-        <w:name w:val="ECE5B0C0A42E4E379B13335C2DF7A643"/>
-        <w:category>
-          <w:name w:val="General"/>
-          <w:gallery w:val="placeholder"/>
-        </w:category>
-        <w:types>
-          <w:type w:val="bbPlcHdr"/>
-        </w:types>
-        <w:behaviors>
-          <w:behavior w:val="content"/>
-        </w:behaviors>
-        <w:guid w:val="{596656CB-965C-4B0D-9F9A-8D86ADBCCE7E}"/>
-      </w:docPartPr>
-      <w:docPartBody>
-        <w:p>
-          <w:r>
-            <w:t>Come Celebrate</w:t>
-          </w:r>
-        </w:p>
-      </w:docPartBody>
-    </w:docPart>
-    <w:docPart>
-      <w:docPartPr>
-        <w:name w:val="BFEBB1D666324F8D8F0E2F0049E6114B"/>
-        <w:category>
-          <w:name w:val="General"/>
-          <w:gallery w:val="placeholder"/>
-        </w:category>
-        <w:types>
-          <w:type w:val="bbPlcHdr"/>
-        </w:types>
-        <w:behaviors>
-          <w:behavior w:val="content"/>
-        </w:behaviors>
-        <w:guid w:val="{3CEDEC6C-80F8-4C62-B651-289182331A25}"/>
-      </w:docPartPr>
-      <w:docPartBody>
-        <w:p>
-          <w:r>
-            <w:t>Emmanuel’s Birthday</w:t>
-          </w:r>
-        </w:p>
-      </w:docPartBody>
-    </w:docPart>
-    <w:docPart>
-      <w:docPartPr>
-        <w:name w:val="A49AAA2EBE084138B363B018E832FB45"/>
-        <w:category>
-          <w:name w:val="General"/>
-          <w:gallery w:val="placeholder"/>
-        </w:category>
-        <w:types>
-          <w:type w:val="bbPlcHdr"/>
-        </w:types>
-        <w:behaviors>
-          <w:behavior w:val="content"/>
-        </w:behaviors>
-        <w:guid w:val="{C3B08831-40FE-49DA-9C8C-C60C64F78E07}"/>
-      </w:docPartPr>
-      <w:docPartBody>
-        <w:p>
-          <w:r>
-            <w:t>Venue Name</w:t>
-          </w:r>
-          <w:r>
-            <w:br/>
-            <w:t>Location</w:t>
-          </w:r>
-        </w:p>
-      </w:docPartBody>
-    </w:docPart>
-    <w:docPart>
-      <w:docPartPr>
-        <w:name w:val="19C4742C39DF458BAE64B0B5825DDC1B"/>
-        <w:category>
-          <w:name w:val="General"/>
-          <w:gallery w:val="placeholder"/>
-        </w:category>
-        <w:types>
-          <w:type w:val="bbPlcHdr"/>
-        </w:types>
-        <w:behaviors>
-          <w:behavior w:val="content"/>
-        </w:behaviors>
-        <w:guid w:val="{18967367-F05F-47A8-A860-A4F3A952F55D}"/>
-      </w:docPartPr>
-      <w:docPartBody>
-        <w:p>
-          <w:r>
-            <w:t>Address</w:t>
-          </w:r>
-          <w:r>
-            <w:br/>
-            <w:t>City, ST ZIP Code</w:t>
-          </w:r>
-        </w:p>
-      </w:docPartBody>
-    </w:docPart>
-    <w:docPart>
-      <w:docPartPr>
-        <w:name w:val="ED00DCCCF25845568F67D346164707E2"/>
-        <w:category>
-          <w:name w:val="General"/>
-          <w:gallery w:val="placeholder"/>
-        </w:category>
-        <w:types>
-          <w:type w:val="bbPlcHdr"/>
-        </w:types>
-        <w:behaviors>
-          <w:behavior w:val="content"/>
-        </w:behaviors>
-        <w:guid w:val="{36B7F12F-8D86-4054-9334-48B29EEC1397}"/>
-      </w:docPartPr>
-      <w:docPartBody>
-        <w:p>
-          <w:pPr>
-            <w:pStyle w:val="ED00DCCCF25845568F67D346164707E2"/>
-          </w:pPr>
-          <w:r>
-            <w:t>RSVP</w:t>
-          </w:r>
-        </w:p>
-      </w:docPartBody>
-    </w:docPart>
-    <w:docPart>
-      <w:docPartPr>
-        <w:name w:val="039C4F348ACF44189CD6A0F32EF6E40B"/>
-        <w:category>
-          <w:name w:val="General"/>
-          <w:gallery w:val="placeholder"/>
-        </w:category>
-        <w:types>
-          <w:type w:val="bbPlcHdr"/>
-        </w:types>
-        <w:behaviors>
-          <w:behavior w:val="content"/>
-        </w:behaviors>
-        <w:guid w:val="{A1E41F7E-82FE-4A0D-A25F-4F581D09F117}"/>
-      </w:docPartPr>
-      <w:docPartBody>
-        <w:p>
-          <w:pPr>
-            <w:pStyle w:val="039C4F348ACF44189CD6A0F32EF6E40B"/>
-          </w:pPr>
-          <w:r>
-            <w:t>Telephone</w:t>
-          </w:r>
-        </w:p>
-      </w:docPartBody>
-    </w:docPart>
-    <w:docPart>
-      <w:docPartPr>
-        <w:name w:val="DC086E20EE4540D29E2479B7ADC53206"/>
-        <w:category>
-          <w:name w:val="General"/>
-          <w:gallery w:val="placeholder"/>
-        </w:category>
-        <w:types>
-          <w:type w:val="bbPlcHdr"/>
-        </w:types>
-        <w:behaviors>
-          <w:behavior w:val="content"/>
-        </w:behaviors>
-        <w:guid w:val="{5E7CE58D-66A6-4A58-B582-FE30041B9702}"/>
-      </w:docPartPr>
-      <w:docPartBody>
-        <w:p>
-          <w:r>
-            <w:t>Telephone</w:t>
-          </w:r>
-        </w:p>
-      </w:docPartBody>
-    </w:docPart>
-    <w:docPart>
-      <w:docPartPr>
-        <w:name w:val="3FD1F8F55C0E4B17BDFDCFC536392160"/>
-        <w:category>
-          <w:name w:val="General"/>
-          <w:gallery w:val="placeholder"/>
-        </w:category>
-        <w:types>
-          <w:type w:val="bbPlcHdr"/>
-        </w:types>
-        <w:behaviors>
-          <w:behavior w:val="content"/>
-        </w:behaviors>
-        <w:guid w:val="{AA636E94-5580-445F-8C8B-610A1664FF82}"/>
-      </w:docPartPr>
-      <w:docPartBody>
-        <w:p>
-          <w:pPr>
-            <w:pStyle w:val="3FD1F8F55C0E4B17BDFDCFC536392160"/>
-          </w:pPr>
-          <w:r>
-            <w:t>It’s a Birthday Party!</w:t>
-          </w:r>
-        </w:p>
-      </w:docPartBody>
-    </w:docPart>
-    <w:docPart>
-      <w:docPartPr>
-        <w:name w:val="3B40D47BE2CA4340887D7A6BA38FC5B8"/>
-        <w:category>
-          <w:name w:val="General"/>
-          <w:gallery w:val="placeholder"/>
-        </w:category>
-        <w:types>
-          <w:type w:val="bbPlcHdr"/>
-        </w:types>
-        <w:behaviors>
-          <w:behavior w:val="content"/>
-        </w:behaviors>
-        <w:guid w:val="{56EC2902-5FD2-41D8-8B54-5DC3E3CFC3BC}"/>
-      </w:docPartPr>
-      <w:docPartBody>
-        <w:p>
-          <w:pPr>
-            <w:pStyle w:val="3B40D47BE2CA4340887D7A6BA38FC5B8"/>
-          </w:pPr>
-          <w:r>
-            <w:t>Your Name</w:t>
-          </w:r>
-        </w:p>
-      </w:docPartBody>
-    </w:docPart>
-    <w:docPart>
-      <w:docPartPr>
-        <w:name w:val="4591702292274C999843909F228455D8"/>
-        <w:category>
-          <w:name w:val="General"/>
-          <w:gallery w:val="placeholder"/>
-        </w:category>
-        <w:types>
-          <w:type w:val="bbPlcHdr"/>
-        </w:types>
-        <w:behaviors>
-          <w:behavior w:val="content"/>
-        </w:behaviors>
-        <w:guid w:val="{782625F2-DCF6-45BC-B399-EF0E578C64AF}"/>
-      </w:docPartPr>
-      <w:docPartBody>
-        <w:p>
-          <w:pPr>
-            <w:pStyle w:val="4591702292274C999843909F228455D8"/>
-          </w:pPr>
-          <w:r>
-            <w:t>Date</w:t>
-          </w:r>
-        </w:p>
-      </w:docPartBody>
-    </w:docPart>
-    <w:docPart>
-      <w:docPartPr>
-        <w:name w:val="E5E2E53EC2F94465A769F3033E9F501C"/>
-        <w:category>
-          <w:name w:val="General"/>
-          <w:gallery w:val="placeholder"/>
-        </w:category>
-        <w:types>
-          <w:type w:val="bbPlcHdr"/>
-        </w:types>
-        <w:behaviors>
-          <w:behavior w:val="content"/>
-        </w:behaviors>
-        <w:guid w:val="{8E8F3D51-3745-467C-B5C8-D8D96CD2D398}"/>
-      </w:docPartPr>
-      <w:docPartBody>
-        <w:p>
-          <w:r>
-            <w:t>It’s a Birthday Party!</w:t>
-          </w:r>
-        </w:p>
-      </w:docPartBody>
-    </w:docPart>
-    <w:docPart>
-      <w:docPartPr>
-        <w:name w:val="6DEE60CBD2EA49DF99B0D00BB389506A"/>
-        <w:category>
-          <w:name w:val="General"/>
-          <w:gallery w:val="placeholder"/>
-        </w:category>
-        <w:types>
-          <w:type w:val="bbPlcHdr"/>
-        </w:types>
-        <w:behaviors>
-          <w:behavior w:val="content"/>
-        </w:behaviors>
-        <w:guid w:val="{2EFAF44C-AD02-4FC2-AE18-2BFA63BEE1C4}"/>
-      </w:docPartPr>
-      <w:docPartBody>
-        <w:p>
-          <w:r>
-            <w:t>Your Name</w:t>
-          </w:r>
-        </w:p>
-      </w:docPartBody>
-    </w:docPart>
-    <w:docPart>
-      <w:docPartPr>
-        <w:name w:val="C90506A72FF84852B4AB8AD0E59AF5CA"/>
-        <w:category>
-          <w:name w:val="General"/>
-          <w:gallery w:val="placeholder"/>
-        </w:category>
-        <w:types>
-          <w:type w:val="bbPlcHdr"/>
-        </w:types>
-        <w:behaviors>
-          <w:behavior w:val="content"/>
-        </w:behaviors>
-        <w:guid w:val="{B21CFF37-FCCA-41FD-9DD7-779BD65287EF}"/>
-      </w:docPartPr>
-      <w:docPartBody>
-        <w:p>
-          <w:r>
-            <w:t>Date</w:t>
-          </w:r>
-        </w:p>
-      </w:docPartBody>
-    </w:docPart>
-  </w:docParts>
-</w:glossaryDocument>
-</file>
-
-<file path=word/glossary/fontTable.xml><?xml version="1.0" encoding="utf-8"?>
-<w:fonts xmlns:mc="http://schemas.openxmlformats.org/markup-compatibility/2006" xmlns:r="http://schemas.openxmlformats.org/officeDocument/2006/relationships" xmlns:w="http://schemas.openxmlformats.org/wordprocessingml/2006/main" xmlns:w14="http://schemas.microsoft.com/office/word/2010/wordml" xmlns:w15="http://schemas.microsoft.com/office/word/2012/wordml" xmlns:w16cex="http://schemas.microsoft.com/office/word/2018/wordml/cex" xmlns:w16cid="http://schemas.microsoft.com/office/word/2016/wordml/cid" xmlns:w16="http://schemas.microsoft.com/office/word/2018/wordml" xmlns:w16sdtdh="http://schemas.microsoft.com/office/word/2020/wordml/sdtdatahash" xmlns:w16se="http://schemas.microsoft.com/office/word/2015/wordml/symex" mc:Ignorable="w14 w15 w16se w16cid w16 w16cex w16sdtdh">
-  <w:font w:name="Symbol">
-    <w:panose1 w:val="05050102010706020507"/>
-    <w:charset w:val="02"/>
-    <w:family w:val="roman"/>
-    <w:pitch w:val="variable"/>
-    <w:sig w:usb0="00000000" w:usb1="10000000" w:usb2="00000000" w:usb3="00000000" w:csb0="80000000" w:csb1="00000000"/>
-  </w:font>
-  <w:font w:name="Times New Roman">
-    <w:panose1 w:val="02020603050405020304"/>
-    <w:charset w:val="00"/>
-    <w:family w:val="roman"/>
-    <w:pitch w:val="variable"/>
-    <w:sig w:usb0="E0002EFF" w:usb1="C000785B" w:usb2="00000009" w:usb3="00000000" w:csb0="000001FF" w:csb1="00000000"/>
-  </w:font>
-  <w:font w:name="Century Gothic">
-    <w:panose1 w:val="020B0502020202020204"/>
-    <w:charset w:val="00"/>
-    <w:family w:val="swiss"/>
-    <w:pitch w:val="variable"/>
-    <w:sig w:usb0="00000287" w:usb1="00000000" w:usb2="00000000" w:usb3="00000000" w:csb0="0000009F" w:csb1="00000000"/>
-  </w:font>
-  <w:font w:name="Segoe UI">
-    <w:panose1 w:val="020B0502040204020203"/>
-    <w:charset w:val="00"/>
-    <w:family w:val="swiss"/>
-    <w:pitch w:val="variable"/>
-    <w:sig w:usb0="E4002EFF" w:usb1="C000E47F" w:usb2="00000009" w:usb3="00000000" w:csb0="000001FF" w:csb1="00000000"/>
-  </w:font>
-  <w:font w:name="Consolas">
-    <w:panose1 w:val="020B0609020204030204"/>
-    <w:charset w:val="00"/>
-    <w:family w:val="modern"/>
-    <w:pitch w:val="fixed"/>
-    <w:sig w:usb0="E00006FF" w:usb1="0000FCFF" w:usb2="00000001" w:usb3="00000000" w:csb0="0000019F" w:csb1="00000000"/>
-  </w:font>
-  <w:font w:name="Aptos">
-    <w:charset w:val="00"/>
-    <w:family w:val="swiss"/>
-    <w:pitch w:val="variable"/>
-    <w:sig w:usb0="20000287" w:usb1="00000003" w:usb2="00000000" w:usb3="00000000" w:csb0="0000019F" w:csb1="00000000"/>
-  </w:font>
-  <w:font w:name="Aptos Display">
-    <w:charset w:val="00"/>
-    <w:family w:val="swiss"/>
-    <w:pitch w:val="variable"/>
-    <w:sig w:usb0="20000287" w:usb1="00000003" w:usb2="00000000" w:usb3="00000000" w:csb0="0000019F" w:csb1="00000000"/>
-  </w:font>
-</w:fonts>
-</file>
-
-<file path=word/glossary/settings.xml><?xml version="1.0" encoding="utf-8"?>
-<w:settings xmlns:mc="http://schemas.openxmlformats.org/markup-compatibility/2006" xmlns:o="urn:schemas-microsoft-com:office:office" xmlns:r="http://schemas.openxmlformats.org/officeDocument/2006/relationships" xmlns:m="http://schemas.openxmlformats.org/officeDocument/2006/math" xmlns:v="urn:schemas-microsoft-com:vml" xmlns:w10="urn:schemas-microsoft-com:office:word" xmlns:w="http://schemas.openxmlformats.org/wordprocessingml/2006/main" xmlns:w14="http://schemas.microsoft.com/office/word/2010/wordml" xmlns:w15="http://schemas.microsoft.com/office/word/2012/wordml" xmlns:w16cex="http://schemas.microsoft.com/office/word/2018/wordml/cex" xmlns:w16cid="http://schemas.microsoft.com/office/word/2016/wordml/cid" xmlns:w16="http://schemas.microsoft.com/office/word/2018/wordml" xmlns:w16sdtdh="http://schemas.microsoft.com/office/word/2020/wordml/sdtdatahash" xmlns:w16se="http://schemas.microsoft.com/office/word/2015/wordml/symex" xmlns:sl="http://schemas.openxmlformats.org/schemaLibrary/2006/main" mc:Ignorable="w14 w15 w16se w16cid w16 w16cex w16sdtdh">
-  <w:view w:val="normal"/>
-  <w:defaultTabStop w:val="720"/>
-  <w:characterSpacingControl w:val="doNotCompress"/>
-  <w:compat>
-    <w:useFELayout/>
-    <w:compatSetting w:name="compatibilityMode" w:uri="http://schemas.microsoft.com/office/word" w:val="15"/>
-    <w:compatSetting w:name="overrideTableStyleFontSizeAndJustification" w:uri="http://schemas.microsoft.com/office/word" w:val="1"/>
-    <w:compatSetting w:name="enableOpenTypeFeatures" w:uri="http://schemas.microsoft.com/office/word" w:val="1"/>
-    <w:compatSetting w:name="doNotFlipMirrorIndents" w:uri="http://schemas.microsoft.com/office/word" w:val="1"/>
-    <w:compatSetting w:name="differentiateMultirowTableHeaders" w:uri="http://schemas.microsoft.com/office/word" w:val="1"/>
-    <w:compatSetting w:name="useWord2013TrackBottomHyphenation" w:uri="http://schemas.microsoft.com/office/word" w:val="1"/>
-  </w:compat>
-  <w:rsids>
-    <w:rsidRoot w:val="00FB087C"/>
-    <w:rsid w:val="00216823"/>
-    <w:rsid w:val="00394AEB"/>
-    <w:rsid w:val="00483C72"/>
-    <w:rsid w:val="004A61A2"/>
-    <w:rsid w:val="00525E50"/>
-    <w:rsid w:val="005D21AD"/>
-    <w:rsid w:val="005F29E6"/>
-    <w:rsid w:val="00600FCA"/>
-    <w:rsid w:val="0063664A"/>
-    <w:rsid w:val="008F7E34"/>
-    <w:rsid w:val="00900A7E"/>
-    <w:rsid w:val="00A04FEA"/>
-    <w:rsid w:val="00A41BE4"/>
-    <w:rsid w:val="00AB0096"/>
-    <w:rsid w:val="00AD13FF"/>
-    <w:rsid w:val="00B36DEB"/>
-    <w:rsid w:val="00BB231C"/>
-    <w:rsid w:val="00BC1FA0"/>
-    <w:rsid w:val="00BC38C9"/>
-    <w:rsid w:val="00CD0E6D"/>
-    <w:rsid w:val="00D84FFC"/>
-    <w:rsid w:val="00DA7B0F"/>
-    <w:rsid w:val="00DD5420"/>
-    <w:rsid w:val="00F53501"/>
-    <w:rsid w:val="00F95D51"/>
-    <w:rsid w:val="00FB087C"/>
-  </w:rsids>
-  <m:mathPr>
-    <m:mathFont m:val="Cambria Math"/>
-    <m:brkBin m:val="before"/>
-    <m:brkBinSub m:val="--"/>
-    <m:smallFrac m:val="0"/>
-    <m:dispDef/>
-    <m:lMargin m:val="0"/>
-    <m:rMargin m:val="0"/>
-    <m:defJc m:val="centerGroup"/>
-    <m:wrapIndent m:val="1440"/>
-    <m:intLim m:val="subSup"/>
-    <m:naryLim m:val="undOvr"/>
-  </m:mathPr>
-  <w:themeFontLang w:val="en-US"/>
-  <w:clrSchemeMapping w:bg1="light1" w:t1="dark1" w:bg2="light2" w:t2="dark2" w:accent1="accent1" w:accent2="accent2" w:accent3="accent3" w:accent4="accent4" w:accent5="accent5" w:accent6="accent6" w:hyperlink="hyperlink" w:followedHyperlink="followedHyperlink"/>
-  <w:decimalSymbol w:val="."/>
-  <w:listSeparator w:val=","/>
-  <w15:chartTrackingRefBased/>
-</w:settings>
-</file>
-
-<file path=word/glossary/styles.xml><?xml version="1.0" encoding="utf-8"?>
-<w:styles xmlns:mc="http://schemas.openxmlformats.org/markup-compatibility/2006" xmlns:r="http://schemas.openxmlformats.org/officeDocument/2006/relationships" xmlns:w="http://schemas.openxmlformats.org/wordprocessingml/2006/main" xmlns:w14="http://schemas.microsoft.com/office/word/2010/wordml" xmlns:w15="http://schemas.microsoft.com/office/word/2012/wordml" xmlns:w16cex="http://schemas.microsoft.com/office/word/2018/wordml/cex" xmlns:w16cid="http://schemas.microsoft.com/office/word/2016/wordml/cid" xmlns:w16="http://schemas.microsoft.com/office/word/2018/wordml" xmlns:w16sdtdh="http://schemas.microsoft.com/office/word/2020/wordml/sdtdatahash" xmlns:w16se="http://schemas.microsoft.com/office/word/2015/wordml/symex" mc:Ignorable="w14 w15 w16se w16cid w16 w16cex w16sdtdh">
-  <w:docDefaults>
-    <w:rPrDefault>
-      <w:rPr>
-        <w:rFonts w:asciiTheme="minorHAnsi" w:eastAsiaTheme="minorEastAsia" w:hAnsiTheme="minorHAnsi" w:cstheme="minorBidi"/>
-        <w:kern w:val="2"/>
-        <w:sz w:val="22"/>
-        <w:szCs w:val="22"/>
-        <w:lang w:val="en-US" w:eastAsia="en-US" w:bidi="ar-SA"/>
-        <w14:ligatures w14:val="standard"/>
-      </w:rPr>
-    </w:rPrDefault>
-    <w:pPrDefault>
-      <w:pPr>
-        <w:spacing w:after="160" w:line="259" w:lineRule="auto"/>
-      </w:pPr>
-    </w:pPrDefault>
-  </w:docDefaults>
-  <w:latentStyles w:defLockedState="0" w:defUIPriority="99" w:defSemiHidden="0" w:defUnhideWhenUsed="0" w:defQFormat="0" w:count="376">
-    <w:lsdException w:name="Normal" w:uiPriority="0" w:qFormat="1"/>
-    <w:lsdException w:name="heading 1" w:uiPriority="9" w:qFormat="1"/>
-    <w:lsdException w:name="heading 2" w:semiHidden="1" w:uiPriority="9" w:unhideWhenUsed="1" w:qFormat="1"/>
-    <w:lsdException w:name="heading 3" w:semiHidden="1" w:uiPriority="9" w:unhideWhenUsed="1" w:qFormat="1"/>
-    <w:lsdException w:name="heading 4" w:semiHidden="1" w:uiPriority="9" w:unhideWhenUsed="1" w:qFormat="1"/>
-    <w:lsdException w:name="heading 5" w:semiHidden="1" w:uiPriority="9" w:unhideWhenUsed="1" w:qFormat="1"/>
-    <w:lsdException w:name="heading 6" w:semiHidden="1" w:uiPriority="9" w:unhideWhenUsed="1" w:qFormat="1"/>
-    <w:lsdException w:name="heading 7" w:semiHidden="1" w:uiPriority="9" w:unhideWhenUsed="1" w:qFormat="1"/>
-    <w:lsdException w:name="heading 8" w:semiHidden="1" w:uiPriority="9" w:unhideWhenUsed="1" w:qFormat="1"/>
-    <w:lsdException w:name="heading 9" w:semiHidden="1" w:uiPriority="9" w:unhideWhenUsed="1" w:qFormat="1"/>
-    <w:lsdException w:name="index 1" w:semiHidden="1" w:unhideWhenUsed="1"/>
-    <w:lsdException w:name="index 2" w:semiHidden="1" w:unhideWhenUsed="1"/>
-    <w:lsdException w:name="index 3" w:semiHidden="1" w:unhideWhenUsed="1"/>
-    <w:lsdException w:name="index 4" w:semiHidden="1" w:unhideWhenUsed="1"/>
-    <w:lsdException w:name="index 5" w:semiHidden="1" w:unhideWhenUsed="1"/>
-    <w:lsdException w:name="index 6" w:semiHidden="1" w:unhideWhenUsed="1"/>
-    <w:lsdException w:name="index 7" w:semiHidden="1" w:unhideWhenUsed="1"/>
-    <w:lsdException w:name="index 8" w:semiHidden="1" w:unhideWhenUsed="1"/>
-    <w:lsdException w:name="index 9" w:semiHidden="1" w:unhideWhenUsed="1"/>
-    <w:lsdException w:name="toc 1" w:semiHidden="1" w:uiPriority="39" w:unhideWhenUsed="1"/>
-    <w:lsdException w:name="toc 2" w:semiHidden="1" w:uiPriority="39" w:unhideWhenUsed="1"/>
-    <w:lsdException w:name="toc 3" w:semiHidden="1" w:uiPriority="39" w:unhideWhenUsed="1"/>
-    <w:lsdException w:name="toc 4" w:semiHidden="1" w:uiPriority="39" w:unhideWhenUsed="1"/>
-    <w:lsdException w:name="toc 5" w:semiHidden="1" w:uiPriority="39" w:unhideWhenUsed="1"/>
-    <w:lsdException w:name="toc 6" w:semiHidden="1" w:uiPriority="39" w:unhideWhenUsed="1"/>
-    <w:lsdException w:name="toc 7" w:semiHidden="1" w:uiPriority="39" w:unhideWhenUsed="1"/>
-    <w:lsdException w:name="toc 8" w:semiHidden="1" w:uiPriority="39" w:unhideWhenUsed="1"/>
-    <w:lsdException w:name="toc 9" w:semiHidden="1" w:uiPriority="39" w:unhideWhenUsed="1"/>
-    <w:lsdException w:name="Normal Indent" w:semiHidden="1" w:unhideWhenUsed="1"/>
-    <w:lsdException w:name="footnote text" w:semiHidden="1" w:unhideWhenUsed="1"/>
-    <w:lsdException w:name="annotation text" w:semiHidden="1" w:unhideWhenUsed="1"/>
-    <w:lsdException w:name="header" w:semiHidden="1" w:unhideWhenUsed="1"/>
-    <w:lsdException w:name="footer" w:semiHidden="1" w:unhideWhenUsed="1"/>
-    <w:lsdException w:name="index heading" w:semiHidden="1" w:unhideWhenUsed="1"/>
-    <w:lsdException w:name="caption" w:semiHidden="1" w:uiPriority="35" w:unhideWhenUsed="1" w:qFormat="1"/>
-    <w:lsdException w:name="table of figures" w:semiHidden="1" w:unhideWhenUsed="1"/>
-    <w:lsdException w:name="envelope address" w:semiHidden="1" w:unhideWhenUsed="1"/>
-    <w:lsdException w:name="envelope return" w:semiHidden="1" w:unhideWhenUsed="1"/>
-    <w:lsdException w:name="footnote reference" w:semiHidden="1" w:unhideWhenUsed="1"/>
-    <w:lsdException w:name="annotation reference" w:semiHidden="1" w:unhideWhenUsed="1"/>
-    <w:lsdException w:name="line number" w:semiHidden="1" w:unhideWhenUsed="1"/>
-    <w:lsdException w:name="page number" w:semiHidden="1" w:unhideWhenUsed="1"/>
-    <w:lsdException w:name="endnote reference" w:semiHidden="1" w:unhideWhenUsed="1"/>
-    <w:lsdException w:name="endnote text" w:semiHidden="1" w:unhideWhenUsed="1"/>
-    <w:lsdException w:name="table of authorities" w:semiHidden="1" w:unhideWhenUsed="1"/>
-    <w:lsdException w:name="macro" w:semiHidden="1" w:unhideWhenUsed="1"/>
-    <w:lsdException w:name="toa heading" w:semiHidden="1" w:unhideWhenUsed="1"/>
-    <w:lsdException w:name="List" w:semiHidden="1" w:unhideWhenUsed="1"/>
-    <w:lsdException w:name="List Bullet" w:semiHidden="1" w:unhideWhenUsed="1"/>
-    <w:lsdException w:name="List Number" w:semiHidden="1" w:unhideWhenUsed="1"/>
-    <w:lsdException w:name="List 2" w:semiHidden="1" w:unhideWhenUsed="1"/>
-    <w:lsdException w:name="List 3" w:semiHidden="1" w:unhideWhenUsed="1"/>
-    <w:lsdException w:name="List 4" w:semiHidden="1" w:unhideWhenUsed="1"/>
-    <w:lsdException w:name="List 5" w:semiHidden="1" w:unhideWhenUsed="1"/>
-    <w:lsdException w:name="List Bullet 2" w:semiHidden="1" w:unhideWhenUsed="1"/>
-    <w:lsdException w:name="List Bullet 3" w:semiHidden="1" w:unhideWhenUsed="1"/>
-    <w:lsdException w:name="List Bullet 4" w:semiHidden="1" w:unhideWhenUsed="1"/>
-    <w:lsdException w:name="List Bullet 5" w:semiHidden="1" w:unhideWhenUsed="1"/>
-    <w:lsdException w:name="List Number 2" w:semiHidden="1" w:unhideWhenUsed="1"/>
-    <w:lsdException w:name="List Number 3" w:semiHidden="1" w:unhideWhenUsed="1"/>
-    <w:lsdException w:name="List Number 4" w:semiHidden="1" w:unhideWhenUsed="1"/>
-    <w:lsdException w:name="List Number 5" w:semiHidden="1" w:unhideWhenUsed="1"/>
-    <w:lsdException w:name="Title" w:uiPriority="10" w:qFormat="1"/>
-    <w:lsdException w:name="Closing" w:semiHidden="1" w:unhideWhenUsed="1"/>
-    <w:lsdException w:name="Signature" w:semiHidden="1" w:unhideWhenUsed="1"/>
-    <w:lsdException w:name="Default Paragraph Font" w:semiHidden="1" w:uiPriority="1" w:unhideWhenUsed="1"/>
-    <w:lsdException w:name="Body Text" w:semiHidden="1" w:unhideWhenUsed="1"/>
-    <w:lsdException w:name="Body Text Indent" w:semiHidden="1" w:unhideWhenUsed="1"/>
-    <w:lsdException w:name="List Continue" w:semiHidden="1" w:unhideWhenUsed="1"/>
-    <w:lsdException w:name="List Continue 2" w:semiHidden="1" w:unhideWhenUsed="1"/>
-    <w:lsdException w:name="List Continue 3" w:semiHidden="1" w:unhideWhenUsed="1"/>
-    <w:lsdException w:name="List Continue 4" w:semiHidden="1" w:unhideWhenUsed="1"/>
-    <w:lsdException w:name="List Continue 5" w:semiHidden="1" w:unhideWhenUsed="1"/>
-    <w:lsdException w:name="Message Header" w:semiHidden="1" w:unhideWhenUsed="1"/>
-    <w:lsdException w:name="Subtitle" w:uiPriority="11" w:qFormat="1"/>
-    <w:lsdException w:name="Salutation" w:semiHidden="1" w:unhideWhenUsed="1"/>
-    <w:lsdException w:name="Date" w:semiHidden="1" w:unhideWhenUsed="1"/>
-    <w:lsdException w:name="Body Text First Indent" w:semiHidden="1" w:unhideWhenUsed="1"/>
-    <w:lsdException w:name="Body Text First Indent 2" w:semiHidden="1" w:unhideWhenUsed="1"/>
-    <w:lsdException w:name="Note Heading" w:semiHidden="1" w:unhideWhenUsed="1"/>
-    <w:lsdException w:name="Body Text 2" w:semiHidden="1" w:unhideWhenUsed="1"/>
-    <w:lsdException w:name="Body Text 3" w:semiHidden="1" w:unhideWhenUsed="1"/>
-    <w:lsdException w:name="Body Text Indent 2" w:semiHidden="1" w:unhideWhenUsed="1"/>
-    <w:lsdException w:name="Body Text Indent 3" w:semiHidden="1" w:unhideWhenUsed="1"/>
-    <w:lsdException w:name="Block Text" w:semiHidden="1" w:unhideWhenUsed="1"/>
-    <w:lsdException w:name="Hyperlink" w:semiHidden="1" w:unhideWhenUsed="1"/>
-    <w:lsdException w:name="FollowedHyperlink" w:semiHidden="1" w:unhideWhenUsed="1"/>
-    <w:lsdException w:name="Strong" w:uiPriority="22" w:qFormat="1"/>
-    <w:lsdException w:name="Emphasis" w:uiPriority="20" w:qFormat="1"/>
-    <w:lsdException w:name="Document Map" w:semiHidden="1" w:unhideWhenUsed="1"/>
-    <w:lsdException w:name="Plain Text" w:semiHidden="1" w:unhideWhenUsed="1"/>
-    <w:lsdException w:name="E-mail Signature" w:semiHidden="1" w:unhideWhenUsed="1"/>
-    <w:lsdException w:name="HTML Top of Form" w:semiHidden="1" w:unhideWhenUsed="1"/>
-    <w:lsdException w:name="HTML Bottom of Form" w:semiHidden="1" w:unhideWhenUsed="1"/>
-    <w:lsdException w:name="Normal (Web)" w:semiHidden="1" w:unhideWhenUsed="1"/>
-    <w:lsdException w:name="HTML Acronym" w:semiHidden="1" w:unhideWhenUsed="1"/>
-    <w:lsdException w:name="HTML Address" w:semiHidden="1" w:unhideWhenUsed="1"/>
-    <w:lsdException w:name="HTML Cite" w:semiHidden="1" w:unhideWhenUsed="1"/>
-    <w:lsdException w:name="HTML Code" w:semiHidden="1" w:unhideWhenUsed="1"/>
-    <w:lsdException w:name="HTML Definition" w:semiHidden="1" w:unhideWhenUsed="1"/>
-    <w:lsdException w:name="HTML Keyboard" w:semiHidden="1" w:unhideWhenUsed="1"/>
-    <w:lsdException w:name="HTML Preformatted" w:semiHidden="1" w:unhideWhenUsed="1"/>
-    <w:lsdException w:name="HTML Sample" w:semiHidden="1" w:unhideWhenUsed="1"/>
-    <w:lsdException w:name="HTML Typewriter" w:semiHidden="1" w:unhideWhenUsed="1"/>
-    <w:lsdException w:name="HTML Variable" w:semiHidden="1" w:unhideWhenUsed="1"/>
-    <w:lsdException w:name="Normal Table" w:semiHidden="1" w:unhideWhenUsed="1"/>
-    <w:lsdException w:name="annotation subject" w:semiHidden="1" w:unhideWhenUsed="1"/>
-    <w:lsdException w:name="No List" w:semiHidden="1" w:unhideWhenUsed="1"/>
-    <w:lsdException w:name="Outline List 1" w:semiHidden="1" w:unhideWhenUsed="1"/>
-    <w:lsdException w:name="Outline List 2" w:semiHidden="1" w:unhideWhenUsed="1"/>
-    <w:lsdException w:name="Outline List 3" w:semiHidden="1" w:unhideWhenUsed="1"/>
-    <w:lsdException w:name="Table Simple 1" w:semiHidden="1" w:unhideWhenUsed="1"/>
-    <w:lsdException w:name="Table Simple 2" w:semiHidden="1" w:unhideWhenUsed="1"/>
-    <w:lsdException w:name="Table Simple 3" w:semiHidden="1" w:unhideWhenUsed="1"/>
-    <w:lsdException w:name="Table Classic 1" w:semiHidden="1" w:unhideWhenUsed="1"/>
-    <w:lsdException w:name="Table Classic 2" w:semiHidden="1" w:unhideWhenUsed="1"/>
-    <w:lsdException w:name="Table Classic 3" w:semiHidden="1" w:unhideWhenUsed="1"/>
-    <w:lsdException w:name="Table Classic 4" w:semiHidden="1" w:unhideWhenUsed="1"/>
-    <w:lsdException w:name="Table Colorful 1" w:semiHidden="1" w:unhideWhenUsed="1"/>
-    <w:lsdException w:name="Table Colorful 2" w:semiHidden="1" w:unhideWhenUsed="1"/>
-    <w:lsdException w:name="Table Colorful 3" w:semiHidden="1" w:unhideWhenUsed="1"/>
-    <w:lsdException w:name="Table Columns 1" w:semiHidden="1" w:unhideWhenUsed="1"/>
-    <w:lsdException w:name="Table Columns 2" w:semiHidden="1" w:unhideWhenUsed="1"/>
-    <w:lsdException w:name="Table Columns 3" w:semiHidden="1" w:unhideWhenUsed="1"/>
-    <w:lsdException w:name="Table Columns 4" w:semiHidden="1" w:unhideWhenUsed="1"/>
-    <w:lsdException w:name="Table Columns 5" w:semiHidden="1" w:unhideWhenUsed="1"/>
-    <w:lsdException w:name="Table Grid 1" w:semiHidden="1" w:unhideWhenUsed="1"/>
-    <w:lsdException w:name="Table Grid 2" w:semiHidden="1" w:unhideWhenUsed="1"/>
-    <w:lsdException w:name="Table Grid 3" w:semiHidden="1" w:unhideWhenUsed="1"/>
-    <w:lsdException w:name="Table Grid 4" w:semiHidden="1" w:unhideWhenUsed="1"/>
-    <w:lsdException w:name="Table Grid 5" w:semiHidden="1" w:unhideWhenUsed="1"/>
-    <w:lsdException w:name="Table Grid 6" w:semiHidden="1" w:unhideWhenUsed="1"/>
-    <w:lsdException w:name="Table Grid 7" w:semiHidden="1" w:unhideWhenUsed="1"/>
-    <w:lsdException w:name="Table Grid 8" w:semiHidden="1" w:unhideWhenUsed="1"/>
-    <w:lsdException w:name="Table List 1" w:semiHidden="1" w:unhideWhenUsed="1"/>
-    <w:lsdException w:name="Table List 2" w:semiHidden="1" w:unhideWhenUsed="1"/>
-    <w:lsdException w:name="Table List 3" w:semiHidden="1" w:unhideWhenUsed="1"/>
-    <w:lsdException w:name="Table List 4" w:semiHidden="1" w:unhideWhenUsed="1"/>
-    <w:lsdException w:name="Table List 5" w:semiHidden="1" w:unhideWhenUsed="1"/>
-    <w:lsdException w:name="Table List 6" w:semiHidden="1" w:unhideWhenUsed="1"/>
-    <w:lsdException w:name="Table List 7" w:semiHidden="1" w:unhideWhenUsed="1"/>
-    <w:lsdException w:name="Table List 8" w:semiHidden="1" w:unhideWhenUsed="1"/>
-    <w:lsdException w:name="Table 3D effects 1" w:semiHidden="1" w:unhideWhenUsed="1"/>
-    <w:lsdException w:name="Table 3D effects 2" w:semiHidden="1" w:unhideWhenUsed="1"/>
-    <w:lsdException w:name="Table 3D effects 3" w:semiHidden="1" w:unhideWhenUsed="1"/>
-    <w:lsdException w:name="Table Contemporary" w:semiHidden="1" w:unhideWhenUsed="1"/>
-    <w:lsdException w:name="Table Elegant" w:semiHidden="1" w:unhideWhenUsed="1"/>
-    <w:lsdException w:name="Table Professional" w:semiHidden="1" w:unhideWhenUsed="1"/>
-    <w:lsdException w:name="Table Subtle 1" w:semiHidden="1" w:unhideWhenUsed="1"/>
-    <w:lsdException w:name="Table Subtle 2" w:semiHidden="1" w:unhideWhenUsed="1"/>
-    <w:lsdException w:name="Table Web 1" w:semiHidden="1" w:unhideWhenUsed="1"/>
-    <w:lsdException w:name="Table Web 2" w:semiHidden="1" w:unhideWhenUsed="1"/>
-    <w:lsdException w:name="Table Web 3" w:semiHidden="1" w:unhideWhenUsed="1"/>
-    <w:lsdException w:name="Balloon Text" w:semiHidden="1" w:unhideWhenUsed="1"/>
-    <w:lsdException w:name="Table Grid" w:uiPriority="39"/>
-    <w:lsdException w:name="Table Theme" w:semiHidden="1" w:unhideWhenUsed="1"/>
-    <w:lsdException w:name="Placeholder Text" w:semiHidden="1"/>
-    <w:lsdException w:name="No Spacing" w:uiPriority="1" w:qFormat="1"/>
-    <w:lsdException w:name="Light Shading" w:uiPriority="60"/>
-    <w:lsdException w:name="Light List" w:uiPriority="61"/>
-    <w:lsdException w:name="Light Grid" w:uiPriority="62"/>
-    <w:lsdException w:name="Medium Shading 1" w:uiPriority="63"/>
-    <w:lsdException w:name="Medium Shading 2" w:uiPriority="64"/>
-    <w:lsdException w:name="Medium List 1" w:uiPriority="65"/>
-    <w:lsdException w:name="Medium List 2" w:uiPriority="66"/>
-    <w:lsdException w:name="Medium Grid 1" w:uiPriority="67"/>
-    <w:lsdException w:name="Medium Grid 2" w:uiPriority="68"/>
-    <w:lsdException w:name="Medium Grid 3" w:uiPriority="69"/>
-    <w:lsdException w:name="Dark List" w:uiPriority="70"/>
-    <w:lsdException w:name="Colorful Shading" w:uiPriority="71"/>
-    <w:lsdException w:name="Colorful List" w:uiPriority="72"/>
-    <w:lsdException w:name="Colorful Grid" w:uiPriority="73"/>
-    <w:lsdException w:name="Light Shading Accent 1" w:uiPriority="60"/>
-    <w:lsdException w:name="Light List Accent 1" w:uiPriority="61"/>
-    <w:lsdException w:name="Light Grid Accent 1" w:uiPriority="62"/>
-    <w:lsdException w:name="Medium Shading 1 Accent 1" w:uiPriority="63"/>
-    <w:lsdException w:name="Medium Shading 2 Accent 1" w:uiPriority="64"/>
-    <w:lsdException w:name="Medium List 1 Accent 1" w:uiPriority="65"/>
-    <w:lsdException w:name="Revision" w:semiHidden="1"/>
-    <w:lsdException w:name="List Paragraph" w:uiPriority="34" w:qFormat="1"/>
-    <w:lsdException w:name="Quote" w:uiPriority="29" w:qFormat="1"/>
-    <w:lsdException w:name="Intense Quote" w:uiPriority="30" w:qFormat="1"/>
-    <w:lsdException w:name="Medium List 2 Accent 1" w:uiPriority="66"/>
-    <w:lsdException w:name="Medium Grid 1 Accent 1" w:uiPriority="67"/>
-    <w:lsdException w:name="Medium Grid 2 Accent 1" w:uiPriority="68"/>
-    <w:lsdException w:name="Medium Grid 3 Accent 1" w:uiPriority="69"/>
-    <w:lsdException w:name="Dark List Accent 1" w:uiPriority="70"/>
-    <w:lsdException w:name="Colorful Shading Accent 1" w:uiPriority="71"/>
-    <w:lsdException w:name="Colorful List Accent 1" w:uiPriority="72"/>
-    <w:lsdException w:name="Colorful Grid Accent 1" w:uiPriority="73"/>
-    <w:lsdException w:name="Light Shading Accent 2" w:uiPriority="60"/>
-    <w:lsdException w:name="Light List Accent 2" w:uiPriority="61"/>
-    <w:lsdException w:name="Light Grid Accent 2" w:uiPriority="62"/>
-    <w:lsdException w:name="Medium Shading 1 Accent 2" w:uiPriority="63"/>
-    <w:lsdException w:name="Medium Shading 2 Accent 2" w:uiPriority="64"/>
-    <w:lsdException w:name="Medium List 1 Accent 2" w:uiPriority="65"/>
-    <w:lsdException w:name="Medium List 2 Accent 2" w:uiPriority="66"/>
-    <w:lsdException w:name="Medium Grid 1 Accent 2" w:uiPriority="67"/>
-    <w:lsdException w:name="Medium Grid 2 Accent 2" w:uiPriority="68"/>
-    <w:lsdException w:name="Medium Grid 3 Accent 2" w:uiPriority="69"/>
-    <w:lsdException w:name="Dark List Accent 2" w:uiPriority="70"/>
-    <w:lsdException w:name="Colorful Shading Accent 2" w:uiPriority="71"/>
-    <w:lsdException w:name="Colorful List Accent 2" w:uiPriority="72"/>
-    <w:lsdException w:name="Colorful Grid Accent 2" w:uiPriority="73"/>
-    <w:lsdException w:name="Light Shading Accent 3" w:uiPriority="60"/>
-    <w:lsdException w:name="Light List Accent 3" w:uiPriority="61"/>
-    <w:lsdException w:name="Light Grid Accent 3" w:uiPriority="62"/>
-    <w:lsdException w:name="Medium Shading 1 Accent 3" w:uiPriority="63"/>
-    <w:lsdException w:name="Medium Shading 2 Accent 3" w:uiPriority="64"/>
-    <w:lsdException w:name="Medium List 1 Accent 3" w:uiPriority="65"/>
-    <w:lsdException w:name="Medium List 2 Accent 3" w:uiPriority="66"/>
-    <w:lsdException w:name="Medium Grid 1 Accent 3" w:uiPriority="67"/>
-    <w:lsdException w:name="Medium Grid 2 Accent 3" w:uiPriority="68"/>
-    <w:lsdException w:name="Medium Grid 3 Accent 3" w:uiPriority="69"/>
-    <w:lsdException w:name="Dark List Accent 3" w:uiPriority="70"/>
-    <w:lsdException w:name="Colorful Shading Accent 3" w:uiPriority="71"/>
-    <w:lsdException w:name="Colorful List Accent 3" w:uiPriority="72"/>
-    <w:lsdException w:name="Colorful Grid Accent 3" w:uiPriority="73"/>
-    <w:lsdException w:name="Light Shading Accent 4" w:uiPriority="60"/>
-    <w:lsdException w:name="Light List Accent 4" w:uiPriority="61"/>
-    <w:lsdException w:name="Light Grid Accent 4" w:uiPriority="62"/>
-    <w:lsdException w:name="Medium Shading 1 Accent 4" w:uiPriority="63"/>
-    <w:lsdException w:name="Medium Shading 2 Accent 4" w:uiPriority="64"/>
-    <w:lsdException w:name="Medium List 1 Accent 4" w:uiPriority="65"/>
-    <w:lsdException w:name="Medium List 2 Accent 4" w:uiPriority="66"/>
-    <w:lsdException w:name="Medium Grid 1 Accent 4" w:uiPriority="67"/>
-    <w:lsdException w:name="Medium Grid 2 Accent 4" w:uiPriority="68"/>
-    <w:lsdException w:name="Medium Grid 3 Accent 4" w:uiPriority="69"/>
-    <w:lsdException w:name="Dark List Accent 4" w:uiPriority="70"/>
-    <w:lsdException w:name="Colorful Shading Accent 4" w:uiPriority="71"/>
-    <w:lsdException w:name="Colorful List Accent 4" w:uiPriority="72"/>
-    <w:lsdException w:name="Colorful Grid Accent 4" w:uiPriority="73"/>
-    <w:lsdException w:name="Light Shading Accent 5" w:uiPriority="60"/>
-    <w:lsdException w:name="Light List Accent 5" w:uiPriority="61"/>
-    <w:lsdException w:name="Light Grid Accent 5" w:uiPriority="62"/>
-    <w:lsdException w:name="Medium Shading 1 Accent 5" w:uiPriority="63"/>
-    <w:lsdException w:name="Medium Shading 2 Accent 5" w:uiPriority="64"/>
-    <w:lsdException w:name="Medium List 1 Accent 5" w:uiPriority="65"/>
-    <w:lsdException w:name="Medium List 2 Accent 5" w:uiPriority="66"/>
-    <w:lsdException w:name="Medium Grid 1 Accent 5" w:uiPriority="67"/>
-    <w:lsdException w:name="Medium Grid 2 Accent 5" w:uiPriority="68"/>
-    <w:lsdException w:name="Medium Grid 3 Accent 5" w:uiPriority="69"/>
-    <w:lsdException w:name="Dark List Accent 5" w:uiPriority="70"/>
-    <w:lsdException w:name="Colorful Shading Accent 5" w:uiPriority="71"/>
-    <w:lsdException w:name="Colorful List Accent 5" w:uiPriority="72"/>
-    <w:lsdException w:name="Colorful Grid Accent 5" w:uiPriority="73"/>
-    <w:lsdException w:name="Light Shading Accent 6" w:uiPriority="60"/>
-    <w:lsdException w:name="Light List Accent 6" w:uiPriority="61"/>
-    <w:lsdException w:name="Light Grid Accent 6" w:uiPriority="62"/>
-    <w:lsdException w:name="Medium Shading 1 Accent 6" w:uiPriority="63"/>
-    <w:lsdException w:name="Medium Shading 2 Accent 6" w:uiPriority="64"/>
-    <w:lsdException w:name="Medium List 1 Accent 6" w:uiPriority="65"/>
-    <w:lsdException w:name="Medium List 2 Accent 6" w:uiPriority="66"/>
-    <w:lsdException w:name="Medium Grid 1 Accent 6" w:uiPriority="67"/>
-    <w:lsdException w:name="Medium Grid 2 Accent 6" w:uiPriority="68"/>
-    <w:lsdException w:name="Medium Grid 3 Accent 6" w:uiPriority="69"/>
-    <w:lsdException w:name="Dark List Accent 6" w:uiPriority="70"/>
-    <w:lsdException w:name="Colorful Shading Accent 6" w:uiPriority="71"/>
-    <w:lsdException w:name="Colorful List Accent 6" w:uiPriority="72"/>
-    <w:lsdException w:name="Colorful Grid Accent 6" w:uiPriority="73"/>
-    <w:lsdException w:name="Subtle Emphasis" w:uiPriority="19" w:qFormat="1"/>
-    <w:lsdException w:name="Intense Emphasis" w:uiPriority="21" w:qFormat="1"/>
-    <w:lsdException w:name="Subtle Reference" w:uiPriority="31" w:qFormat="1"/>
-    <w:lsdException w:name="Intense Reference" w:uiPriority="32" w:qFormat="1"/>
-    <w:lsdException w:name="Book Title" w:uiPriority="33" w:qFormat="1"/>
-    <w:lsdException w:name="Bibliography" w:semiHidden="1" w:uiPriority="37" w:unhideWhenUsed="1"/>
-    <w:lsdException w:name="TOC Heading" w:semiHidden="1" w:uiPriority="39" w:unhideWhenUsed="1" w:qFormat="1"/>
-    <w:lsdException w:name="Plain Table 1" w:uiPriority="41"/>
-    <w:lsdException w:name="Plain Table 2" w:uiPriority="42"/>
-    <w:lsdException w:name="Plain Table 3" w:uiPriority="43"/>
-    <w:lsdException w:name="Plain Table 4" w:uiPriority="44"/>
-    <w:lsdException w:name="Plain Table 5" w:uiPriority="45"/>
-    <w:lsdException w:name="Grid Table Light" w:uiPriority="40"/>
-    <w:lsdException w:name="Grid Table 1 Light" w:uiPriority="46"/>
-    <w:lsdException w:name="Grid Table 2" w:uiPriority="47"/>
-    <w:lsdException w:name="Grid Table 3" w:uiPriority="48"/>
-    <w:lsdException w:name="Grid Table 4" w:uiPriority="49"/>
-    <w:lsdException w:name="Grid Table 5 Dark" w:uiPriority="50"/>
-    <w:lsdException w:name="Grid Table 6 Colorful" w:uiPriority="51"/>
-    <w:lsdException w:name="Grid Table 7 Colorful" w:uiPriority="52"/>
-    <w:lsdException w:name="Grid Table 1 Light Accent 1" w:uiPriority="46"/>
-    <w:lsdException w:name="Grid Table 2 Accent 1" w:uiPriority="47"/>
-    <w:lsdException w:name="Grid Table 3 Accent 1" w:uiPriority="48"/>
-    <w:lsdException w:name="Grid Table 4 Accent 1" w:uiPriority="49"/>
-    <w:lsdException w:name="Grid Table 5 Dark Accent 1" w:uiPriority="50"/>
-    <w:lsdException w:name="Grid Table 6 Colorful Accent 1" w:uiPriority="51"/>
-    <w:lsdException w:name="Grid Table 7 Colorful Accent 1" w:uiPriority="52"/>
-    <w:lsdException w:name="Grid Table 1 Light Accent 2" w:uiPriority="46"/>
-    <w:lsdException w:name="Grid Table 2 Accent 2" w:uiPriority="47"/>
-    <w:lsdException w:name="Grid Table 3 Accent 2" w:uiPriority="48"/>
-    <w:lsdException w:name="Grid Table 4 Accent 2" w:uiPriority="49"/>
-    <w:lsdException w:name="Grid Table 5 Dark Accent 2" w:uiPriority="50"/>
-    <w:lsdException w:name="Grid Table 6 Colorful Accent 2" w:uiPriority="51"/>
-    <w:lsdException w:name="Grid Table 7 Colorful Accent 2" w:uiPriority="52"/>
-    <w:lsdException w:name="Grid Table 1 Light Accent 3" w:uiPriority="46"/>
-    <w:lsdException w:name="Grid Table 2 Accent 3" w:uiPriority="47"/>
-    <w:lsdException w:name="Grid Table 3 Accent 3" w:uiPriority="48"/>
-    <w:lsdException w:name="Grid Table 4 Accent 3" w:uiPriority="49"/>
-    <w:lsdException w:name="Grid Table 5 Dark Accent 3" w:uiPriority="50"/>
-    <w:lsdException w:name="Grid Table 6 Colorful Accent 3" w:uiPriority="51"/>
-    <w:lsdException w:name="Grid Table 7 Colorful Accent 3" w:uiPriority="52"/>
-    <w:lsdException w:name="Grid Table 1 Light Accent 4" w:uiPriority="46"/>
-    <w:lsdException w:name="Grid Table 2 Accent 4" w:uiPriority="47"/>
-    <w:lsdException w:name="Grid Table 3 Accent 4" w:uiPriority="48"/>
-    <w:lsdException w:name="Grid Table 4 Accent 4" w:uiPriority="49"/>
-    <w:lsdException w:name="Grid Table 5 Dark Accent 4" w:uiPriority="50"/>
-    <w:lsdException w:name="Grid Table 6 Colorful Accent 4" w:uiPriority="51"/>
-    <w:lsdException w:name="Grid Table 7 Colorful Accent 4" w:uiPriority="52"/>
-    <w:lsdException w:name="Grid Table 1 Light Accent 5" w:uiPriority="46"/>
-    <w:lsdException w:name="Grid Table 2 Accent 5" w:uiPriority="47"/>
-    <w:lsdException w:name="Grid Table 3 Accent 5" w:uiPriority="48"/>
-    <w:lsdException w:name="Grid Table 4 Accent 5" w:uiPriority="49"/>
-    <w:lsdException w:name="Grid Table 5 Dark Accent 5" w:uiPriority="50"/>
-    <w:lsdException w:name="Grid Table 6 Colorful Accent 5" w:uiPriority="51"/>
-    <w:lsdException w:name="Grid Table 7 Colorful Accent 5" w:uiPriority="52"/>
-    <w:lsdException w:name="Grid Table 1 Light Accent 6" w:uiPriority="46"/>
-    <w:lsdException w:name="Grid Table 2 Accent 6" w:uiPriority="47"/>
-    <w:lsdException w:name="Grid Table 3 Accent 6" w:uiPriority="48"/>
-    <w:lsdException w:name="Grid Table 4 Accent 6" w:uiPriority="49"/>
-    <w:lsdException w:name="Grid Table 5 Dark Accent 6" w:uiPriority="50"/>
-    <w:lsdException w:name="Grid Table 6 Colorful Accent 6" w:uiPriority="51"/>
-    <w:lsdException w:name="Grid Table 7 Colorful Accent 6" w:uiPriority="52"/>
-    <w:lsdException w:name="List Table 1 Light" w:uiPriority="46"/>
-    <w:lsdException w:name="List Table 2" w:uiPriority="47"/>
-    <w:lsdException w:name="List Table 3" w:uiPriority="48"/>
-    <w:lsdException w:name="List Table 4" w:uiPriority="49"/>
-    <w:lsdException w:name="List Table 5 Dark" w:uiPriority="50"/>
-    <w:lsdException w:name="List Table 6 Colorful" w:uiPriority="51"/>
-    <w:lsdException w:name="List Table 7 Colorful" w:uiPriority="52"/>
-    <w:lsdException w:name="List Table 1 Light Accent 1" w:uiPriority="46"/>
-    <w:lsdException w:name="List Table 2 Accent 1" w:uiPriority="47"/>
-    <w:lsdException w:name="List Table 3 Accent 1" w:uiPriority="48"/>
-    <w:lsdException w:name="List Table 4 Accent 1" w:uiPriority="49"/>
-    <w:lsdException w:name="List Table 5 Dark Accent 1" w:uiPriority="50"/>
-    <w:lsdException w:name="List Table 6 Colorful Accent 1" w:uiPriority="51"/>
-    <w:lsdException w:name="List Table 7 Colorful Accent 1" w:uiPriority="52"/>
-    <w:lsdException w:name="List Table 1 Light Accent 2" w:uiPriority="46"/>
-    <w:lsdException w:name="List Table 2 Accent 2" w:uiPriority="47"/>
-    <w:lsdException w:name="List Table 3 Accent 2" w:uiPriority="48"/>
-    <w:lsdException w:name="List Table 4 Accent 2" w:uiPriority="49"/>
-    <w:lsdException w:name="List Table 5 Dark Accent 2" w:uiPriority="50"/>
-    <w:lsdException w:name="List Table 6 Colorful Accent 2" w:uiPriority="51"/>
-    <w:lsdException w:name="List Table 7 Colorful Accent 2" w:uiPriority="52"/>
-    <w:lsdException w:name="List Table 1 Light Accent 3" w:uiPriority="46"/>
-    <w:lsdException w:name="List Table 2 Accent 3" w:uiPriority="47"/>
-    <w:lsdException w:name="List Table 3 Accent 3" w:uiPriority="48"/>
-    <w:lsdException w:name="List Table 4 Accent 3" w:uiPriority="49"/>
-    <w:lsdException w:name="List Table 5 Dark Accent 3" w:uiPriority="50"/>
-    <w:lsdException w:name="List Table 6 Colorful Accent 3" w:uiPriority="51"/>
-    <w:lsdException w:name="List Table 7 Colorful Accent 3" w:uiPriority="52"/>
-    <w:lsdException w:name="List Table 1 Light Accent 4" w:uiPriority="46"/>
-    <w:lsdException w:name="List Table 2 Accent 4" w:uiPriority="47"/>
-    <w:lsdException w:name="List Table 3 Accent 4" w:uiPriority="48"/>
-    <w:lsdException w:name="List Table 4 Accent 4" w:uiPriority="49"/>
-    <w:lsdException w:name="List Table 5 Dark Accent 4" w:uiPriority="50"/>
-    <w:lsdException w:name="List Table 6 Colorful Accent 4" w:uiPriority="51"/>
-    <w:lsdException w:name="List Table 7 Colorful Accent 4" w:uiPriority="52"/>
-    <w:lsdException w:name="List Table 1 Light Accent 5" w:uiPriority="46"/>
-    <w:lsdException w:name="List Table 2 Accent 5" w:uiPriority="47"/>
-    <w:lsdException w:name="List Table 3 Accent 5" w:uiPriority="48"/>
-    <w:lsdException w:name="List Table 4 Accent 5" w:uiPriority="49"/>
-    <w:lsdException w:name="List Table 5 Dark Accent 5" w:uiPriority="50"/>
-    <w:lsdException w:name="List Table 6 Colorful Accent 5" w:uiPriority="51"/>
-    <w:lsdException w:name="List Table 7 Colorful Accent 5" w:uiPriority="52"/>
-    <w:lsdException w:name="List Table 1 Light Accent 6" w:uiPriority="46"/>
-    <w:lsdException w:name="List Table 2 Accent 6" w:uiPriority="47"/>
-    <w:lsdException w:name="List Table 3 Accent 6" w:uiPriority="48"/>
-    <w:lsdException w:name="List Table 4 Accent 6" w:uiPriority="49"/>
-    <w:lsdException w:name="List Table 5 Dark Accent 6" w:uiPriority="50"/>
-    <w:lsdException w:name="List Table 6 Colorful Accent 6" w:uiPriority="51"/>
-    <w:lsdException w:name="List Table 7 Colorful Accent 6" w:uiPriority="52"/>
-    <w:lsdException w:name="Mention" w:semiHidden="1" w:unhideWhenUsed="1"/>
-    <w:lsdException w:name="Smart Hyperlink" w:semiHidden="1" w:unhideWhenUsed="1"/>
-    <w:lsdException w:name="Hashtag" w:semiHidden="1" w:unhideWhenUsed="1"/>
-    <w:lsdException w:name="Unresolved Mention" w:semiHidden="1" w:unhideWhenUsed="1"/>
-    <w:lsdException w:name="Smart Link" w:semiHidden="1" w:unhideWhenUsed="1"/>
-  </w:latentStyles>
-  <w:style w:type="paragraph" w:default="1" w:styleId="Normal">
-    <w:name w:val="Normal"/>
-    <w:qFormat/>
-  </w:style>
-  <w:style w:type="character" w:default="1" w:styleId="DefaultParagraphFont">
-    <w:name w:val="Default Paragraph Font"/>
-    <w:uiPriority w:val="1"/>
-    <w:semiHidden/>
-    <w:unhideWhenUsed/>
-  </w:style>
-  <w:style w:type="table" w:default="1" w:styleId="TableNormal">
-    <w:name w:val="Normal Table"/>
-    <w:uiPriority w:val="99"/>
-    <w:semiHidden/>
-    <w:unhideWhenUsed/>
-    <w:tblPr>
-      <w:tblInd w:w="0" w:type="dxa"/>
-      <w:tblCellMar>
-        <w:top w:w="0" w:type="dxa"/>
-        <w:left w:w="108" w:type="dxa"/>
-        <w:bottom w:w="0" w:type="dxa"/>
-        <w:right w:w="108" w:type="dxa"/>
-      </w:tblCellMar>
-    </w:tblPr>
-  </w:style>
-  <w:style w:type="numbering" w:default="1" w:styleId="NoList">
-    <w:name w:val="No List"/>
-    <w:uiPriority w:val="99"/>
-    <w:semiHidden/>
-    <w:unhideWhenUsed/>
-  </w:style>
-  <w:style w:type="paragraph" w:styleId="Header">
-    <w:name w:val="header"/>
-    <w:basedOn w:val="Normal"/>
-    <w:link w:val="HeaderChar"/>
-    <w:uiPriority w:val="99"/>
-    <w:unhideWhenUsed/>
-    <w:pPr>
-      <w:tabs>
-        <w:tab w:val="center" w:pos="4680"/>
-        <w:tab w:val="right" w:pos="9360"/>
-      </w:tabs>
-      <w:spacing w:after="0" w:line="240" w:lineRule="auto"/>
-    </w:pPr>
-    <w:rPr>
-      <w:color w:val="595959" w:themeColor="text1" w:themeTint="A6"/>
-      <w:sz w:val="18"/>
-    </w:rPr>
-  </w:style>
-  <w:style w:type="character" w:customStyle="1" w:styleId="HeaderChar">
-    <w:name w:val="Header Char"/>
-    <w:basedOn w:val="DefaultParagraphFont"/>
-    <w:link w:val="Header"/>
-    <w:uiPriority w:val="99"/>
-    <w:rPr>
-      <w:color w:val="595959" w:themeColor="text1" w:themeTint="A6"/>
-      <w:sz w:val="18"/>
-    </w:rPr>
-  </w:style>
-  <w:style w:type="character" w:styleId="PlaceholderText">
-    <w:name w:val="Placeholder Text"/>
-    <w:basedOn w:val="DefaultParagraphFont"/>
-    <w:uiPriority w:val="99"/>
-    <w:semiHidden/>
-    <w:rsid w:val="00DD5420"/>
-    <w:rPr>
-      <w:color w:val="404040" w:themeColor="text1" w:themeTint="BF"/>
-    </w:rPr>
-  </w:style>
-  <w:style w:type="paragraph" w:customStyle="1" w:styleId="E29A4B5D3E4B49D28C2D4C18AAF84353">
-    <w:name w:val="E29A4B5D3E4B49D28C2D4C18AAF84353"/>
-    <w:rsid w:val="008F7E34"/>
-    <w:rPr>
-      <w:kern w:val="0"/>
-      <w14:ligatures w14:val="none"/>
-    </w:rPr>
-  </w:style>
-  <w:style w:type="paragraph" w:customStyle="1" w:styleId="BA468CCCC6AE4A7D82D36921C4DF9A6F">
-    <w:name w:val="BA468CCCC6AE4A7D82D36921C4DF9A6F"/>
-    <w:rsid w:val="008F7E34"/>
-    <w:rPr>
-      <w:kern w:val="0"/>
-      <w14:ligatures w14:val="none"/>
-    </w:rPr>
-  </w:style>
-  <w:style w:type="paragraph" w:customStyle="1" w:styleId="FF517443142E49E5A1D2694CB48DD158">
-    <w:name w:val="FF517443142E49E5A1D2694CB48DD158"/>
-    <w:rsid w:val="008F7E34"/>
-    <w:rPr>
-      <w:kern w:val="0"/>
-      <w14:ligatures w14:val="none"/>
-    </w:rPr>
-  </w:style>
-  <w:style w:type="paragraph" w:customStyle="1" w:styleId="F027A542A5994FA1B51F83D5BEB19BC3">
-    <w:name w:val="F027A542A5994FA1B51F83D5BEB19BC3"/>
-    <w:rsid w:val="005F29E6"/>
-    <w:rPr>
-      <w:kern w:val="0"/>
-      <w:lang w:val="en-AU" w:eastAsia="en-AU"/>
-      <w14:ligatures w14:val="none"/>
-    </w:rPr>
-  </w:style>
-  <w:style w:type="paragraph" w:customStyle="1" w:styleId="B94F8D578F7D4FD9ACDBED10B383486A">
-    <w:name w:val="B94F8D578F7D4FD9ACDBED10B383486A"/>
-    <w:rsid w:val="005F29E6"/>
-    <w:rPr>
-      <w:kern w:val="0"/>
-      <w:lang w:val="en-AU" w:eastAsia="en-AU"/>
-      <w14:ligatures w14:val="none"/>
-    </w:rPr>
-  </w:style>
-  <w:style w:type="paragraph" w:customStyle="1" w:styleId="2F36C5747AAE4476BA1FBCE6531E650F">
-    <w:name w:val="2F36C5747AAE4476BA1FBCE6531E650F"/>
-    <w:rsid w:val="005F29E6"/>
-    <w:rPr>
-      <w:kern w:val="0"/>
-      <w:lang w:val="en-AU" w:eastAsia="en-AU"/>
-      <w14:ligatures w14:val="none"/>
-    </w:rPr>
-  </w:style>
-  <w:style w:type="paragraph" w:customStyle="1" w:styleId="72D36951BC93439C8F5042DCBC1F2A22">
-    <w:name w:val="72D36951BC93439C8F5042DCBC1F2A22"/>
-    <w:rsid w:val="005F29E6"/>
-    <w:rPr>
-      <w:kern w:val="0"/>
-      <w:lang w:val="en-AU" w:eastAsia="en-AU"/>
-      <w14:ligatures w14:val="none"/>
-    </w:rPr>
-  </w:style>
-  <w:style w:type="paragraph" w:customStyle="1" w:styleId="FBC08B8A324B4C41A19990C8A115E8EB">
-    <w:name w:val="FBC08B8A324B4C41A19990C8A115E8EB"/>
-    <w:rsid w:val="005F29E6"/>
-    <w:rPr>
-      <w:kern w:val="0"/>
-      <w:lang w:val="en-AU" w:eastAsia="en-AU"/>
-      <w14:ligatures w14:val="none"/>
-    </w:rPr>
-  </w:style>
-  <w:style w:type="paragraph" w:customStyle="1" w:styleId="ED00DCCCF25845568F67D346164707E2">
-    <w:name w:val="ED00DCCCF25845568F67D346164707E2"/>
-    <w:rsid w:val="005F29E6"/>
-    <w:rPr>
-      <w:kern w:val="0"/>
-      <w:lang w:val="en-AU" w:eastAsia="en-AU"/>
-      <w14:ligatures w14:val="none"/>
-    </w:rPr>
-  </w:style>
-  <w:style w:type="paragraph" w:customStyle="1" w:styleId="039C4F348ACF44189CD6A0F32EF6E40B">
-    <w:name w:val="039C4F348ACF44189CD6A0F32EF6E40B"/>
-    <w:rsid w:val="005F29E6"/>
-    <w:rPr>
-      <w:kern w:val="0"/>
-      <w:lang w:val="en-AU" w:eastAsia="en-AU"/>
-      <w14:ligatures w14:val="none"/>
-    </w:rPr>
-  </w:style>
-  <w:style w:type="paragraph" w:customStyle="1" w:styleId="3FD1F8F55C0E4B17BDFDCFC536392160">
-    <w:name w:val="3FD1F8F55C0E4B17BDFDCFC536392160"/>
-    <w:rsid w:val="00DD5420"/>
-    <w:rPr>
-      <w:kern w:val="0"/>
-      <w:lang w:val="en-AU" w:eastAsia="en-AU"/>
-      <w14:ligatures w14:val="none"/>
-    </w:rPr>
-  </w:style>
-  <w:style w:type="paragraph" w:customStyle="1" w:styleId="3B40D47BE2CA4340887D7A6BA38FC5B8">
-    <w:name w:val="3B40D47BE2CA4340887D7A6BA38FC5B8"/>
-    <w:rsid w:val="00DD5420"/>
-    <w:rPr>
-      <w:kern w:val="0"/>
-      <w:lang w:val="en-AU" w:eastAsia="en-AU"/>
-      <w14:ligatures w14:val="none"/>
-    </w:rPr>
-  </w:style>
-  <w:style w:type="paragraph" w:customStyle="1" w:styleId="4591702292274C999843909F228455D8">
-    <w:name w:val="4591702292274C999843909F228455D8"/>
-    <w:rsid w:val="00DD5420"/>
-    <w:rPr>
-      <w:kern w:val="0"/>
-      <w:lang w:val="en-AU" w:eastAsia="en-AU"/>
-      <w14:ligatures w14:val="none"/>
-    </w:rPr>
-  </w:style>
-</w:styles>
-</file>
-
-<file path=word/glossary/webSettings.xml><?xml version="1.0" encoding="utf-8"?>
-<w:webSettings xmlns:mc="http://schemas.openxmlformats.org/markup-compatibility/2006" xmlns:r="http://schemas.openxmlformats.org/officeDocument/2006/relationships" xmlns:w="http://schemas.openxmlformats.org/wordprocessingml/2006/main" xmlns:w14="http://schemas.microsoft.com/office/word/2010/wordml" xmlns:w15="http://schemas.microsoft.com/office/word/2012/wordml" xmlns:w16cex="http://schemas.microsoft.com/office/word/2018/wordml/cex" xmlns:w16cid="http://schemas.microsoft.com/office/word/2016/wordml/cid" xmlns:w16="http://schemas.microsoft.com/office/word/2018/wordml" xmlns:w16sdtdh="http://schemas.microsoft.com/office/word/2020/wordml/sdtdatahash" xmlns:w16se="http://schemas.microsoft.com/office/word/2015/wordml/symex" mc:Ignorable="w14 w15 w16se w16cid w16 w16cex w16sdtdh">
-  <w:optimizeForBrowser/>
-  <w:allowPNG/>
-</w:webSettings>
-</file>
-
 <file path=word/theme/theme11.xml><?xml version="1.0" encoding="utf-8"?>
 <a:theme xmlns:a="http://schemas.openxmlformats.org/drawingml/2006/main" name="Small Business Set">
   <a:themeElements>
@@ -33354,390 +32072,6 @@
 </a:theme>
 </file>
 
-<file path=customXml/item13.xml><?xml version="1.0" encoding="utf-8"?>
-<CoverPageProperties xmlns="http://schemas.microsoft.com/office/2006/coverPageProps">
-  <PublishDate/>
-  <Abstract/>
-  <CompanyAddress/>
-  <CompanyPhone/>
-  <CompanyFax/>
-  <CompanyEmail/>
-</CoverPageProperties>
-</file>
-
-<file path=customXml/item2.xml><?xml version="1.0" encoding="utf-8"?>
-<b:Sources xmlns:b="http://schemas.openxmlformats.org/officeDocument/2006/bibliography" SelectedStyle="\apasixtheditionofficeonline.xsl" StyleName="APA" Version="6"/>
-</file>
-
-<file path=customXml/item35.xml><?xml version="1.0" encoding="utf-8"?>
-<ct:contentTypeSchema xmlns:ct="http://schemas.microsoft.com/office/2006/metadata/contentType" xmlns:ma="http://schemas.microsoft.com/office/2006/metadata/properties/metaAttributes" ct:_="" ma:_="" ma:contentTypeName="Document" ma:contentTypeID="0x01010079F111ED35F8CC479449609E8A0923A6" ma:contentTypeVersion="28" ma:contentTypeDescription="Create a new document." ma:contentTypeScope="" ma:versionID="60f5a4f2d2b0abadcf532d48ebf9cb71">
-  <xsd:schema xmlns:xsd="http://www.w3.org/2001/XMLSchema" xmlns:xs="http://www.w3.org/2001/XMLSchema" xmlns:p="http://schemas.microsoft.com/office/2006/metadata/properties" xmlns:ns1="http://schemas.microsoft.com/sharepoint/v3" xmlns:ns2="71af3243-3dd4-4a8d-8c0d-dd76da1f02a5" xmlns:ns3="16c05727-aa75-4e4a-9b5f-8a80a1165891" xmlns:ns4="230e9df3-be65-4c73-a93b-d1236ebd677e" targetNamespace="http://schemas.microsoft.com/office/2006/metadata/properties" ma:root="true" ma:fieldsID="7dd78129e6a1811f84807ad11c651531" ns1:_="" ns2:_="" ns3:_="" ns4:_="">
-    <xsd:import namespace="http://schemas.microsoft.com/sharepoint/v3"/>
-    <xsd:import namespace="71af3243-3dd4-4a8d-8c0d-dd76da1f02a5"/>
-    <xsd:import namespace="16c05727-aa75-4e4a-9b5f-8a80a1165891"/>
-    <xsd:import namespace="230e9df3-be65-4c73-a93b-d1236ebd677e"/>
-    <xsd:element name="properties">
-      <xsd:complexType>
-        <xsd:sequence>
-          <xsd:element name="documentManagement">
-            <xsd:complexType>
-              <xsd:all>
-                <xsd:element ref="ns2:Status" minOccurs="0"/>
-                <xsd:element ref="ns2:Image" minOccurs="0"/>
-                <xsd:element ref="ns2:MediaServiceMetadata" minOccurs="0"/>
-                <xsd:element ref="ns2:MediaServiceFastMetadata" minOccurs="0"/>
-                <xsd:element ref="ns2:MediaServiceOCR" minOccurs="0"/>
-                <xsd:element ref="ns2:MediaServiceAutoTags" minOccurs="0"/>
-                <xsd:element ref="ns2:MediaServiceEventHashCode" minOccurs="0"/>
-                <xsd:element ref="ns2:MediaServiceGenerationTime" minOccurs="0"/>
-                <xsd:element ref="ns3:SharedWithUsers" minOccurs="0"/>
-                <xsd:element ref="ns3:SharedWithDetails" minOccurs="0"/>
-                <xsd:element ref="ns2:MediaServiceAutoKeyPoints" minOccurs="0"/>
-                <xsd:element ref="ns2:MediaServiceKeyPoints" minOccurs="0"/>
-                <xsd:element ref="ns2:MediaServiceDateTaken" minOccurs="0"/>
-                <xsd:element ref="ns1:_ip_UnifiedCompliancePolicyProperties" minOccurs="0"/>
-                <xsd:element ref="ns1:_ip_UnifiedCompliancePolicyUIAction" minOccurs="0"/>
-                <xsd:element ref="ns4:TaxCatchAll" minOccurs="0"/>
-                <xsd:element ref="ns2:ImageTagsTaxHTField" minOccurs="0"/>
-                <xsd:element ref="ns2:MediaServiceLocation" minOccurs="0"/>
-                <xsd:element ref="ns2:MediaLengthInSeconds" minOccurs="0"/>
-                <xsd:element ref="ns2:Background" minOccurs="0"/>
-                <xsd:element ref="ns2:MediaServiceSearchProperties" minOccurs="0"/>
-                <xsd:element ref="ns2:MediaServiceDocTags" minOccurs="0"/>
-                <xsd:element ref="ns2:MediaServiceObjectDetectorVersions" minOccurs="0"/>
-                <xsd:element ref="ns2:MediaServiceSystemTags" minOccurs="0"/>
-              </xsd:all>
-            </xsd:complexType>
-          </xsd:element>
-        </xsd:sequence>
-      </xsd:complexType>
-    </xsd:element>
-  </xsd:schema>
-  <xsd:schema xmlns:xsd="http://www.w3.org/2001/XMLSchema" xmlns:xs="http://www.w3.org/2001/XMLSchema" xmlns:dms="http://schemas.microsoft.com/office/2006/documentManagement/types" xmlns:pc="http://schemas.microsoft.com/office/infopath/2007/PartnerControls" targetNamespace="http://schemas.microsoft.com/sharepoint/v3" elementFormDefault="qualified">
-    <xsd:import namespace="http://schemas.microsoft.com/office/2006/documentManagement/types"/>
-    <xsd:import namespace="http://schemas.microsoft.com/office/infopath/2007/PartnerControls"/>
-    <xsd:element name="_ip_UnifiedCompliancePolicyProperties" ma:index="20" nillable="true" ma:displayName="Unified Compliance Policy Properties" ma:hidden="true" ma:internalName="_ip_UnifiedCompliancePolicyProperties" ma:readOnly="false">
-      <xsd:simpleType>
-        <xsd:restriction base="dms:Note"/>
-      </xsd:simpleType>
-    </xsd:element>
-    <xsd:element name="_ip_UnifiedCompliancePolicyUIAction" ma:index="21" nillable="true" ma:displayName="Unified Compliance Policy UI Action" ma:hidden="true" ma:internalName="_ip_UnifiedCompliancePolicyUIAction" ma:readOnly="false">
-      <xsd:simpleType>
-        <xsd:restriction base="dms:Text"/>
-      </xsd:simpleType>
-    </xsd:element>
-  </xsd:schema>
-  <xsd:schema xmlns:xsd="http://www.w3.org/2001/XMLSchema" xmlns:xs="http://www.w3.org/2001/XMLSchema" xmlns:dms="http://schemas.microsoft.com/office/2006/documentManagement/types" xmlns:pc="http://schemas.microsoft.com/office/infopath/2007/PartnerControls" targetNamespace="71af3243-3dd4-4a8d-8c0d-dd76da1f02a5" elementFormDefault="qualified">
-    <xsd:import namespace="http://schemas.microsoft.com/office/2006/documentManagement/types"/>
-    <xsd:import namespace="http://schemas.microsoft.com/office/infopath/2007/PartnerControls"/>
-    <xsd:element name="Status" ma:index="2" nillable="true" ma:displayName="Status" ma:default="Not started" ma:format="Dropdown" ma:internalName="Status" ma:readOnly="false">
-      <xsd:simpleType>
-        <xsd:restriction base="dms:Choice">
-          <xsd:enumeration value="Not started"/>
-          <xsd:enumeration value="In Progress"/>
-          <xsd:enumeration value="Completed"/>
-        </xsd:restriction>
-      </xsd:simpleType>
-    </xsd:element>
-    <xsd:element name="Image" ma:index="3" nillable="true" ma:displayName="Image" ma:format="Image" ma:internalName="Image" ma:readOnly="false">
-      <xsd:complexType>
-        <xsd:complexContent>
-          <xsd:extension base="dms:URL">
-            <xsd:sequence>
-              <xsd:element name="Url" type="dms:ValidUrl" minOccurs="0" nillable="true"/>
-              <xsd:element name="Description" type="xsd:string" nillable="true"/>
-            </xsd:sequence>
-          </xsd:extension>
-        </xsd:complexContent>
-      </xsd:complexType>
-    </xsd:element>
-    <xsd:element name="MediaServiceMetadata" ma:index="8" nillable="true" ma:displayName="MediaServiceMetadata" ma:hidden="true" ma:internalName="MediaServiceMetadata" ma:readOnly="true">
-      <xsd:simpleType>
-        <xsd:restriction base="dms:Note"/>
-      </xsd:simpleType>
-    </xsd:element>
-    <xsd:element name="MediaServiceFastMetadata" ma:index="9" nillable="true" ma:displayName="MediaServiceFastMetadata" ma:hidden="true" ma:internalName="MediaServiceFastMetadata" ma:readOnly="true">
-      <xsd:simpleType>
-        <xsd:restriction base="dms:Note"/>
-      </xsd:simpleType>
-    </xsd:element>
-    <xsd:element name="MediaServiceOCR" ma:index="10" nillable="true" ma:displayName="MediaServiceOCR" ma:hidden="true" ma:internalName="MediaServiceOCR" ma:readOnly="true">
-      <xsd:simpleType>
-        <xsd:restriction base="dms:Note"/>
-      </xsd:simpleType>
-    </xsd:element>
-    <xsd:element name="MediaServiceAutoTags" ma:index="11" nillable="true" ma:displayName="MediaServiceAutoTags" ma:hidden="true" ma:internalName="MediaServiceAutoTags" ma:readOnly="true">
-      <xsd:simpleType>
-        <xsd:restriction base="dms:Text"/>
-      </xsd:simpleType>
-    </xsd:element>
-    <xsd:element name="MediaServiceEventHashCode" ma:index="12" nillable="true" ma:displayName="MediaServiceEventHashCode" ma:hidden="true" ma:internalName="MediaServiceEventHashCode" ma:readOnly="true">
-      <xsd:simpleType>
-        <xsd:restriction base="dms:Text"/>
-      </xsd:simpleType>
-    </xsd:element>
-    <xsd:element name="MediaServiceGenerationTime" ma:index="13" nillable="true" ma:displayName="MediaServiceGenerationTime" ma:hidden="true" ma:internalName="MediaServiceGenerationTime" ma:readOnly="true">
-      <xsd:simpleType>
-        <xsd:restriction base="dms:Text"/>
-      </xsd:simpleType>
-    </xsd:element>
-    <xsd:element name="MediaServiceAutoKeyPoints" ma:index="16" nillable="true" ma:displayName="MediaServiceAutoKeyPoints" ma:hidden="true" ma:internalName="MediaServiceAutoKeyPoints" ma:readOnly="true">
-      <xsd:simpleType>
-        <xsd:restriction base="dms:Note"/>
-      </xsd:simpleType>
-    </xsd:element>
-    <xsd:element name="MediaServiceKeyPoints" ma:index="17" nillable="true" ma:displayName="KeyPoints" ma:hidden="true" ma:internalName="MediaServiceKeyPoints" ma:readOnly="false">
-      <xsd:simpleType>
-        <xsd:restriction base="dms:Note"/>
-      </xsd:simpleType>
-    </xsd:element>
-    <xsd:element name="MediaServiceDateTaken" ma:index="18" nillable="true" ma:displayName="MediaServiceDateTaken" ma:hidden="true" ma:internalName="MediaServiceDateTaken" ma:readOnly="true">
-      <xsd:simpleType>
-        <xsd:restriction base="dms:Text"/>
-      </xsd:simpleType>
-    </xsd:element>
-    <xsd:element name="ImageTagsTaxHTField" ma:index="25" nillable="true" ma:taxonomy="true" ma:internalName="ImageTagsTaxHTField" ma:taxonomyFieldName="MediaServiceImageTags" ma:displayName="Image Tags" ma:readOnly="false" ma:fieldId="{5cf76f15-5ced-4ddc-b409-7134ff3c332f}" ma:taxonomyMulti="true" ma:sspId="e385fb40-52d4-4fae-9c5b-3e8ff8a5878e" ma:termSetId="09814cd3-568e-fe90-9814-8d621ff8fb84" ma:anchorId="fba54fb3-c3e1-fe81-a776-ca4b69148c4d" ma:open="true" ma:isKeyword="false">
-      <xsd:complexType>
-        <xsd:sequence>
-          <xsd:element ref="pc:Terms" minOccurs="0" maxOccurs="1"/>
-        </xsd:sequence>
-      </xsd:complexType>
-    </xsd:element>
-    <xsd:element name="MediaServiceLocation" ma:index="26" nillable="true" ma:displayName="Location" ma:hidden="true" ma:internalName="MediaServiceLocation" ma:readOnly="true">
-      <xsd:simpleType>
-        <xsd:restriction base="dms:Text"/>
-      </xsd:simpleType>
-    </xsd:element>
-    <xsd:element name="MediaLengthInSeconds" ma:index="27" nillable="true" ma:displayName="MediaLengthInSeconds" ma:hidden="true" ma:internalName="MediaLengthInSeconds" ma:readOnly="true">
-      <xsd:simpleType>
-        <xsd:restriction base="dms:Unknown"/>
-      </xsd:simpleType>
-    </xsd:element>
-    <xsd:element name="Background" ma:index="28" nillable="true" ma:displayName="Background" ma:default="0" ma:format="Dropdown" ma:internalName="Background">
-      <xsd:simpleType>
-        <xsd:restriction base="dms:Boolean"/>
-      </xsd:simpleType>
-    </xsd:element>
-    <xsd:element name="MediaServiceSearchProperties" ma:index="29" nillable="true" ma:displayName="MediaServiceSearchProperties" ma:hidden="true" ma:internalName="MediaServiceSearchProperties" ma:readOnly="true">
-      <xsd:simpleType>
-        <xsd:restriction base="dms:Note"/>
-      </xsd:simpleType>
-    </xsd:element>
-    <xsd:element name="MediaServiceDocTags" ma:index="30" nillable="true" ma:displayName="MediaServiceDocTags" ma:hidden="true" ma:internalName="MediaServiceDocTags" ma:readOnly="true">
-      <xsd:simpleType>
-        <xsd:restriction base="dms:Note"/>
-      </xsd:simpleType>
-    </xsd:element>
-    <xsd:element name="MediaServiceObjectDetectorVersions" ma:index="31" nillable="true" ma:displayName="MediaServiceObjectDetectorVersions" ma:description="" ma:hidden="true" ma:indexed="true" ma:internalName="MediaServiceObjectDetectorVersions" ma:readOnly="true">
-      <xsd:simpleType>
-        <xsd:restriction base="dms:Text"/>
-      </xsd:simpleType>
-    </xsd:element>
-    <xsd:element name="MediaServiceSystemTags" ma:index="32" nillable="true" ma:displayName="MediaServiceSystemTags" ma:hidden="true" ma:internalName="MediaServiceSystemTags" ma:readOnly="true">
-      <xsd:simpleType>
-        <xsd:restriction base="dms:Note"/>
-      </xsd:simpleType>
-    </xsd:element>
-  </xsd:schema>
-  <xsd:schema xmlns:xsd="http://www.w3.org/2001/XMLSchema" xmlns:xs="http://www.w3.org/2001/XMLSchema" xmlns:dms="http://schemas.microsoft.com/office/2006/documentManagement/types" xmlns:pc="http://schemas.microsoft.com/office/infopath/2007/PartnerControls" targetNamespace="16c05727-aa75-4e4a-9b5f-8a80a1165891" elementFormDefault="qualified">
-    <xsd:import namespace="http://schemas.microsoft.com/office/2006/documentManagement/types"/>
-    <xsd:import namespace="http://schemas.microsoft.com/office/infopath/2007/PartnerControls"/>
-    <xsd:element name="SharedWithUsers" ma:index="14" nillable="true" ma:displayName="Shared With" ma:hidden="true" ma:internalName="SharedWithUsers" ma:readOnly="true">
-      <xsd:complexType>
-        <xsd:complexContent>
-          <xsd:extension base="dms:UserMulti">
-            <xsd:sequence>
-              <xsd:element name="UserInfo" minOccurs="0" maxOccurs="unbounded">
-                <xsd:complexType>
-                  <xsd:sequence>
-                    <xsd:element name="DisplayName" type="xsd:string" minOccurs="0"/>
-                    <xsd:element name="AccountId" type="dms:UserId" minOccurs="0" nillable="true"/>
-                    <xsd:element name="AccountType" type="xsd:string" minOccurs="0"/>
-                  </xsd:sequence>
-                </xsd:complexType>
-              </xsd:element>
-            </xsd:sequence>
-          </xsd:extension>
-        </xsd:complexContent>
-      </xsd:complexType>
-    </xsd:element>
-    <xsd:element name="SharedWithDetails" ma:index="15" nillable="true" ma:displayName="Shared With Details" ma:hidden="true" ma:internalName="SharedWithDetails" ma:readOnly="true">
-      <xsd:simpleType>
-        <xsd:restriction base="dms:Note"/>
-      </xsd:simpleType>
-    </xsd:element>
-  </xsd:schema>
-  <xsd:schema xmlns:xsd="http://www.w3.org/2001/XMLSchema" xmlns:xs="http://www.w3.org/2001/XMLSchema" xmlns:dms="http://schemas.microsoft.com/office/2006/documentManagement/types" xmlns:pc="http://schemas.microsoft.com/office/infopath/2007/PartnerControls" targetNamespace="230e9df3-be65-4c73-a93b-d1236ebd677e" elementFormDefault="qualified">
-    <xsd:import namespace="http://schemas.microsoft.com/office/2006/documentManagement/types"/>
-    <xsd:import namespace="http://schemas.microsoft.com/office/infopath/2007/PartnerControls"/>
-    <xsd:element name="TaxCatchAll" ma:index="23" nillable="true" ma:displayName="Taxonomy Catch All Column" ma:hidden="true" ma:list="{3f6bfcbc-3db3-4ae6-bd76-326f0798ad28}" ma:internalName="TaxCatchAll" ma:readOnly="false" ma:showField="CatchAllData" ma:web="16c05727-aa75-4e4a-9b5f-8a80a1165891">
-      <xsd:complexType>
-        <xsd:complexContent>
-          <xsd:extension base="dms:MultiChoiceLookup">
-            <xsd:sequence>
-              <xsd:element name="Value" type="dms:Lookup" maxOccurs="unbounded" minOccurs="0" nillable="true"/>
-            </xsd:sequence>
-          </xsd:extension>
-        </xsd:complexContent>
-      </xsd:complexType>
-    </xsd:element>
-  </xsd:schema>
-  <xsd:schema xmlns="http://schemas.openxmlformats.org/package/2006/metadata/core-properties" xmlns:xsd="http://www.w3.org/2001/XMLSchema" xmlns:xsi="http://www.w3.org/2001/XMLSchema-instance" xmlns:dc="http://purl.org/dc/elements/1.1/" xmlns:dcterms="http://purl.org/dc/terms/" xmlns:odoc="http://schemas.microsoft.com/internal/obd" targetNamespace="http://schemas.openxmlformats.org/package/2006/metadata/core-properties" elementFormDefault="qualified" attributeFormDefault="unqualified" blockDefault="#all">
-    <xsd:import namespace="http://purl.org/dc/elements/1.1/" schemaLocation="http://dublincore.org/schemas/xmls/qdc/2003/04/02/dc.xsd"/>
-    <xsd:import namespace="http://purl.org/dc/terms/" schemaLocation="http://dublincore.org/schemas/xmls/qdc/2003/04/02/dcterms.xsd"/>
-    <xsd:element name="coreProperties" type="CT_coreProperties"/>
-    <xsd:complexType name="CT_coreProperties">
-      <xsd:all>
-        <xsd:element ref="dc:creator" minOccurs="0" maxOccurs="1"/>
-        <xsd:element ref="dcterms:created" minOccurs="0" maxOccurs="1"/>
-        <xsd:element ref="dc:identifier" minOccurs="0" maxOccurs="1"/>
-        <xsd:element name="contentType" minOccurs="0" maxOccurs="1" type="xsd:string" ma:displayName="Content Type"/>
-        <xsd:element ref="dc:title" minOccurs="0" maxOccurs="1" ma:index="1" ma:displayName="Title"/>
-        <xsd:element ref="dc:subject" minOccurs="0" maxOccurs="1"/>
-        <xsd:element ref="dc:description" minOccurs="0" maxOccurs="1"/>
-        <xsd:element name="keywords" minOccurs="0" maxOccurs="1" type="xsd:string"/>
-        <xsd:element ref="dc:language" minOccurs="0" maxOccurs="1"/>
-        <xsd:element name="category" minOccurs="0" maxOccurs="1" type="xsd:string"/>
-        <xsd:element name="version" minOccurs="0" maxOccurs="1" type="xsd:string"/>
-        <xsd:element name="revision" minOccurs="0" maxOccurs="1" type="xsd:string">
-          <xsd:annotation>
-            <xsd:documentation>
-                        This value indicates the number of saves or revisions. The application is responsible for updating this value after each revision.
-                    </xsd:documentation>
-          </xsd:annotation>
-        </xsd:element>
-        <xsd:element name="lastModifiedBy" minOccurs="0" maxOccurs="1" type="xsd:string"/>
-        <xsd:element ref="dcterms:modified" minOccurs="0" maxOccurs="1"/>
-        <xsd:element name="contentStatus" minOccurs="0" maxOccurs="1" type="xsd:string"/>
-      </xsd:all>
-    </xsd:complexType>
-  </xsd:schema>
-  <xs:schema xmlns:pc="http://schemas.microsoft.com/office/infopath/2007/PartnerControls" xmlns:xs="http://www.w3.org/2001/XMLSchema" targetNamespace="http://schemas.microsoft.com/office/infopath/2007/PartnerControls" elementFormDefault="qualified" attributeFormDefault="unqualified">
-    <xs:element name="Person">
-      <xs:complexType>
-        <xs:sequence>
-          <xs:element ref="pc:DisplayName" minOccurs="0"/>
-          <xs:element ref="pc:AccountId" minOccurs="0"/>
-          <xs:element ref="pc:AccountType" minOccurs="0"/>
-        </xs:sequence>
-      </xs:complexType>
-    </xs:element>
-    <xs:element name="DisplayName" type="xs:string"/>
-    <xs:element name="AccountId" type="xs:string"/>
-    <xs:element name="AccountType" type="xs:string"/>
-    <xs:element name="BDCAssociatedEntity">
-      <xs:complexType>
-        <xs:sequence>
-          <xs:element ref="pc:BDCEntity" minOccurs="0" maxOccurs="unbounded"/>
-        </xs:sequence>
-        <xs:attribute ref="pc:EntityNamespace"/>
-        <xs:attribute ref="pc:EntityName"/>
-        <xs:attribute ref="pc:SystemInstanceName"/>
-        <xs:attribute ref="pc:AssociationName"/>
-      </xs:complexType>
-    </xs:element>
-    <xs:attribute name="EntityNamespace" type="xs:string"/>
-    <xs:attribute name="EntityName" type="xs:string"/>
-    <xs:attribute name="SystemInstanceName" type="xs:string"/>
-    <xs:attribute name="AssociationName" type="xs:string"/>
-    <xs:element name="BDCEntity">
-      <xs:complexType>
-        <xs:sequence>
-          <xs:element ref="pc:EntityDisplayName" minOccurs="0"/>
-          <xs:element ref="pc:EntityInstanceReference" minOccurs="0"/>
-          <xs:element ref="pc:EntityId1" minOccurs="0"/>
-          <xs:element ref="pc:EntityId2" minOccurs="0"/>
-          <xs:element ref="pc:EntityId3" minOccurs="0"/>
-          <xs:element ref="pc:EntityId4" minOccurs="0"/>
-          <xs:element ref="pc:EntityId5" minOccurs="0"/>
-        </xs:sequence>
-      </xs:complexType>
-    </xs:element>
-    <xs:element name="EntityDisplayName" type="xs:string"/>
-    <xs:element name="EntityInstanceReference" type="xs:string"/>
-    <xs:element name="EntityId1" type="xs:string"/>
-    <xs:element name="EntityId2" type="xs:string"/>
-    <xs:element name="EntityId3" type="xs:string"/>
-    <xs:element name="EntityId4" type="xs:string"/>
-    <xs:element name="EntityId5" type="xs:string"/>
-    <xs:element name="Terms">
-      <xs:complexType>
-        <xs:sequence>
-          <xs:element ref="pc:TermInfo" minOccurs="0" maxOccurs="unbounded"/>
-        </xs:sequence>
-      </xs:complexType>
-    </xs:element>
-    <xs:element name="TermInfo">
-      <xs:complexType>
-        <xs:sequence>
-          <xs:element ref="pc:TermName" minOccurs="0"/>
-          <xs:element ref="pc:TermId" minOccurs="0"/>
-        </xs:sequence>
-      </xs:complexType>
-    </xs:element>
-    <xs:element name="TermName" type="xs:string"/>
-    <xs:element name="TermId" type="xs:string"/>
-  </xs:schema>
-</ct:contentTypeSchema>
-</file>
-
-<file path=customXml/item44.xml><?xml version="1.0" encoding="utf-8"?>
-<?mso-contentType ?>
-<FormTemplates xmlns="http://schemas.microsoft.com/sharepoint/v3/contenttype/forms">
-  <Display>DocumentLibraryForm</Display>
-  <Edit>DocumentLibraryForm</Edit>
-  <New>DocumentLibraryForm</New>
-</FormTemplates>
-</file>
-
-<file path=customXml/item52.xml><?xml version="1.0" encoding="utf-8"?>
-<p:properties xmlns:p="http://schemas.microsoft.com/office/2006/metadata/properties" xmlns:xsi="http://www.w3.org/2001/XMLSchema-instance" xmlns:pc="http://schemas.microsoft.com/office/infopath/2007/PartnerControls">
-  <documentManagement>
-    <MediaServiceKeyPoints xmlns="71af3243-3dd4-4a8d-8c0d-dd76da1f02a5" xsi:nil="true"/>
-    <Background xmlns="71af3243-3dd4-4a8d-8c0d-dd76da1f02a5">false</Background>
-    <Status xmlns="71af3243-3dd4-4a8d-8c0d-dd76da1f02a5">Not started</Status>
-    <TaxCatchAll xmlns="230e9df3-be65-4c73-a93b-d1236ebd677e" xsi:nil="true"/>
-    <ImageTagsTaxHTField xmlns="71af3243-3dd4-4a8d-8c0d-dd76da1f02a5">
-      <Terms xmlns="http://schemas.microsoft.com/office/infopath/2007/PartnerControls"/>
-    </ImageTagsTaxHTField>
-    <Image xmlns="71af3243-3dd4-4a8d-8c0d-dd76da1f02a5">
-      <Url xsi:nil="true"/>
-      <Description xsi:nil="true"/>
-    </Image>
-    <_ip_UnifiedCompliancePolicyUIAction xmlns="http://schemas.microsoft.com/sharepoint/v3" xsi:nil="true"/>
-    <_ip_UnifiedCompliancePolicyProperties xmlns="http://schemas.microsoft.com/sharepoint/v3" xsi:nil="true"/>
-  </documentManagement>
-</p:properties>
-</file>
-
-<file path=customXml/itemProps13.xml><?xml version="1.0" encoding="utf-8"?>
-<ds:datastoreItem xmlns:ds="http://schemas.openxmlformats.org/officeDocument/2006/customXml" ds:itemID="{55AF091B-3C7A-41E3-B477-F2FDAA23CFDA}">
-  <ds:schemaRefs>
-    <ds:schemaRef ds:uri="http://schemas.microsoft.com/office/2006/coverPageProps"/>
-  </ds:schemaRefs>
-</ds:datastoreItem>
-</file>
-
-<file path=customXml/itemProps21.xml><?xml version="1.0" encoding="utf-8"?>
-<ds:datastoreItem xmlns:ds="http://schemas.openxmlformats.org/officeDocument/2006/customXml" ds:itemID="{7D2252C6-4B25-46B3-858C-D717B817FDE8}">
-  <ds:schemaRefs>
-    <ds:schemaRef ds:uri="http://schemas.openxmlformats.org/officeDocument/2006/bibliography"/>
-  </ds:schemaRefs>
-</ds:datastoreItem>
-</file>
-
-<file path=customXml/itemProps35.xml><?xml version="1.0" encoding="utf-8"?>
-<ds:datastoreItem xmlns:ds="http://schemas.openxmlformats.org/officeDocument/2006/customXml" ds:itemID="{4491258B-72F2-47CF-AAC7-15B4D3264B77}"/>
-</file>
-
-<file path=customXml/itemProps44.xml><?xml version="1.0" encoding="utf-8"?>
-<ds:datastoreItem xmlns:ds="http://schemas.openxmlformats.org/officeDocument/2006/customXml" ds:itemID="{BA07DA95-4B90-4C04-B5C8-C4ACDF36EB79}"/>
-</file>
-
-<file path=customXml/itemProps52.xml><?xml version="1.0" encoding="utf-8"?>
-<ds:datastoreItem xmlns:ds="http://schemas.openxmlformats.org/officeDocument/2006/customXml" ds:itemID="{EE435C83-1BAA-4DBE-9BC1-6A279D12645F}"/>
-</file>
-
 <file path=docMetadata/LabelInfo.xml><?xml version="1.0" encoding="utf-8"?>
 <clbl:labelList xmlns:clbl="http://schemas.microsoft.com/office/2020/mipLabelMetadata"/>
 </file>